--- a/docs/manuals-docx/18-document-template-variables.docx
+++ b/docs/manuals-docx/18-document-template-variables.docx
@@ -419,7 +419,7 @@
           <w:sz w:val="22"/>
           <w:szCs w:val="22"/>
         </w:rPr>
-        <w:t>4 · ตัวแปรที่ใช้ได้ทั้งหมด</w:t>
+        <w:t>3.5 · ชุดเอกสาร 20 กันยายน 2569 — วัตถุประสงค์เป็นช่องติ๊ก และรีเซ็ตเวอร์ชันเป็น 1</w:t>
       </w:r>
     </w:p>
     <w:p>
@@ -452,7 +452,7 @@
           <w:sz w:val="22"/>
           <w:szCs w:val="22"/>
         </w:rPr>
-        <w:t>4.1 · ถ้าทำเครื่องหมายช่องกรอกมาด้วยชื่อคอลัมน์</w:t>
+        <w:t>3.4 · แก้ชื่อสั้น คำเตือน และสถานะบังคับ — ไม่ต้องแตะไฟล์</w:t>
       </w:r>
     </w:p>
     <w:p>
@@ -485,7 +485,7 @@
           <w:sz w:val="22"/>
           <w:szCs w:val="22"/>
         </w:rPr>
-        <w:t>5 · ทำเอกสารฉบับใหม่</w:t>
+        <w:t>4 · ตัวแปรที่ใช้ได้ทั้งหมด</w:t>
       </w:r>
     </w:p>
     <w:p>
@@ -518,6 +518,72 @@
           <w:sz w:val="22"/>
           <w:szCs w:val="22"/>
         </w:rPr>
+        <w:t>4.1 · ถ้าทำเครื่องหมายช่องกรอกมาด้วยชื่อคอลัมน์</w:t>
+      </w:r>
+    </w:p>
+    <w:p>
+      <w:pPr>
+        <w:spacing w:before="0" w:after="60" w:lineRule="auto" w:line="324"/>
+        <w:ind w:left="283"/>
+      </w:pPr>
+      <w:r>
+        <w:rPr>
+          <w:rFonts w:ascii="DejaVu Sans" w:hAnsi="DejaVu Sans" w:cs="DejaVu Sans" w:eastAsia="DejaVu Sans"/>
+          <w:color w:val="E5775A"/>
+          <w:sz w:val="22"/>
+          <w:szCs w:val="22"/>
+        </w:rPr>
+        <w:t>▸</w:t>
+      </w:r>
+      <w:r>
+        <w:rPr>
+          <w:rFonts w:ascii="Sarabun" w:hAnsi="Sarabun" w:cs="Sarabun" w:eastAsia="Sarabun"/>
+          <w:color w:val="E5775A"/>
+          <w:sz w:val="22"/>
+          <w:szCs w:val="22"/>
+        </w:rPr>
+        <w:t xml:space="preserve">  </w:t>
+      </w:r>
+      <w:r>
+        <w:rPr>
+          <w:rFonts w:ascii="Sarabun" w:hAnsi="Sarabun" w:cs="Sarabun" w:eastAsia="Sarabun"/>
+          <w:color w:val="1A1E33"/>
+          <w:sz w:val="22"/>
+          <w:szCs w:val="22"/>
+        </w:rPr>
+        <w:t>5 · ทำเอกสารฉบับใหม่</w:t>
+      </w:r>
+    </w:p>
+    <w:p>
+      <w:pPr>
+        <w:spacing w:before="0" w:after="60" w:lineRule="auto" w:line="324"/>
+        <w:ind w:left="283"/>
+      </w:pPr>
+      <w:r>
+        <w:rPr>
+          <w:rFonts w:ascii="DejaVu Sans" w:hAnsi="DejaVu Sans" w:cs="DejaVu Sans" w:eastAsia="DejaVu Sans"/>
+          <w:color w:val="E5775A"/>
+          <w:sz w:val="22"/>
+          <w:szCs w:val="22"/>
+        </w:rPr>
+        <w:t>▸</w:t>
+      </w:r>
+      <w:r>
+        <w:rPr>
+          <w:rFonts w:ascii="Sarabun" w:hAnsi="Sarabun" w:cs="Sarabun" w:eastAsia="Sarabun"/>
+          <w:color w:val="E5775A"/>
+          <w:sz w:val="22"/>
+          <w:szCs w:val="22"/>
+        </w:rPr>
+        <w:t xml:space="preserve">  </w:t>
+      </w:r>
+      <w:r>
+        <w:rPr>
+          <w:rFonts w:ascii="Sarabun" w:hAnsi="Sarabun" w:cs="Sarabun" w:eastAsia="Sarabun"/>
+          <w:color w:val="1A1E33"/>
+          <w:sz w:val="22"/>
+          <w:szCs w:val="22"/>
+        </w:rPr>
         <w:t>6 · ตรวจงานก่อนใช้จริง</w:t>
       </w:r>
     </w:p>
@@ -603,6 +669,87 @@
           <w:shd w:val="clear" w:fill="F5F6FA"/>
         </w:rPr>
         <w:t>docs/17-legal-document-rendering.md</w:t>
+      </w:r>
+    </w:p>
+    <w:p>
+      <w:pPr>
+        <w:spacing w:before="120" w:after="200" w:lineRule="auto" w:line="348"/>
+        <w:ind w:left="227" w:right="113"/>
+        <w:jc w:val="left"/>
+        <w:pBdr>
+          <w:left w:val="single" w:sz="24" w:space="10" w:color="E5775A"/>
+        </w:pBdr>
+        <w:shd w:val="clear" w:fill="FFF7F4"/>
+      </w:pPr>
+      <w:r>
+        <w:rPr>
+          <w:rFonts w:ascii="Sarabun" w:hAnsi="Sarabun" w:cs="Sarabun" w:eastAsia="Sarabun"/>
+          <w:color w:val="1A1E33"/>
+          <w:sz w:val="22"/>
+          <w:szCs w:val="22"/>
+          <w:b w:val="1"/>
+          <w:bCs w:val="1"/>
+        </w:rPr>
+        <w:t xml:space="preserve">ฉบับส่งมอบของเรื่องเดียวกันคือ </w:t>
+      </w:r>
+      <w:r>
+        <w:rPr>
+          <w:rFonts w:ascii="DejaVu Sans Mono" w:hAnsi="DejaVu Sans Mono" w:cs="DejaVu Sans Mono" w:eastAsia="DejaVu Sans Mono"/>
+          <w:color w:val="192768"/>
+          <w:sz w:val="19"/>
+          <w:szCs w:val="19"/>
+          <w:b w:val="1"/>
+          <w:bCs w:val="1"/>
+          <w:shd w:val="clear" w:fill="F5F6FA"/>
+        </w:rPr>
+        <w:t>docs/manuals-pdf/คู่มือ-เอกสารต้นแบบ-v1.1.pdf</w:t>
+      </w:r>
+      <w:r>
+        <w:rPr>
+          <w:rFonts w:ascii="Sarabun" w:hAnsi="Sarabun" w:cs="Sarabun" w:eastAsia="Sarabun"/>
+          <w:color w:val="1A1E33"/>
+          <w:sz w:val="22"/>
+          <w:szCs w:val="22"/>
+        </w:rPr>
+        <w:t xml:space="preserve"> — A4 พร้อมภาพหน้าจอจริง สร้างด้วย </w:t>
+      </w:r>
+      <w:r>
+        <w:rPr>
+          <w:rFonts w:ascii="DejaVu Sans Mono" w:hAnsi="DejaVu Sans Mono" w:cs="DejaVu Sans Mono" w:eastAsia="DejaVu Sans Mono"/>
+          <w:color w:val="192768"/>
+          <w:sz w:val="19"/>
+          <w:szCs w:val="19"/>
+          <w:shd w:val="clear" w:fill="F5F6FA"/>
+        </w:rPr>
+        <w:t>docs/tools/build-template-manual.py</w:t>
+      </w:r>
+      <w:r>
+        <w:rPr>
+          <w:rFonts w:ascii="Sarabun" w:hAnsi="Sarabun" w:cs="Sarabun" w:eastAsia="Sarabun"/>
+          <w:color w:val="1A1E33"/>
+          <w:sz w:val="22"/>
+          <w:szCs w:val="22"/>
+        </w:rPr>
+        <w:t xml:space="preserve"> โดยดึงตารางตัวแปรจาก </w:t>
+      </w:r>
+      <w:r>
+        <w:rPr>
+          <w:rFonts w:ascii="DejaVu Sans Mono" w:hAnsi="DejaVu Sans Mono" w:cs="DejaVu Sans Mono" w:eastAsia="DejaVu Sans Mono"/>
+          <w:color w:val="192768"/>
+          <w:sz w:val="19"/>
+          <w:szCs w:val="19"/>
+          <w:shd w:val="clear" w:fill="F5F6FA"/>
+        </w:rPr>
+        <w:t>TEMPLATE_VARIABLES</w:t>
+      </w:r>
+      <w:r>
+        <w:rPr>
+          <w:rFonts w:ascii="Sarabun" w:hAnsi="Sarabun" w:cs="Sarabun" w:eastAsia="Sarabun"/>
+          <w:color w:val="1A1E33"/>
+          <w:sz w:val="22"/>
+          <w:szCs w:val="22"/>
+        </w:rPr>
+        <w:t xml:space="preserve"> ในโค้ดตรง ๆ ไฟล์นี้เป็นฉบับ Markdown ที่อยู่คู่กับ repo และเก็บบันทึก ประวัติชุด template (§3.1–§3.5) ซึ่งไม่ได้อยู่ในคู่มือ PDF</w:t>
       </w:r>
     </w:p>
     <w:p>
@@ -1986,6 +2133,41 @@
           <w:sz w:val="22"/>
           <w:szCs w:val="22"/>
         </w:rPr>
+        <w:t>ชื่อสั้น คำเตือน และสถานะบังคับของเอกสารแก้ได้โดย</w:t>
+      </w:r>
+      <w:r>
+        <w:rPr>
+          <w:rFonts w:ascii="Sarabun" w:hAnsi="Sarabun" w:cs="Sarabun" w:eastAsia="Sarabun"/>
+          <w:color w:val="1A1E33"/>
+          <w:sz w:val="22"/>
+          <w:szCs w:val="22"/>
+          <w:b w:val="1"/>
+          <w:bCs w:val="1"/>
+        </w:rPr>
+        <w:t>ไม่ต้องอัปโหลดไฟล์ใหม่</w:t>
+      </w:r>
+      <w:r>
+        <w:rPr>
+          <w:rFonts w:ascii="Sarabun" w:hAnsi="Sarabun" w:cs="Sarabun" w:eastAsia="Sarabun"/>
+          <w:color w:val="1A1E33"/>
+          <w:sz w:val="22"/>
+          <w:szCs w:val="22"/>
+        </w:rPr>
+        <w:t xml:space="preserve"> — ดูข้อ 3.4</w:t>
+      </w:r>
+    </w:p>
+    <w:p>
+      <w:pPr>
+        <w:spacing w:before="0" w:after="160" w:lineRule="auto" w:line="348"/>
+        <w:jc w:val="both"/>
+      </w:pPr>
+      <w:r>
+        <w:rPr>
+          <w:rFonts w:ascii="Sarabun" w:hAnsi="Sarabun" w:cs="Sarabun" w:eastAsia="Sarabun"/>
+          <w:color w:val="1A1E33"/>
+          <w:sz w:val="22"/>
+          <w:szCs w:val="22"/>
+        </w:rPr>
         <w:t>ดูรายการเอกสาร ทุกเวอร์ชัน และรายชื่อตัวแปรทั้งหมดพร้อมคำอธิบาย:</w:t>
       </w:r>
     </w:p>
@@ -4000,6 +4182,1600 @@
           <w:b w:val="1"/>
           <w:bCs w:val="1"/>
         </w:rPr>
+        <w:t>3.5 · ชุดเอกสาร 20 กันยายน 2569 — วัตถุประสงค์เป็นช่องติ๊ก และรีเซ็ตเวอร์ชันเป็น 1</w:t>
+      </w:r>
+    </w:p>
+    <w:p>
+      <w:pPr>
+        <w:spacing w:before="0" w:after="160" w:lineRule="auto" w:line="348"/>
+        <w:jc w:val="both"/>
+      </w:pPr>
+      <w:r>
+        <w:rPr>
+          <w:rFonts w:ascii="Sarabun" w:hAnsi="Sarabun" w:cs="Sarabun" w:eastAsia="Sarabun"/>
+          <w:color w:val="1A1E33"/>
+          <w:sz w:val="22"/>
+          <w:szCs w:val="22"/>
+        </w:rPr>
+        <w:t xml:space="preserve">ฝ่ายกฎหมายส่ง </w:t>
+      </w:r>
+      <w:r>
+        <w:rPr>
+          <w:rFonts w:ascii="DejaVu Sans Mono" w:hAnsi="DejaVu Sans Mono" w:cs="DejaVu Sans Mono" w:eastAsia="DejaVu Sans Mono"/>
+          <w:color w:val="192768"/>
+          <w:sz w:val="19"/>
+          <w:szCs w:val="19"/>
+          <w:shd w:val="clear" w:fill="F5F6FA"/>
+        </w:rPr>
+        <w:t>assets/document-template/update-20260920/</w:t>
+      </w:r>
+      <w:r>
+        <w:rPr>
+          <w:rFonts w:ascii="Sarabun" w:hAnsi="Sarabun" w:cs="Sarabun" w:eastAsia="Sarabun"/>
+          <w:color w:val="1A1E33"/>
+          <w:sz w:val="22"/>
+          <w:szCs w:val="22"/>
+        </w:rPr>
+        <w:t xml:space="preserve"> มาห้าไฟล์ แต่ที่เปลี่ยนจริงมีสาม — ผนวก 1 กับผนวก 3 ตรงกับฉบับที่ใช้อยู่ทุกไบต์ จึงไม่ได้เผยแพร่ใหม่</w:t>
+      </w:r>
+    </w:p>
+    <w:p>
+      <w:pPr>
+        <w:spacing w:before="0" w:after="160" w:lineRule="auto" w:line="348"/>
+        <w:jc w:val="both"/>
+      </w:pPr>
+      <w:r>
+        <w:rPr>
+          <w:rFonts w:ascii="Sarabun" w:hAnsi="Sarabun" w:cs="Sarabun" w:eastAsia="Sarabun"/>
+          <w:color w:val="1A1E33"/>
+          <w:sz w:val="22"/>
+          <w:szCs w:val="22"/>
+          <w:b w:val="1"/>
+          <w:bCs w:val="1"/>
+        </w:rPr>
+        <w:t>คราวนี้ทั้ง A0 และ A4 ถูกแก้ต่อจากไฟล์ที่ระบบใช้อยู่</w:t>
+      </w:r>
+      <w:r>
+        <w:rPr>
+          <w:rFonts w:ascii="Sarabun" w:hAnsi="Sarabun" w:cs="Sarabun" w:eastAsia="Sarabun"/>
+          <w:color w:val="1A1E33"/>
+          <w:sz w:val="22"/>
+          <w:szCs w:val="22"/>
+        </w:rPr>
+        <w:t xml:space="preserve"> (</w:t>
+      </w:r>
+      <w:r>
+        <w:rPr>
+          <w:rFonts w:ascii="DejaVu Sans Mono" w:hAnsi="DejaVu Sans Mono" w:cs="DejaVu Sans Mono" w:eastAsia="DejaVu Sans Mono"/>
+          <w:color w:val="192768"/>
+          <w:sz w:val="19"/>
+          <w:szCs w:val="19"/>
+          <w:shd w:val="clear" w:fill="F5F6FA"/>
+        </w:rPr>
+        <w:t>docs/A0-template.docx</w:t>
+      </w:r>
+      <w:r>
+        <w:rPr>
+          <w:rFonts w:ascii="Sarabun" w:hAnsi="Sarabun" w:cs="Sarabun" w:eastAsia="Sarabun"/>
+          <w:color w:val="1A1E33"/>
+          <w:sz w:val="22"/>
+          <w:szCs w:val="22"/>
+        </w:rPr>
+        <w:t xml:space="preserve"> / </w:t>
+      </w:r>
+      <w:r>
+        <w:rPr>
+          <w:rFonts w:ascii="DejaVu Sans Mono" w:hAnsi="DejaVu Sans Mono" w:cs="DejaVu Sans Mono" w:eastAsia="DejaVu Sans Mono"/>
+          <w:color w:val="192768"/>
+          <w:sz w:val="19"/>
+          <w:szCs w:val="19"/>
+          <w:shd w:val="clear" w:fill="F5F6FA"/>
+        </w:rPr>
+        <w:t>docs/A4-template.docx</w:t>
+      </w:r>
+      <w:r>
+        <w:rPr>
+          <w:rFonts w:ascii="Sarabun" w:hAnsi="Sarabun" w:cs="Sarabun" w:eastAsia="Sarabun"/>
+          <w:color w:val="1A1E33"/>
+          <w:sz w:val="22"/>
+          <w:szCs w:val="22"/>
+        </w:rPr>
+        <w:t xml:space="preserve">) ไม่ใช่จากแบบฟอร์มเปล่า — placeholder จึงเป็น </w:t>
+      </w:r>
+      <w:r>
+        <w:rPr>
+          <w:rFonts w:ascii="DejaVu Sans Mono" w:hAnsi="DejaVu Sans Mono" w:cs="DejaVu Sans Mono" w:eastAsia="DejaVu Sans Mono"/>
+          <w:color w:val="192768"/>
+          <w:sz w:val="19"/>
+          <w:szCs w:val="19"/>
+          <w:shd w:val="clear" w:fill="F5F6FA"/>
+        </w:rPr>
+        <w:t>{{…}}</w:t>
+      </w:r>
+      <w:r>
+        <w:rPr>
+          <w:rFonts w:ascii="Sarabun" w:hAnsi="Sarabun" w:cs="Sarabun" w:eastAsia="Sarabun"/>
+          <w:color w:val="1A1E33"/>
+          <w:sz w:val="22"/>
+          <w:szCs w:val="22"/>
+        </w:rPr>
+        <w:t xml:space="preserve"> ครบอยู่แล้ว และ ถ้อยคำที่ฝ่ายกฎหมายวางรอบช่องกรอก เช่น </w:t>
+      </w:r>
+      <w:r>
+        <w:rPr>
+          <w:rFonts w:ascii="DejaVu Sans Mono" w:hAnsi="DejaVu Sans Mono" w:cs="DejaVu Sans Mono" w:eastAsia="DejaVu Sans Mono"/>
+          <w:color w:val="192768"/>
+          <w:sz w:val="19"/>
+          <w:szCs w:val="19"/>
+          <w:shd w:val="clear" w:fill="F5F6FA"/>
+        </w:rPr>
+        <w:t>…{{dataset.objectiveOther}}…</w:t>
+      </w:r>
+      <w:r>
+        <w:rPr>
+          <w:rFonts w:ascii="Sarabun" w:hAnsi="Sarabun" w:cs="Sarabun" w:eastAsia="Sarabun"/>
+          <w:color w:val="1A1E33"/>
+          <w:sz w:val="22"/>
+          <w:szCs w:val="22"/>
+          <w:b w:val="1"/>
+          <w:bCs w:val="1"/>
+        </w:rPr>
+        <w:t>ต้องคงไว้ตามนั้น</w:t>
+      </w:r>
+      <w:r>
+        <w:rPr>
+          <w:rFonts w:ascii="Sarabun" w:hAnsi="Sarabun" w:cs="Sarabun" w:eastAsia="Sarabun"/>
+          <w:color w:val="1A1E33"/>
+          <w:sz w:val="22"/>
+          <w:szCs w:val="22"/>
+        </w:rPr>
+        <w:t xml:space="preserve"> (BDI ต้องการให้จุดไข่ปลาพิมพ์ออกมา) สคริปต์ที่ใช้คือ </w:t>
+      </w:r>
+      <w:r>
+        <w:rPr>
+          <w:rFonts w:ascii="DejaVu Sans Mono" w:hAnsi="DejaVu Sans Mono" w:cs="DejaVu Sans Mono" w:eastAsia="DejaVu Sans Mono"/>
+          <w:color w:val="192768"/>
+          <w:sz w:val="19"/>
+          <w:szCs w:val="19"/>
+          <w:shd w:val="clear" w:fill="F5F6FA"/>
+        </w:rPr>
+        <w:t>docs/tools/normalise-template.py</w:t>
+      </w:r>
+      <w:r>
+        <w:rPr>
+          <w:rFonts w:ascii="Sarabun" w:hAnsi="Sarabun" w:cs="Sarabun" w:eastAsia="Sarabun"/>
+          <w:color w:val="1A1E33"/>
+          <w:sz w:val="22"/>
+          <w:szCs w:val="22"/>
+        </w:rPr>
+        <w:t xml:space="preserve"> — ไม่ใช่ </w:t>
+      </w:r>
+      <w:r>
+        <w:rPr>
+          <w:rFonts w:ascii="DejaVu Sans Mono" w:hAnsi="DejaVu Sans Mono" w:cs="DejaVu Sans Mono" w:eastAsia="DejaVu Sans Mono"/>
+          <w:color w:val="192768"/>
+          <w:sz w:val="19"/>
+          <w:szCs w:val="19"/>
+          <w:shd w:val="clear" w:fill="F5F6FA"/>
+        </w:rPr>
+        <w:t>build-a4-template.py</w:t>
+      </w:r>
+      <w:r>
+        <w:rPr>
+          <w:rFonts w:ascii="Sarabun" w:hAnsi="Sarabun" w:cs="Sarabun" w:eastAsia="Sarabun"/>
+          <w:color w:val="1A1E33"/>
+          <w:sz w:val="22"/>
+          <w:szCs w:val="22"/>
+        </w:rPr>
+        <w:t xml:space="preserve"> ที่อิงดัชนีย่อหน้าของแบบฟอร์มเปล่า</w:t>
+      </w:r>
+    </w:p>
+    <w:p>
+      <w:pPr>
+        <w:spacing w:before="0" w:after="80" w:lineRule="auto" w:line="348"/>
+        <w:ind w:left="482" w:hanging="312"/>
+        <w:jc w:val="left"/>
+      </w:pPr>
+      <w:r>
+        <w:rPr>
+          <w:rFonts w:ascii="Sarabun" w:hAnsi="Sarabun" w:cs="Sarabun" w:eastAsia="Sarabun"/>
+          <w:color w:val="E5775A"/>
+          <w:sz w:val="22"/>
+          <w:szCs w:val="22"/>
+          <w:b w:val="1"/>
+          <w:bCs w:val="1"/>
+        </w:rPr>
+        <w:t xml:space="preserve">•  </w:t>
+      </w:r>
+      <w:r>
+        <w:rPr>
+          <w:rFonts w:ascii="Sarabun" w:hAnsi="Sarabun" w:cs="Sarabun" w:eastAsia="Sarabun"/>
+          <w:color w:val="1A1E33"/>
+          <w:sz w:val="22"/>
+          <w:szCs w:val="22"/>
+          <w:b w:val="1"/>
+          <w:bCs w:val="1"/>
+        </w:rPr>
+        <w:t>A4</w:t>
+      </w:r>
+      <w:r>
+        <w:rPr>
+          <w:rFonts w:ascii="Sarabun" w:hAnsi="Sarabun" w:cs="Sarabun" w:eastAsia="Sarabun"/>
+          <w:color w:val="1A1E33"/>
+          <w:sz w:val="22"/>
+          <w:szCs w:val="22"/>
+        </w:rPr>
+        <w:t xml:space="preserve"> — ข้อ 8 วัตถุประสงค์กลายเป็นช่องติ๊ก </w:t>
+      </w:r>
+      <w:r>
+        <w:rPr>
+          <w:rFonts w:ascii="DejaVu Sans Mono" w:hAnsi="DejaVu Sans Mono" w:cs="DejaVu Sans Mono" w:eastAsia="DejaVu Sans Mono"/>
+          <w:color w:val="192768"/>
+          <w:sz w:val="19"/>
+          <w:szCs w:val="19"/>
+          <w:shd w:val="clear" w:fill="F5F6FA"/>
+        </w:rPr>
+        <w:t>{{tick.objective.01}}</w:t>
+      </w:r>
+      <w:r>
+        <w:rPr>
+          <w:rFonts w:ascii="Sarabun" w:hAnsi="Sarabun" w:cs="Sarabun" w:eastAsia="Sarabun"/>
+          <w:color w:val="1A1E33"/>
+          <w:sz w:val="22"/>
+          <w:szCs w:val="22"/>
+        </w:rPr>
+        <w:t xml:space="preserve"> … </w:t>
+      </w:r>
+      <w:r>
+        <w:rPr>
+          <w:rFonts w:ascii="DejaVu Sans Mono" w:hAnsi="DejaVu Sans Mono" w:cs="DejaVu Sans Mono" w:eastAsia="DejaVu Sans Mono"/>
+          <w:color w:val="192768"/>
+          <w:sz w:val="19"/>
+          <w:szCs w:val="19"/>
+          <w:shd w:val="clear" w:fill="F5F6FA"/>
+        </w:rPr>
+        <w:t>.99}}</w:t>
+      </w:r>
+      <w:r>
+        <w:rPr>
+          <w:rFonts w:ascii="Sarabun" w:hAnsi="Sarabun" w:cs="Sarabun" w:eastAsia="Sarabun"/>
+          <w:color w:val="1A1E33"/>
+          <w:sz w:val="22"/>
+          <w:szCs w:val="22"/>
+        </w:rPr>
+        <w:t xml:space="preserve"> 14 ข้อ (เลือกได้หลายข้อ — ข้อที่เลือกทุกข้อได้ </w:t>
+      </w:r>
+      <w:r>
+        <w:rPr>
+          <w:rFonts w:ascii="DejaVu Sans" w:hAnsi="DejaVu Sans" w:cs="DejaVu Sans" w:eastAsia="DejaVu Sans"/>
+          <w:color w:val="1A1E33"/>
+          <w:sz w:val="22"/>
+          <w:szCs w:val="22"/>
+        </w:rPr>
+        <w:t>✔</w:t>
+      </w:r>
+      <w:r>
+        <w:rPr>
+          <w:rFonts w:ascii="Sarabun" w:hAnsi="Sarabun" w:cs="Sarabun" w:eastAsia="Sarabun"/>
+          <w:color w:val="1A1E33"/>
+          <w:sz w:val="22"/>
+          <w:szCs w:val="22"/>
+        </w:rPr>
+        <w:t xml:space="preserve">) บวก </w:t>
+      </w:r>
+      <w:r>
+        <w:rPr>
+          <w:rFonts w:ascii="DejaVu Sans Mono" w:hAnsi="DejaVu Sans Mono" w:cs="DejaVu Sans Mono" w:eastAsia="DejaVu Sans Mono"/>
+          <w:color w:val="192768"/>
+          <w:sz w:val="19"/>
+          <w:szCs w:val="19"/>
+          <w:shd w:val="clear" w:fill="F5F6FA"/>
+        </w:rPr>
+        <w:t>{{dataset.objectiveOther}}</w:t>
+      </w:r>
+      <w:r>
+        <w:rPr>
+          <w:rFonts w:ascii="Sarabun" w:hAnsi="Sarabun" w:cs="Sarabun" w:eastAsia="Sarabun"/>
+          <w:color w:val="1A1E33"/>
+          <w:sz w:val="22"/>
+          <w:szCs w:val="22"/>
+        </w:rPr>
+        <w:t xml:space="preserve"> และข้อ 12.1 มีห้าตัวเลือก </w:t>
+      </w:r>
+      <w:r>
+        <w:rPr>
+          <w:rFonts w:ascii="DejaVu Sans Mono" w:hAnsi="DejaVu Sans Mono" w:cs="DejaVu Sans Mono" w:eastAsia="DejaVu Sans Mono"/>
+          <w:color w:val="192768"/>
+          <w:sz w:val="19"/>
+          <w:szCs w:val="19"/>
+          <w:shd w:val="clear" w:fill="F5F6FA"/>
+        </w:rPr>
+        <w:t>{{tick.dataFormat.1}}</w:t>
+      </w:r>
+      <w:r>
+        <w:rPr>
+          <w:rFonts w:ascii="Sarabun" w:hAnsi="Sarabun" w:cs="Sarabun" w:eastAsia="Sarabun"/>
+          <w:color w:val="1A1E33"/>
+          <w:sz w:val="22"/>
+          <w:szCs w:val="22"/>
+        </w:rPr>
+        <w:t xml:space="preserve"> … </w:t>
+      </w:r>
+      <w:r>
+        <w:rPr>
+          <w:rFonts w:ascii="DejaVu Sans Mono" w:hAnsi="DejaVu Sans Mono" w:cs="DejaVu Sans Mono" w:eastAsia="DejaVu Sans Mono"/>
+          <w:color w:val="192768"/>
+          <w:sz w:val="19"/>
+          <w:szCs w:val="19"/>
+          <w:shd w:val="clear" w:fill="F5F6FA"/>
+        </w:rPr>
+        <w:t>.5}}</w:t>
+      </w:r>
+      <w:r>
+        <w:rPr>
+          <w:rFonts w:ascii="Sarabun" w:hAnsi="Sarabun" w:cs="Sarabun" w:eastAsia="Sarabun"/>
+          <w:color w:val="1A1E33"/>
+          <w:sz w:val="22"/>
+          <w:szCs w:val="22"/>
+        </w:rPr>
+        <w:t xml:space="preserve"> รวมช่องติ๊ก 90 · placeholder 116 สิ่งที่ Word ทำไว้ตอนพิมพ์เพิ่มและสคริปต์แก้กลับ: เครื่องหมายไม่ได้อยู่ใน run ของตัวเอง (วงกลมจะโตไม่เท่ากัน) · บรรทัด "วางไฟล์ในพื้นที่ที่ BDI กำหนด" ถูกพิมพ์ใน DejaVu Sans 14pt · รายการวัตถุประสงค์ย่อหน้าไม่เท่ากับรายการอื่น · ไฮไลต์เหลือง 6 จุด </w:t>
+      </w:r>
+      <w:r>
+        <w:rPr>
+          <w:rFonts w:ascii="DejaVu Sans Mono" w:hAnsi="DejaVu Sans Mono" w:cs="DejaVu Sans Mono" w:eastAsia="DejaVu Sans Mono"/>
+          <w:color w:val="192768"/>
+          <w:sz w:val="19"/>
+          <w:szCs w:val="19"/>
+          <w:shd w:val="clear" w:fill="F5F6FA"/>
+        </w:rPr>
+        <w:t>{{dataset.objective}}</w:t>
+      </w:r>
+      <w:r>
+        <w:rPr>
+          <w:rFonts w:ascii="Sarabun" w:hAnsi="Sarabun" w:cs="Sarabun" w:eastAsia="Sarabun"/>
+          <w:color w:val="1A1E33"/>
+          <w:sz w:val="22"/>
+          <w:szCs w:val="22"/>
+        </w:rPr>
+        <w:t xml:space="preserve"> ที่ยังอยู่บนบรรทัดหัวข้อพิมพ์ป้ายของข้อที่เลือกคั่นด้วยจุดกลาง</w:t>
+      </w:r>
+    </w:p>
+    <w:p>
+      <w:pPr>
+        <w:spacing w:before="0" w:after="80" w:lineRule="auto" w:line="348"/>
+        <w:ind w:left="482" w:hanging="312"/>
+        <w:jc w:val="left"/>
+      </w:pPr>
+      <w:r>
+        <w:rPr>
+          <w:rFonts w:ascii="Sarabun" w:hAnsi="Sarabun" w:cs="Sarabun" w:eastAsia="Sarabun"/>
+          <w:color w:val="E5775A"/>
+          <w:sz w:val="22"/>
+          <w:szCs w:val="22"/>
+          <w:b w:val="1"/>
+          <w:bCs w:val="1"/>
+        </w:rPr>
+        <w:t xml:space="preserve">•  </w:t>
+      </w:r>
+      <w:r>
+        <w:rPr>
+          <w:rFonts w:ascii="Sarabun" w:hAnsi="Sarabun" w:cs="Sarabun" w:eastAsia="Sarabun"/>
+          <w:color w:val="1A1E33"/>
+          <w:sz w:val="22"/>
+          <w:szCs w:val="22"/>
+          <w:b w:val="1"/>
+          <w:bCs w:val="1"/>
+        </w:rPr>
+        <w:t>A0</w:t>
+      </w:r>
+      <w:r>
+        <w:rPr>
+          <w:rFonts w:ascii="Sarabun" w:hAnsi="Sarabun" w:cs="Sarabun" w:eastAsia="Sarabun"/>
+          <w:color w:val="1A1E33"/>
+          <w:sz w:val="22"/>
+          <w:szCs w:val="22"/>
+        </w:rPr>
+        <w:t xml:space="preserve"> — ตัดคำว่า "ระบบ" หน้า </w:t>
+      </w:r>
+      <w:r>
+        <w:rPr>
+          <w:rFonts w:ascii="DejaVu Sans Mono" w:hAnsi="DejaVu Sans Mono" w:cs="DejaVu Sans Mono" w:eastAsia="DejaVu Sans Mono"/>
+          <w:color w:val="192768"/>
+          <w:sz w:val="19"/>
+          <w:szCs w:val="19"/>
+          <w:shd w:val="clear" w:fill="F5F6FA"/>
+        </w:rPr>
+        <w:t>{{system.name}}</w:t>
+      </w:r>
+      <w:r>
+        <w:rPr>
+          <w:rFonts w:ascii="Sarabun" w:hAnsi="Sarabun" w:cs="Sarabun" w:eastAsia="Sarabun"/>
+          <w:color w:val="1A1E33"/>
+          <w:sz w:val="22"/>
+          <w:szCs w:val="22"/>
+        </w:rPr>
+        <w:t xml:space="preserve"> ออก (ชื่อระบบขึ้นต้นด้วย "ระบบ" อยู่แล้ว เดิมพิมพ์ซ้อน) และ</w:t>
+      </w:r>
+      <w:r>
+        <w:rPr>
+          <w:rFonts w:ascii="Sarabun" w:hAnsi="Sarabun" w:cs="Sarabun" w:eastAsia="Sarabun"/>
+          <w:color w:val="1A1E33"/>
+          <w:sz w:val="22"/>
+          <w:szCs w:val="22"/>
+          <w:b w:val="1"/>
+          <w:bCs w:val="1"/>
+        </w:rPr>
+        <w:t xml:space="preserve">ตัด </w:t>
+      </w:r>
+      <w:r>
+        <w:rPr>
+          <w:rFonts w:ascii="DejaVu Sans Mono" w:hAnsi="DejaVu Sans Mono" w:cs="DejaVu Sans Mono" w:eastAsia="DejaVu Sans Mono"/>
+          <w:color w:val="192768"/>
+          <w:sz w:val="19"/>
+          <w:szCs w:val="19"/>
+          <w:b w:val="1"/>
+          <w:bCs w:val="1"/>
+          <w:shd w:val="clear" w:fill="F5F6FA"/>
+        </w:rPr>
+        <w:t>{{bdi_approver.endorsement}}</w:t>
+      </w:r>
+      <w:r>
+        <w:rPr>
+          <w:rFonts w:ascii="Sarabun" w:hAnsi="Sarabun" w:cs="Sarabun" w:eastAsia="Sarabun"/>
+          <w:color w:val="1A1E33"/>
+          <w:sz w:val="22"/>
+          <w:szCs w:val="22"/>
+          <w:b w:val="1"/>
+          <w:bCs w:val="1"/>
+        </w:rPr>
+        <w:t xml:space="preserve"> ออก</w:t>
+      </w:r>
+      <w:r>
+        <w:rPr>
+          <w:rFonts w:ascii="Sarabun" w:hAnsi="Sarabun" w:cs="Sarabun" w:eastAsia="Sarabun"/>
+          <w:color w:val="1A1E33"/>
+          <w:sz w:val="22"/>
+          <w:szCs w:val="22"/>
+        </w:rPr>
+        <w:t xml:space="preserve"> — ครั้งนี้ไม่เติมกลับ เพราะเป็น การแก้จากไฟล์ที่มีตัวแปรนั้นอยู่แล้ว ถือว่าตั้งใจ (BDI ยืนยัน 2026-09-20) 19 placeholder</w:t>
+      </w:r>
+    </w:p>
+    <w:p>
+      <w:pPr>
+        <w:spacing w:before="0" w:after="80" w:lineRule="auto" w:line="348"/>
+        <w:ind w:left="482" w:hanging="312"/>
+        <w:jc w:val="left"/>
+      </w:pPr>
+      <w:r>
+        <w:rPr>
+          <w:rFonts w:ascii="Sarabun" w:hAnsi="Sarabun" w:cs="Sarabun" w:eastAsia="Sarabun"/>
+          <w:color w:val="E5775A"/>
+          <w:sz w:val="22"/>
+          <w:szCs w:val="22"/>
+          <w:b w:val="1"/>
+          <w:bCs w:val="1"/>
+        </w:rPr>
+        <w:t xml:space="preserve">•  </w:t>
+      </w:r>
+      <w:r>
+        <w:rPr>
+          <w:rFonts w:ascii="Sarabun" w:hAnsi="Sarabun" w:cs="Sarabun" w:eastAsia="Sarabun"/>
+          <w:color w:val="1A1E33"/>
+          <w:sz w:val="22"/>
+          <w:szCs w:val="22"/>
+          <w:b w:val="1"/>
+          <w:bCs w:val="1"/>
+        </w:rPr>
+        <w:t>ผนวก 2</w:t>
+      </w:r>
+      <w:r>
+        <w:rPr>
+          <w:rFonts w:ascii="Sarabun" w:hAnsi="Sarabun" w:cs="Sarabun" w:eastAsia="Sarabun"/>
+          <w:color w:val="1A1E33"/>
+          <w:sz w:val="22"/>
+          <w:szCs w:val="22"/>
+        </w:rPr>
+        <w:t xml:space="preserve"> — ข้อ 5.5 "แจ้งสำนักงานล่วงหน้าไม่น้อยกว่า ... วัน" เติมเป็น </w:t>
+      </w:r>
+      <w:r>
+        <w:rPr>
+          <w:rFonts w:ascii="Sarabun" w:hAnsi="Sarabun" w:cs="Sarabun" w:eastAsia="Sarabun"/>
+          <w:color w:val="1A1E33"/>
+          <w:sz w:val="22"/>
+          <w:szCs w:val="22"/>
+          <w:b w:val="1"/>
+          <w:bCs w:val="1"/>
+        </w:rPr>
+        <w:t>30 วัน</w:t>
+      </w:r>
+      <w:r>
+        <w:rPr>
+          <w:rFonts w:ascii="Sarabun" w:hAnsi="Sarabun" w:cs="Sarabun" w:eastAsia="Sarabun"/>
+          <w:color w:val="1A1E33"/>
+          <w:sz w:val="22"/>
+          <w:szCs w:val="22"/>
+        </w:rPr>
+        <w:t xml:space="preserve"> ไม่มี placeholder</w:t>
+      </w:r>
+    </w:p>
+    <w:p>
+      <w:pPr>
+        <w:spacing w:before="0" w:after="160" w:lineRule="auto" w:line="348"/>
+        <w:jc w:val="both"/>
+      </w:pPr>
+      <w:r>
+        <w:rPr>
+          <w:rFonts w:ascii="Sarabun" w:hAnsi="Sarabun" w:cs="Sarabun" w:eastAsia="Sarabun"/>
+          <w:color w:val="1A1E33"/>
+          <w:sz w:val="22"/>
+          <w:szCs w:val="22"/>
+        </w:rPr>
+        <w:t xml:space="preserve">ทั้งสามฉบับเผยแพร่ผ่าน </w:t>
+      </w:r>
+      <w:r>
+        <w:rPr>
+          <w:rFonts w:ascii="DejaVu Sans Mono" w:hAnsi="DejaVu Sans Mono" w:cs="DejaVu Sans Mono" w:eastAsia="DejaVu Sans Mono"/>
+          <w:color w:val="192768"/>
+          <w:sz w:val="19"/>
+          <w:szCs w:val="19"/>
+          <w:shd w:val="clear" w:fill="F5F6FA"/>
+        </w:rPr>
+        <w:t>POST /api/admin/legal-documents/&lt;code&gt;/versions</w:t>
+      </w:r>
+      <w:r>
+        <w:rPr>
+          <w:rFonts w:ascii="Sarabun" w:hAnsi="Sarabun" w:cs="Sarabun" w:eastAsia="Sarabun"/>
+          <w:color w:val="1A1E33"/>
+          <w:sz w:val="22"/>
+          <w:szCs w:val="22"/>
+        </w:rPr>
+        <w:t xml:space="preserve"> แล้ว</w:t>
+      </w:r>
+      <w:r>
+        <w:rPr>
+          <w:rFonts w:ascii="Sarabun" w:hAnsi="Sarabun" w:cs="Sarabun" w:eastAsia="Sarabun"/>
+          <w:color w:val="1A1E33"/>
+          <w:sz w:val="22"/>
+          <w:szCs w:val="22"/>
+          <w:b w:val="1"/>
+          <w:bCs w:val="1"/>
+        </w:rPr>
+        <w:t>รีเซ็ตเลข เวอร์ชันเป็น 1</w:t>
+      </w:r>
+      <w:r>
+        <w:rPr>
+          <w:rFonts w:ascii="Sarabun" w:hAnsi="Sarabun" w:cs="Sarabun" w:eastAsia="Sarabun"/>
+          <w:color w:val="1A1E33"/>
+          <w:sz w:val="22"/>
+          <w:szCs w:val="22"/>
+        </w:rPr>
+        <w:t xml:space="preserve"> ตามที่การ์ดสั่ง — ขั้นตอนเดียวกับ 2026-09-10 (ดู </w:t>
+      </w:r>
+      <w:r>
+        <w:rPr>
+          <w:rFonts w:ascii="DejaVu Sans Mono" w:hAnsi="DejaVu Sans Mono" w:cs="DejaVu Sans Mono" w:eastAsia="DejaVu Sans Mono"/>
+          <w:color w:val="192768"/>
+          <w:sz w:val="19"/>
+          <w:szCs w:val="19"/>
+          <w:shd w:val="clear" w:fill="F5F6FA"/>
+        </w:rPr>
+        <w:t>CLAUDE.md</w:t>
+      </w:r>
+      <w:r>
+        <w:rPr>
+          <w:rFonts w:ascii="Sarabun" w:hAnsi="Sarabun" w:cs="Sarabun" w:eastAsia="Sarabun"/>
+          <w:color w:val="1A1E33"/>
+          <w:sz w:val="22"/>
+          <w:szCs w:val="22"/>
+        </w:rPr>
+        <w:t xml:space="preserve"> หัวข้อ PDF): เวอร์ชันเก่าถูกลบ หลักฐานการยอมรับที่ชี้อยู่ถูกย้ายมาชี้เวอร์ชันที่เหลือ ไม่ถูกลบ ทำได้เพราะระบบยังไม่เปิดใช้จริง — </w:t>
+      </w:r>
+      <w:r>
+        <w:rPr>
+          <w:rFonts w:ascii="Sarabun" w:hAnsi="Sarabun" w:cs="Sarabun" w:eastAsia="Sarabun"/>
+          <w:color w:val="1A1E33"/>
+          <w:sz w:val="22"/>
+          <w:szCs w:val="22"/>
+          <w:b w:val="1"/>
+          <w:bCs w:val="1"/>
+        </w:rPr>
+        <w:t>หลังเปิดใช้แล้วห้ามทำอีก</w:t>
+      </w:r>
+      <w:r>
+        <w:rPr>
+          <w:rFonts w:ascii="Sarabun" w:hAnsi="Sarabun" w:cs="Sarabun" w:eastAsia="Sarabun"/>
+          <w:color w:val="1A1E33"/>
+          <w:sz w:val="22"/>
+          <w:szCs w:val="22"/>
+        </w:rPr>
+        <w:t xml:space="preserve"> เวอร์ชันที่หน่วยงานยอมรับคือ หลักฐานว่าเขายอมรับอะไร</w:t>
+      </w:r>
+    </w:p>
+    <w:p>
+      <w:pPr>
+        <w:spacing w:before="360" w:after="120" w:lineRule="auto" w:line="300"/>
+        <w:jc w:val="left"/>
+        <w:keepNext w:val="1"/>
+        <w:pBdr>
+          <w:bottom w:val="single" w:sz="6" w:space="4" w:color="D8DCE6"/>
+        </w:pBdr>
+        <w:pageBreakBefore w:val="1"/>
+      </w:pPr>
+      <w:r>
+        <w:rPr>
+          <w:rFonts w:ascii="Sarabun" w:hAnsi="Sarabun" w:cs="Sarabun" w:eastAsia="Sarabun"/>
+          <w:color w:val="192768"/>
+          <w:sz w:val="36"/>
+          <w:szCs w:val="36"/>
+          <w:b w:val="1"/>
+          <w:bCs w:val="1"/>
+          <w:sz w:val="36"/>
+          <w:szCs w:val="36"/>
+          <w:b w:val="1"/>
+          <w:bCs w:val="1"/>
+        </w:rPr>
+        <w:t>3.4 · แก้ชื่อสั้น คำเตือน และสถานะบังคับ — ไม่ต้องแตะไฟล์</w:t>
+      </w:r>
+    </w:p>
+    <w:p>
+      <w:pPr>
+        <w:spacing w:before="0" w:after="160" w:lineRule="auto" w:line="348"/>
+        <w:jc w:val="both"/>
+      </w:pPr>
+      <w:r>
+        <w:rPr>
+          <w:rFonts w:ascii="Sarabun" w:hAnsi="Sarabun" w:cs="Sarabun" w:eastAsia="Sarabun"/>
+          <w:color w:val="1A1E33"/>
+          <w:sz w:val="22"/>
+          <w:szCs w:val="22"/>
+        </w:rPr>
+        <w:t xml:space="preserve">เอกสารหนึ่งฉบับมีสองอย่างที่แก้ได้ และแก้คนละทางกัน — </w:t>
+      </w:r>
+      <w:r>
+        <w:rPr>
+          <w:rFonts w:ascii="Sarabun" w:hAnsi="Sarabun" w:cs="Sarabun" w:eastAsia="Sarabun"/>
+          <w:color w:val="1A1E33"/>
+          <w:sz w:val="22"/>
+          <w:szCs w:val="22"/>
+          <w:b w:val="1"/>
+          <w:bCs w:val="1"/>
+        </w:rPr>
+        <w:t>เนื้อไฟล์</w:t>
+      </w:r>
+      <w:r>
+        <w:rPr>
+          <w:rFonts w:ascii="Sarabun" w:hAnsi="Sarabun" w:cs="Sarabun" w:eastAsia="Sarabun"/>
+          <w:color w:val="1A1E33"/>
+          <w:sz w:val="22"/>
+          <w:szCs w:val="22"/>
+        </w:rPr>
+        <w:t xml:space="preserve"> (ข้อ 3 ข้างบน) กับ </w:t>
+      </w:r>
+      <w:r>
+        <w:rPr>
+          <w:rFonts w:ascii="Sarabun" w:hAnsi="Sarabun" w:cs="Sarabun" w:eastAsia="Sarabun"/>
+          <w:color w:val="1A1E33"/>
+          <w:sz w:val="22"/>
+          <w:szCs w:val="22"/>
+          <w:b w:val="1"/>
+          <w:bCs w:val="1"/>
+        </w:rPr>
+        <w:t>ข้อมูลประจำตัวของเอกสาร</w:t>
+      </w:r>
+      <w:r>
+        <w:rPr>
+          <w:rFonts w:ascii="Sarabun" w:hAnsi="Sarabun" w:cs="Sarabun" w:eastAsia="Sarabun"/>
+          <w:color w:val="1A1E33"/>
+          <w:sz w:val="22"/>
+          <w:szCs w:val="22"/>
+        </w:rPr>
+        <w:t xml:space="preserve"> ซึ่งเป็นถ้อยคำและนโยบายที่อยู่ในฐานข้อมูล ไม่ได้อยู่ใน </w:t>
+      </w:r>
+      <w:r>
+        <w:rPr>
+          <w:rFonts w:ascii="DejaVu Sans Mono" w:hAnsi="DejaVu Sans Mono" w:cs="DejaVu Sans Mono" w:eastAsia="DejaVu Sans Mono"/>
+          <w:color w:val="192768"/>
+          <w:sz w:val="19"/>
+          <w:szCs w:val="19"/>
+          <w:shd w:val="clear" w:fill="F5F6FA"/>
+        </w:rPr>
+        <w:t>.docx</w:t>
+      </w:r>
+    </w:p>
+    <w:p>
+      <w:pPr>
+        <w:spacing w:before="120" w:after="0" w:lineRule="auto" w:line="269"/>
+        <w:ind w:left="170"/>
+        <w:jc w:val="left"/>
+        <w:shd w:val="clear" w:fill="F5F6FA"/>
+      </w:pPr>
+      <w:r>
+        <w:rPr>
+          <w:rFonts w:ascii="DejaVu Sans Mono" w:hAnsi="DejaVu Sans Mono" w:cs="DejaVu Sans Mono" w:eastAsia="DejaVu Sans Mono"/>
+          <w:color w:val="1A1E33"/>
+          <w:sz w:val="17"/>
+          <w:szCs w:val="17"/>
+        </w:rPr>
+        <w:t>curl -X PATCH https://bdi-api.thammasorn.org/api/admin/legal-documents/A3 \</w:t>
+      </w:r>
+    </w:p>
+    <w:p>
+      <w:pPr>
+        <w:spacing w:before="0" w:after="0" w:lineRule="auto" w:line="269"/>
+        <w:ind w:left="170"/>
+        <w:jc w:val="left"/>
+        <w:shd w:val="clear" w:fill="F5F6FA"/>
+      </w:pPr>
+      <w:r>
+        <w:rPr>
+          <w:rFonts w:ascii="DejaVu Sans Mono" w:hAnsi="DejaVu Sans Mono" w:cs="DejaVu Sans Mono" w:eastAsia="DejaVu Sans Mono"/>
+          <w:color w:val="1A1E33"/>
+          <w:sz w:val="17"/>
+          <w:szCs w:val="17"/>
+        </w:rPr>
+        <w:t xml:space="preserve">  -H "x-admin-token: &lt;ADMIN_API_TOKEN&gt;" -H "Content-Type: application/json" \</w:t>
+      </w:r>
+    </w:p>
+    <w:p>
+      <w:pPr>
+        <w:spacing w:before="0" w:after="120" w:lineRule="auto" w:line="269"/>
+        <w:ind w:left="170"/>
+        <w:jc w:val="left"/>
+        <w:shd w:val="clear" w:fill="F5F6FA"/>
+      </w:pPr>
+      <w:r>
+        <w:rPr>
+          <w:rFonts w:ascii="DejaVu Sans Mono" w:hAnsi="DejaVu Sans Mono" w:cs="DejaVu Sans Mono" w:eastAsia="DejaVu Sans Mono"/>
+          <w:color w:val="1A1E33"/>
+          <w:sz w:val="17"/>
+          <w:szCs w:val="17"/>
+        </w:rPr>
+        <w:t xml:space="preserve">  -d '{"shortname": "ผนวก 3", "legalNotice": "หากหน่วยงาน…", "isRequired": false}'</w:t>
+      </w:r>
+    </w:p>
+    <w:p>
+      <w:pPr>
+        <w:spacing w:before="0" w:after="160" w:lineRule="auto" w:line="348"/>
+        <w:jc w:val="both"/>
+      </w:pPr>
+      <w:r>
+        <w:rPr>
+          <w:rFonts w:ascii="Sarabun" w:hAnsi="Sarabun" w:cs="Sarabun" w:eastAsia="Sarabun"/>
+          <w:color w:val="1A1E33"/>
+          <w:sz w:val="22"/>
+          <w:szCs w:val="22"/>
+        </w:rPr>
+        <w:t xml:space="preserve">ส่งมาช่องเดียวหรือหลายช่องพร้อมกันก็ได้ </w:t>
+      </w:r>
+      <w:r>
+        <w:rPr>
+          <w:rFonts w:ascii="Sarabun" w:hAnsi="Sarabun" w:cs="Sarabun" w:eastAsia="Sarabun"/>
+          <w:color w:val="1A1E33"/>
+          <w:sz w:val="22"/>
+          <w:szCs w:val="22"/>
+          <w:b w:val="1"/>
+          <w:bCs w:val="1"/>
+        </w:rPr>
+        <w:t>ช่องที่ไม่ได้ส่งมาไม่ถูกแตะ</w:t>
+      </w:r>
+      <w:r>
+        <w:rPr>
+          <w:rFonts w:ascii="Sarabun" w:hAnsi="Sarabun" w:cs="Sarabun" w:eastAsia="Sarabun"/>
+          <w:color w:val="1A1E33"/>
+          <w:sz w:val="22"/>
+          <w:szCs w:val="22"/>
+        </w:rPr>
+        <w:t xml:space="preserve"> ส่ง </w:t>
+      </w:r>
+      <w:r>
+        <w:rPr>
+          <w:rFonts w:ascii="DejaVu Sans Mono" w:hAnsi="DejaVu Sans Mono" w:cs="DejaVu Sans Mono" w:eastAsia="DejaVu Sans Mono"/>
+          <w:color w:val="192768"/>
+          <w:sz w:val="19"/>
+          <w:szCs w:val="19"/>
+          <w:shd w:val="clear" w:fill="F5F6FA"/>
+        </w:rPr>
+        <w:t>null</w:t>
+      </w:r>
+      <w:r>
+        <w:rPr>
+          <w:rFonts w:ascii="Sarabun" w:hAnsi="Sarabun" w:cs="Sarabun" w:eastAsia="Sarabun"/>
+          <w:color w:val="1A1E33"/>
+          <w:sz w:val="22"/>
+          <w:szCs w:val="22"/>
+        </w:rPr>
+        <w:t xml:space="preserve"> เพื่อล้างทิ้ง</w:t>
+      </w:r>
+    </w:p>
+    <w:tbl>
+      <w:tblPr>
+        <w:tblW w:type="auto" w:w="0"/>
+        <w:jc w:val="center"/>
+        <w:tblLayout w:type="fixed"/>
+        <w:tblLook w:firstColumn="1" w:firstRow="1" w:lastColumn="0" w:lastRow="0" w:noHBand="0" w:noVBand="1" w:val="04A0"/>
+        <w:tblBorders>
+          <w:top w:val="single" w:sz="4" w:space="0" w:color="D8DCE6"/>
+          <w:left w:val="single" w:sz="4" w:space="0" w:color="D8DCE6"/>
+          <w:bottom w:val="single" w:sz="4" w:space="0" w:color="D8DCE6"/>
+          <w:right w:val="single" w:sz="4" w:space="0" w:color="D8DCE6"/>
+          <w:insideH w:val="single" w:sz="4" w:space="0" w:color="D8DCE6"/>
+          <w:insideV w:val="single" w:sz="4" w:space="0" w:color="D8DCE6"/>
+        </w:tblBorders>
+        <w:tblLayout w:type="fixed"/>
+        <w:tblW w:w="9525" w:type="dxa"/>
+      </w:tblPr>
+      <w:tblGrid>
+        <w:gridCol w:w="1188"/>
+        <w:gridCol w:w="4536"/>
+        <w:gridCol w:w="3800"/>
+      </w:tblGrid>
+      <w:tr>
+        <w:trPr>
+          <w:cantSplit w:val="1"/>
+          <w:tblHeader w:val="1"/>
+        </w:trPr>
+        <w:tc>
+          <w:tcPr>
+            <w:tcW w:type="dxa" w:w="1189"/>
+            <w:shd w:val="clear" w:fill="192768"/>
+          </w:tcPr>
+          <w:p>
+            <w:pPr>
+              <w:spacing w:before="60" w:after="60" w:lineRule="auto" w:line="300"/>
+              <w:jc w:val="left"/>
+            </w:pPr>
+            <w:r>
+              <w:rPr>
+                <w:rFonts w:ascii="Sarabun" w:hAnsi="Sarabun" w:cs="Sarabun" w:eastAsia="Sarabun"/>
+                <w:color w:val="FFFFFF"/>
+                <w:sz w:val="20"/>
+                <w:szCs w:val="20"/>
+                <w:b w:val="1"/>
+                <w:bCs w:val="1"/>
+              </w:rPr>
+            </w:r>
+            <w:r>
+              <w:rPr>
+                <w:rFonts w:ascii="Sarabun" w:hAnsi="Sarabun" w:cs="Sarabun" w:eastAsia="Sarabun"/>
+                <w:color w:val="FFFFFF"/>
+                <w:sz w:val="20"/>
+                <w:szCs w:val="20"/>
+                <w:b w:val="1"/>
+                <w:bCs w:val="1"/>
+                <w:sz w:val="20"/>
+                <w:szCs w:val="20"/>
+                <w:b w:val="1"/>
+                <w:bCs w:val="1"/>
+              </w:rPr>
+              <w:t>ช่อง</w:t>
+            </w:r>
+          </w:p>
+        </w:tc>
+        <w:tc>
+          <w:tcPr>
+            <w:tcW w:type="dxa" w:w="4536"/>
+            <w:shd w:val="clear" w:fill="192768"/>
+          </w:tcPr>
+          <w:p>
+            <w:pPr>
+              <w:spacing w:before="60" w:after="60" w:lineRule="auto" w:line="300"/>
+              <w:jc w:val="left"/>
+            </w:pPr>
+            <w:r>
+              <w:rPr>
+                <w:rFonts w:ascii="Sarabun" w:hAnsi="Sarabun" w:cs="Sarabun" w:eastAsia="Sarabun"/>
+                <w:color w:val="FFFFFF"/>
+                <w:sz w:val="20"/>
+                <w:szCs w:val="20"/>
+                <w:b w:val="1"/>
+                <w:bCs w:val="1"/>
+              </w:rPr>
+            </w:r>
+            <w:r>
+              <w:rPr>
+                <w:rFonts w:ascii="Sarabun" w:hAnsi="Sarabun" w:cs="Sarabun" w:eastAsia="Sarabun"/>
+                <w:color w:val="FFFFFF"/>
+                <w:sz w:val="20"/>
+                <w:szCs w:val="20"/>
+                <w:b w:val="1"/>
+                <w:bCs w:val="1"/>
+                <w:sz w:val="20"/>
+                <w:szCs w:val="20"/>
+                <w:b w:val="1"/>
+                <w:bCs w:val="1"/>
+              </w:rPr>
+              <w:t>คืออะไร</w:t>
+            </w:r>
+          </w:p>
+        </w:tc>
+        <w:tc>
+          <w:tcPr>
+            <w:tcW w:type="dxa" w:w="3800"/>
+            <w:shd w:val="clear" w:fill="192768"/>
+          </w:tcPr>
+          <w:p>
+            <w:pPr>
+              <w:spacing w:before="60" w:after="60" w:lineRule="auto" w:line="300"/>
+              <w:jc w:val="left"/>
+            </w:pPr>
+            <w:r>
+              <w:rPr>
+                <w:rFonts w:ascii="Sarabun" w:hAnsi="Sarabun" w:cs="Sarabun" w:eastAsia="Sarabun"/>
+                <w:color w:val="FFFFFF"/>
+                <w:sz w:val="20"/>
+                <w:szCs w:val="20"/>
+                <w:b w:val="1"/>
+                <w:bCs w:val="1"/>
+              </w:rPr>
+            </w:r>
+            <w:r>
+              <w:rPr>
+                <w:rFonts w:ascii="Sarabun" w:hAnsi="Sarabun" w:cs="Sarabun" w:eastAsia="Sarabun"/>
+                <w:color w:val="FFFFFF"/>
+                <w:sz w:val="20"/>
+                <w:szCs w:val="20"/>
+                <w:b w:val="1"/>
+                <w:bCs w:val="1"/>
+                <w:sz w:val="20"/>
+                <w:szCs w:val="20"/>
+                <w:b w:val="1"/>
+                <w:bCs w:val="1"/>
+              </w:rPr>
+              <w:t>ผู้ใช้เห็นที่ไหน</w:t>
+            </w:r>
+          </w:p>
+        </w:tc>
+      </w:tr>
+      <w:tr>
+        <w:trPr>
+          <w:cantSplit w:val="1"/>
+        </w:trPr>
+        <w:tc>
+          <w:tcPr>
+            <w:tcW w:type="dxa" w:w="1189"/>
+            <w:shd w:val="clear" w:fill="FFFFFF"/>
+          </w:tcPr>
+          <w:p>
+            <w:pPr>
+              <w:spacing w:before="60" w:after="60" w:lineRule="auto" w:line="300"/>
+              <w:jc w:val="left"/>
+            </w:pPr>
+            <w:r/>
+            <w:r>
+              <w:rPr>
+                <w:rFonts w:ascii="DejaVu Sans Mono" w:hAnsi="DejaVu Sans Mono" w:cs="DejaVu Sans Mono" w:eastAsia="DejaVu Sans Mono"/>
+                <w:color w:val="192768"/>
+                <w:sz w:val="17"/>
+                <w:szCs w:val="17"/>
+                <w:shd w:val="clear" w:fill="F5F6FA"/>
+              </w:rPr>
+              <w:t>shortname</w:t>
+            </w:r>
+          </w:p>
+        </w:tc>
+        <w:tc>
+          <w:tcPr>
+            <w:tcW w:type="dxa" w:w="4536"/>
+            <w:shd w:val="clear" w:fill="FFFFFF"/>
+          </w:tcPr>
+          <w:p>
+            <w:pPr>
+              <w:spacing w:before="60" w:after="60" w:lineRule="auto" w:line="300"/>
+              <w:jc w:val="left"/>
+            </w:pPr>
+            <w:r/>
+            <w:r>
+              <w:rPr>
+                <w:rFonts w:ascii="Sarabun" w:hAnsi="Sarabun" w:cs="Sarabun" w:eastAsia="Sarabun"/>
+                <w:color w:val="1A1E33"/>
+                <w:sz w:val="20"/>
+                <w:szCs w:val="20"/>
+              </w:rPr>
+              <w:t>ชื่อสั้นที่ใช้</w:t>
+            </w:r>
+            <w:r>
+              <w:rPr>
+                <w:rFonts w:ascii="Sarabun" w:hAnsi="Sarabun" w:cs="Sarabun" w:eastAsia="Sarabun"/>
+                <w:color w:val="1A1E33"/>
+                <w:sz w:val="20"/>
+                <w:szCs w:val="20"/>
+                <w:b w:val="1"/>
+                <w:bCs w:val="1"/>
+              </w:rPr>
+              <w:t>แทนรหัส</w:t>
+            </w:r>
+            <w:r>
+              <w:rPr>
+                <w:rFonts w:ascii="DejaVu Sans Mono" w:hAnsi="DejaVu Sans Mono" w:cs="DejaVu Sans Mono" w:eastAsia="DejaVu Sans Mono"/>
+                <w:color w:val="192768"/>
+                <w:sz w:val="17"/>
+                <w:szCs w:val="17"/>
+                <w:shd w:val="clear" w:fill="F5F6FA"/>
+              </w:rPr>
+              <w:t>A0</w:t>
+            </w:r>
+            <w:r>
+              <w:rPr>
+                <w:rFonts w:ascii="Sarabun" w:hAnsi="Sarabun" w:cs="Sarabun" w:eastAsia="Sarabun"/>
+                <w:color w:val="1A1E33"/>
+                <w:sz w:val="20"/>
+                <w:szCs w:val="20"/>
+              </w:rPr>
+              <w:t>–</w:t>
+            </w:r>
+            <w:r>
+              <w:rPr>
+                <w:rFonts w:ascii="DejaVu Sans Mono" w:hAnsi="DejaVu Sans Mono" w:cs="DejaVu Sans Mono" w:eastAsia="DejaVu Sans Mono"/>
+                <w:color w:val="192768"/>
+                <w:sz w:val="17"/>
+                <w:szCs w:val="17"/>
+                <w:shd w:val="clear" w:fill="F5F6FA"/>
+              </w:rPr>
+              <w:t>A4</w:t>
+            </w:r>
+            <w:r>
+              <w:rPr>
+                <w:rFonts w:ascii="Sarabun" w:hAnsi="Sarabun" w:cs="Sarabun" w:eastAsia="Sarabun"/>
+                <w:color w:val="1A1E33"/>
+                <w:sz w:val="20"/>
+                <w:szCs w:val="20"/>
+              </w:rPr>
+              <w:t xml:space="preserve"> ซึ่งเป็นของภายในระบบ</w:t>
+            </w:r>
+          </w:p>
+        </w:tc>
+        <w:tc>
+          <w:tcPr>
+            <w:tcW w:type="dxa" w:w="3800"/>
+            <w:shd w:val="clear" w:fill="FFFFFF"/>
+          </w:tcPr>
+          <w:p>
+            <w:pPr>
+              <w:spacing w:before="60" w:after="60" w:lineRule="auto" w:line="300"/>
+              <w:jc w:val="left"/>
+            </w:pPr>
+            <w:r/>
+            <w:r>
+              <w:rPr>
+                <w:rFonts w:ascii="Sarabun" w:hAnsi="Sarabun" w:cs="Sarabun" w:eastAsia="Sarabun"/>
+                <w:color w:val="1A1E33"/>
+                <w:sz w:val="20"/>
+                <w:szCs w:val="20"/>
+              </w:rPr>
+              <w:t>รายการเอกสารในหน้าคำขอ · หัวกล่องอ่าน/ลงนาม · ชื่อไฟล์ที่ดาวน์โหลด</w:t>
+            </w:r>
+          </w:p>
+        </w:tc>
+      </w:tr>
+      <w:tr>
+        <w:trPr>
+          <w:cantSplit w:val="1"/>
+        </w:trPr>
+        <w:tc>
+          <w:tcPr>
+            <w:tcW w:type="dxa" w:w="1189"/>
+            <w:shd w:val="clear" w:fill="F2F4F9"/>
+          </w:tcPr>
+          <w:p>
+            <w:pPr>
+              <w:spacing w:before="60" w:after="60" w:lineRule="auto" w:line="300"/>
+              <w:jc w:val="left"/>
+            </w:pPr>
+            <w:r/>
+            <w:r>
+              <w:rPr>
+                <w:rFonts w:ascii="DejaVu Sans Mono" w:hAnsi="DejaVu Sans Mono" w:cs="DejaVu Sans Mono" w:eastAsia="DejaVu Sans Mono"/>
+                <w:color w:val="192768"/>
+                <w:sz w:val="17"/>
+                <w:szCs w:val="17"/>
+                <w:shd w:val="clear" w:fill="F5F6FA"/>
+              </w:rPr>
+              <w:t>legalNotice</w:t>
+            </w:r>
+          </w:p>
+        </w:tc>
+        <w:tc>
+          <w:tcPr>
+            <w:tcW w:type="dxa" w:w="4536"/>
+            <w:shd w:val="clear" w:fill="F2F4F9"/>
+          </w:tcPr>
+          <w:p>
+            <w:pPr>
+              <w:spacing w:before="60" w:after="60" w:lineRule="auto" w:line="300"/>
+              <w:jc w:val="left"/>
+            </w:pPr>
+            <w:r/>
+            <w:r>
+              <w:rPr>
+                <w:rFonts w:ascii="Sarabun" w:hAnsi="Sarabun" w:cs="Sarabun" w:eastAsia="Sarabun"/>
+                <w:color w:val="1A1E33"/>
+                <w:sz w:val="20"/>
+                <w:szCs w:val="20"/>
+              </w:rPr>
+              <w:t xml:space="preserve">คำเตือนใต้บรรทัด "เอกสารฉบับที่ n จาก m" — </w:t>
+            </w:r>
+            <w:r>
+              <w:rPr>
+                <w:rFonts w:ascii="Sarabun" w:hAnsi="Sarabun" w:cs="Sarabun" w:eastAsia="Sarabun"/>
+                <w:color w:val="1A1E33"/>
+                <w:sz w:val="20"/>
+                <w:szCs w:val="20"/>
+                <w:b w:val="1"/>
+                <w:bCs w:val="1"/>
+              </w:rPr>
+              <w:t>ไม่ใช่เนื้อเอกสาร</w:t>
+            </w:r>
+          </w:p>
+        </w:tc>
+        <w:tc>
+          <w:tcPr>
+            <w:tcW w:type="dxa" w:w="3800"/>
+            <w:shd w:val="clear" w:fill="F2F4F9"/>
+          </w:tcPr>
+          <w:p>
+            <w:pPr>
+              <w:spacing w:before="60" w:after="60" w:lineRule="auto" w:line="300"/>
+              <w:jc w:val="left"/>
+            </w:pPr>
+            <w:r/>
+            <w:r>
+              <w:rPr>
+                <w:rFonts w:ascii="Sarabun" w:hAnsi="Sarabun" w:cs="Sarabun" w:eastAsia="Sarabun"/>
+                <w:color w:val="1A1E33"/>
+                <w:sz w:val="20"/>
+                <w:szCs w:val="20"/>
+              </w:rPr>
+              <w:t xml:space="preserve">กล่องอ่าน/ลงนามของผู้มีอำนาจ </w:t>
+            </w:r>
+            <w:r>
+              <w:rPr>
+                <w:rFonts w:ascii="Sarabun" w:hAnsi="Sarabun" w:cs="Sarabun" w:eastAsia="Sarabun"/>
+                <w:color w:val="1A1E33"/>
+                <w:sz w:val="20"/>
+                <w:szCs w:val="20"/>
+                <w:b w:val="1"/>
+                <w:bCs w:val="1"/>
+              </w:rPr>
+              <w:t>ที่เดียว</w:t>
+            </w:r>
+          </w:p>
+        </w:tc>
+      </w:tr>
+      <w:tr>
+        <w:trPr>
+          <w:cantSplit w:val="1"/>
+        </w:trPr>
+        <w:tc>
+          <w:tcPr>
+            <w:tcW w:type="dxa" w:w="1189"/>
+            <w:shd w:val="clear" w:fill="FFFFFF"/>
+          </w:tcPr>
+          <w:p>
+            <w:pPr>
+              <w:spacing w:before="60" w:after="60" w:lineRule="auto" w:line="300"/>
+              <w:jc w:val="left"/>
+            </w:pPr>
+            <w:r/>
+            <w:r>
+              <w:rPr>
+                <w:rFonts w:ascii="DejaVu Sans Mono" w:hAnsi="DejaVu Sans Mono" w:cs="DejaVu Sans Mono" w:eastAsia="DejaVu Sans Mono"/>
+                <w:color w:val="192768"/>
+                <w:sz w:val="17"/>
+                <w:szCs w:val="17"/>
+                <w:shd w:val="clear" w:fill="F5F6FA"/>
+              </w:rPr>
+              <w:t>isRequired</w:t>
+            </w:r>
+          </w:p>
+        </w:tc>
+        <w:tc>
+          <w:tcPr>
+            <w:tcW w:type="dxa" w:w="4536"/>
+            <w:shd w:val="clear" w:fill="FFFFFF"/>
+          </w:tcPr>
+          <w:p>
+            <w:pPr>
+              <w:spacing w:before="60" w:after="60" w:lineRule="auto" w:line="300"/>
+              <w:jc w:val="left"/>
+            </w:pPr>
+            <w:r/>
+            <w:r>
+              <w:rPr>
+                <w:rFonts w:ascii="DejaVu Sans Mono" w:hAnsi="DejaVu Sans Mono" w:cs="DejaVu Sans Mono" w:eastAsia="DejaVu Sans Mono"/>
+                <w:color w:val="192768"/>
+                <w:sz w:val="17"/>
+                <w:szCs w:val="17"/>
+                <w:shd w:val="clear" w:fill="F5F6FA"/>
+              </w:rPr>
+              <w:t>false</w:t>
+            </w:r>
+            <w:r>
+              <w:rPr>
+                <w:rFonts w:ascii="Sarabun" w:hAnsi="Sarabun" w:cs="Sarabun" w:eastAsia="Sarabun"/>
+                <w:color w:val="1A1E33"/>
+                <w:sz w:val="20"/>
+                <w:szCs w:val="20"/>
+              </w:rPr>
+              <w:t xml:space="preserve"> = ข้ามได้ ไม่ถูกบันทึกเป็นการยอมรับ และไม่ถูกส่งต่อให้ฝ่าย BDI เห็นชอบ</w:t>
+            </w:r>
+          </w:p>
+        </w:tc>
+        <w:tc>
+          <w:tcPr>
+            <w:tcW w:type="dxa" w:w="3800"/>
+            <w:shd w:val="clear" w:fill="FFFFFF"/>
+          </w:tcPr>
+          <w:p>
+            <w:pPr>
+              <w:spacing w:before="60" w:after="60" w:lineRule="auto" w:line="300"/>
+              <w:jc w:val="left"/>
+            </w:pPr>
+            <w:r/>
+            <w:r>
+              <w:rPr>
+                <w:rFonts w:ascii="Sarabun" w:hAnsi="Sarabun" w:cs="Sarabun" w:eastAsia="Sarabun"/>
+                <w:color w:val="1A1E33"/>
+                <w:sz w:val="20"/>
+                <w:szCs w:val="20"/>
+              </w:rPr>
+              <w:t>ปุ่ม "ไม่เกี่ยวข้อง" ทางซ้ายของ "เห็นชอบ"</w:t>
+            </w:r>
+          </w:p>
+        </w:tc>
+      </w:tr>
+    </w:tbl>
+    <w:p>
+      <w:pPr>
+        <w:spacing w:before="0" w:after="160" w:lineRule="auto" w:line="240"/>
+      </w:pPr>
+    </w:p>
+    <w:p>
+      <w:pPr>
+        <w:spacing w:before="0" w:after="160" w:lineRule="auto" w:line="348"/>
+        <w:jc w:val="both"/>
+      </w:pPr>
+      <w:r>
+        <w:rPr>
+          <w:rFonts w:ascii="DejaVu Sans Mono" w:hAnsi="DejaVu Sans Mono" w:cs="DejaVu Sans Mono" w:eastAsia="DejaVu Sans Mono"/>
+          <w:color w:val="192768"/>
+          <w:sz w:val="19"/>
+          <w:szCs w:val="19"/>
+          <w:b w:val="1"/>
+          <w:bCs w:val="1"/>
+          <w:shd w:val="clear" w:fill="F5F6FA"/>
+        </w:rPr>
+        <w:t>shortname</w:t>
+      </w:r>
+      <w:r>
+        <w:rPr>
+          <w:rFonts w:ascii="Sarabun" w:hAnsi="Sarabun" w:cs="Sarabun" w:eastAsia="Sarabun"/>
+          <w:color w:val="1A1E33"/>
+          <w:sz w:val="22"/>
+          <w:szCs w:val="22"/>
+          <w:b w:val="1"/>
+          <w:bCs w:val="1"/>
+        </w:rPr>
+        <w:t xml:space="preserve"> ต้องไม่ซ้ำทั้งตาราง</w:t>
+      </w:r>
+      <w:r>
+        <w:rPr>
+          <w:rFonts w:ascii="Sarabun" w:hAnsi="Sarabun" w:cs="Sarabun" w:eastAsia="Sarabun"/>
+          <w:color w:val="1A1E33"/>
+          <w:sz w:val="22"/>
+          <w:szCs w:val="22"/>
+        </w:rPr>
+        <w:t xml:space="preserve"> ชื่อที่ฉบับอื่นถืออยู่จะได้ </w:t>
+      </w:r>
+      <w:r>
+        <w:rPr>
+          <w:rFonts w:ascii="DejaVu Sans Mono" w:hAnsi="DejaVu Sans Mono" w:cs="DejaVu Sans Mono" w:eastAsia="DejaVu Sans Mono"/>
+          <w:color w:val="192768"/>
+          <w:sz w:val="19"/>
+          <w:szCs w:val="19"/>
+          <w:shd w:val="clear" w:fill="F5F6FA"/>
+        </w:rPr>
+        <w:t>409</w:t>
+      </w:r>
+      <w:r>
+        <w:rPr>
+          <w:rFonts w:ascii="Sarabun" w:hAnsi="Sarabun" w:cs="Sarabun" w:eastAsia="Sarabun"/>
+          <w:color w:val="1A1E33"/>
+          <w:sz w:val="22"/>
+          <w:szCs w:val="22"/>
+        </w:rPr>
+        <w:t xml:space="preserve"> พร้อมบอกว่าซ้ำกับรหัสไหน และ ไม่มีอะไรถูกเขียน · ฉบับที่ไม่มีชื่อสั้นตกกลับไปใช้ </w:t>
+      </w:r>
+      <w:r>
+        <w:rPr>
+          <w:rFonts w:ascii="Sarabun" w:hAnsi="Sarabun" w:cs="Sarabun" w:eastAsia="Sarabun"/>
+          <w:color w:val="1A1E33"/>
+          <w:sz w:val="22"/>
+          <w:szCs w:val="22"/>
+          <w:b w:val="1"/>
+          <w:bCs w:val="1"/>
+        </w:rPr>
+        <w:t>ชื่อเต็ม</w:t>
+      </w:r>
+      <w:r>
+        <w:rPr>
+          <w:rFonts w:ascii="Sarabun" w:hAnsi="Sarabun" w:cs="Sarabun" w:eastAsia="Sarabun"/>
+          <w:color w:val="1A1E33"/>
+          <w:sz w:val="22"/>
+          <w:szCs w:val="22"/>
+        </w:rPr>
+        <w:t xml:space="preserve"> ไม่ใช่ตกกลับไปใช้รหัส (วันนี้มี A4 ฉบับเดียว)</w:t>
+      </w:r>
+    </w:p>
+    <w:p>
+      <w:pPr>
+        <w:spacing w:before="0" w:after="160" w:lineRule="auto" w:line="348"/>
+        <w:jc w:val="both"/>
+      </w:pPr>
+      <w:r>
+        <w:rPr>
+          <w:rFonts w:ascii="Sarabun" w:hAnsi="Sarabun" w:cs="Sarabun" w:eastAsia="Sarabun"/>
+          <w:color w:val="1A1E33"/>
+          <w:sz w:val="22"/>
+          <w:szCs w:val="22"/>
+          <w:b w:val="1"/>
+          <w:bCs w:val="1"/>
+        </w:rPr>
+        <w:t>คำเตือนกับปุ่มเป็นคนละเรื่องกัน</w:t>
+      </w:r>
+      <w:r>
+        <w:rPr>
+          <w:rFonts w:ascii="DejaVu Sans Mono" w:hAnsi="DejaVu Sans Mono" w:cs="DejaVu Sans Mono" w:eastAsia="DejaVu Sans Mono"/>
+          <w:color w:val="192768"/>
+          <w:sz w:val="19"/>
+          <w:szCs w:val="19"/>
+          <w:shd w:val="clear" w:fill="F5F6FA"/>
+        </w:rPr>
+        <w:t>legalNotice</w:t>
+      </w:r>
+      <w:r>
+        <w:rPr>
+          <w:rFonts w:ascii="Sarabun" w:hAnsi="Sarabun" w:cs="Sarabun" w:eastAsia="Sarabun"/>
+          <w:color w:val="1A1E33"/>
+          <w:sz w:val="22"/>
+          <w:szCs w:val="22"/>
+        </w:rPr>
+        <w:t xml:space="preserve"> แสดงเมื่อมีค่า จบแค่นั้น — ฉบับบังคับที่มีคำเตือนก็ขึ้น มันแค่จะไม่มีปุ่มให้กด ถ้าคำเตือนสั่งให้กดปุ่ม "ไม่เกี่ยวข้อง" ต้องตั้ง </w:t>
+      </w:r>
+      <w:r>
+        <w:rPr>
+          <w:rFonts w:ascii="DejaVu Sans Mono" w:hAnsi="DejaVu Sans Mono" w:cs="DejaVu Sans Mono" w:eastAsia="DejaVu Sans Mono"/>
+          <w:color w:val="192768"/>
+          <w:sz w:val="19"/>
+          <w:szCs w:val="19"/>
+          <w:shd w:val="clear" w:fill="F5F6FA"/>
+        </w:rPr>
+        <w:t>isRequired: false</w:t>
+      </w:r>
+      <w:r>
+        <w:rPr>
+          <w:rFonts w:ascii="Sarabun" w:hAnsi="Sarabun" w:cs="Sarabun" w:eastAsia="Sarabun"/>
+          <w:color w:val="1A1E33"/>
+          <w:sz w:val="22"/>
+          <w:szCs w:val="22"/>
+        </w:rPr>
+        <w:t xml:space="preserve"> ให้ฉบับนั้นด้วย (เกิดจริงกับ A3 ระหว่าง 6–7 กันยายน 2569 ผู้ใช้อ่านคำเตือนแล้วหาปุ่มไม่เจอ)</w:t>
+      </w:r>
+    </w:p>
+    <w:p>
+      <w:pPr>
+        <w:spacing w:before="120" w:after="200" w:lineRule="auto" w:line="348"/>
+        <w:ind w:left="227" w:right="113"/>
+        <w:jc w:val="left"/>
+        <w:pBdr>
+          <w:left w:val="single" w:sz="24" w:space="10" w:color="E5775A"/>
+        </w:pBdr>
+        <w:shd w:val="clear" w:fill="FFF7F4"/>
+      </w:pPr>
+      <w:r>
+        <w:rPr>
+          <w:rFonts w:ascii="Sarabun" w:hAnsi="Sarabun" w:cs="Sarabun" w:eastAsia="Sarabun"/>
+          <w:color w:val="1A1E33"/>
+          <w:sz w:val="22"/>
+          <w:szCs w:val="22"/>
+          <w:b w:val="1"/>
+          <w:bCs w:val="1"/>
+        </w:rPr>
+        <w:t>ระวังตอน seed ใหม่</w:t>
+      </w:r>
+      <w:r>
+        <w:rPr>
+          <w:rFonts w:ascii="DejaVu Sans Mono" w:hAnsi="DejaVu Sans Mono" w:cs="DejaVu Sans Mono" w:eastAsia="DejaVu Sans Mono"/>
+          <w:color w:val="192768"/>
+          <w:sz w:val="19"/>
+          <w:szCs w:val="19"/>
+          <w:shd w:val="clear" w:fill="F5F6FA"/>
+        </w:rPr>
+        <w:t>seed:masters</w:t>
+      </w:r>
+      <w:r>
+        <w:rPr>
+          <w:rFonts w:ascii="Sarabun" w:hAnsi="Sarabun" w:cs="Sarabun" w:eastAsia="Sarabun"/>
+          <w:color w:val="1A1E33"/>
+          <w:sz w:val="22"/>
+          <w:szCs w:val="22"/>
+        </w:rPr>
+        <w:t xml:space="preserve"> เขียนทับ </w:t>
+      </w:r>
+      <w:r>
+        <w:rPr>
+          <w:rFonts w:ascii="DejaVu Sans Mono" w:hAnsi="DejaVu Sans Mono" w:cs="DejaVu Sans Mono" w:eastAsia="DejaVu Sans Mono"/>
+          <w:color w:val="192768"/>
+          <w:sz w:val="19"/>
+          <w:szCs w:val="19"/>
+          <w:shd w:val="clear" w:fill="F5F6FA"/>
+        </w:rPr>
+        <w:t>shortname</w:t>
+      </w:r>
+      <w:r>
+        <w:rPr>
+          <w:rFonts w:ascii="Sarabun" w:hAnsi="Sarabun" w:cs="Sarabun" w:eastAsia="Sarabun"/>
+          <w:color w:val="1A1E33"/>
+          <w:sz w:val="22"/>
+          <w:szCs w:val="22"/>
+        </w:rPr>
+        <w:t xml:space="preserve"> กับ </w:t>
+      </w:r>
+      <w:r>
+        <w:rPr>
+          <w:rFonts w:ascii="DejaVu Sans Mono" w:hAnsi="DejaVu Sans Mono" w:cs="DejaVu Sans Mono" w:eastAsia="DejaVu Sans Mono"/>
+          <w:color w:val="192768"/>
+          <w:sz w:val="19"/>
+          <w:szCs w:val="19"/>
+          <w:shd w:val="clear" w:fill="F5F6FA"/>
+        </w:rPr>
+        <w:t>legalNotice</w:t>
+      </w:r>
+      <w:r>
+        <w:rPr>
+          <w:rFonts w:ascii="Sarabun" w:hAnsi="Sarabun" w:cs="Sarabun" w:eastAsia="Sarabun"/>
+          <w:color w:val="1A1E33"/>
+          <w:sz w:val="22"/>
+          <w:szCs w:val="22"/>
+        </w:rPr>
+        <w:t xml:space="preserve"> ด้วยค่าใน </w:t>
+      </w:r>
+      <w:r>
+        <w:rPr>
+          <w:rFonts w:ascii="DejaVu Sans Mono" w:hAnsi="DejaVu Sans Mono" w:cs="DejaVu Sans Mono" w:eastAsia="DejaVu Sans Mono"/>
+          <w:color w:val="192768"/>
+          <w:sz w:val="19"/>
+          <w:szCs w:val="19"/>
+          <w:shd w:val="clear" w:fill="F5F6FA"/>
+        </w:rPr>
+        <w:t>LEGAL_DOCUMENTS</w:t>
+      </w:r>
+      <w:r>
+        <w:rPr>
+          <w:rFonts w:ascii="Sarabun" w:hAnsi="Sarabun" w:cs="Sarabun" w:eastAsia="Sarabun"/>
+          <w:color w:val="1A1E33"/>
+          <w:sz w:val="22"/>
+          <w:szCs w:val="22"/>
+        </w:rPr>
+        <w:t xml:space="preserve"> ของสคริปต์ทุกครั้งที่รัน — </w:t>
+      </w:r>
+      <w:r>
+        <w:rPr>
+          <w:rFonts w:ascii="DejaVu Sans Mono" w:hAnsi="DejaVu Sans Mono" w:cs="DejaVu Sans Mono" w:eastAsia="DejaVu Sans Mono"/>
+          <w:color w:val="192768"/>
+          <w:sz w:val="19"/>
+          <w:szCs w:val="19"/>
+          <w:shd w:val="clear" w:fill="F5F6FA"/>
+        </w:rPr>
+        <w:t>isRequired</w:t>
+      </w:r>
+      <w:r>
+        <w:rPr>
+          <w:rFonts w:ascii="Sarabun" w:hAnsi="Sarabun" w:cs="Sarabun" w:eastAsia="Sarabun"/>
+          <w:color w:val="1A1E33"/>
+          <w:sz w:val="22"/>
+          <w:szCs w:val="22"/>
+          <w:b w:val="1"/>
+          <w:bCs w:val="1"/>
+        </w:rPr>
+        <w:t>ไม่ถูก</w:t>
+      </w:r>
+      <w:r>
+        <w:rPr>
+          <w:rFonts w:ascii="Sarabun" w:hAnsi="Sarabun" w:cs="Sarabun" w:eastAsia="Sarabun"/>
+          <w:color w:val="1A1E33"/>
+          <w:sz w:val="22"/>
+          <w:szCs w:val="22"/>
+        </w:rPr>
+        <w:t xml:space="preserve">เขียนทับ โดยตั้งใจ ถ้าเปลี่ยนถ้อยคำถาวร ต้องแก้ใน </w:t>
+      </w:r>
+      <w:r>
+        <w:rPr>
+          <w:rFonts w:ascii="DejaVu Sans Mono" w:hAnsi="DejaVu Sans Mono" w:cs="DejaVu Sans Mono" w:eastAsia="DejaVu Sans Mono"/>
+          <w:color w:val="192768"/>
+          <w:sz w:val="19"/>
+          <w:szCs w:val="19"/>
+          <w:shd w:val="clear" w:fill="F5F6FA"/>
+        </w:rPr>
+        <w:t>backend/src/scripts/seed-masters.ts</w:t>
+      </w:r>
+      <w:r>
+        <w:rPr>
+          <w:rFonts w:ascii="Sarabun" w:hAnsi="Sarabun" w:cs="Sarabun" w:eastAsia="Sarabun"/>
+          <w:color w:val="1A1E33"/>
+          <w:sz w:val="22"/>
+          <w:szCs w:val="22"/>
+        </w:rPr>
+        <w:t xml:space="preserve"> ด้วย</w:t>
+      </w:r>
+    </w:p>
+    <w:p>
+      <w:pPr>
+        <w:spacing w:before="0" w:after="160" w:lineRule="auto" w:line="348"/>
+        <w:jc w:val="both"/>
+      </w:pPr>
+      <w:r>
+        <w:rPr>
+          <w:rFonts w:ascii="Sarabun" w:hAnsi="Sarabun" w:cs="Sarabun" w:eastAsia="Sarabun"/>
+          <w:color w:val="1A1E33"/>
+          <w:sz w:val="22"/>
+          <w:szCs w:val="22"/>
+        </w:rPr>
+        <w:t xml:space="preserve">ค่าที่เป็นอยู่ตอนนี้ดูได้จาก </w:t>
+      </w:r>
+      <w:r>
+        <w:rPr>
+          <w:rFonts w:ascii="DejaVu Sans Mono" w:hAnsi="DejaVu Sans Mono" w:cs="DejaVu Sans Mono" w:eastAsia="DejaVu Sans Mono"/>
+          <w:color w:val="192768"/>
+          <w:sz w:val="19"/>
+          <w:szCs w:val="19"/>
+          <w:shd w:val="clear" w:fill="F5F6FA"/>
+        </w:rPr>
+        <w:t>GET /api/admin/legal-documents</w:t>
+      </w:r>
+      <w:r>
+        <w:rPr>
+          <w:rFonts w:ascii="Sarabun" w:hAnsi="Sarabun" w:cs="Sarabun" w:eastAsia="Sarabun"/>
+          <w:color w:val="1A1E33"/>
+          <w:sz w:val="22"/>
+          <w:szCs w:val="22"/>
+        </w:rPr>
+        <w:t xml:space="preserve"> ซึ่งคืนทั้งสามช่องมาด้วย — ทั้งชุดอยู่ใน Postman แล้วที่หมวด </w:t>
+      </w:r>
+      <w:r>
+        <w:rPr>
+          <w:rFonts w:ascii="Sarabun" w:hAnsi="Sarabun" w:cs="Sarabun" w:eastAsia="Sarabun"/>
+          <w:color w:val="1A1E33"/>
+          <w:sz w:val="22"/>
+          <w:szCs w:val="22"/>
+          <w:b w:val="1"/>
+          <w:bCs w:val="1"/>
+        </w:rPr>
+        <w:t>L1–L4</w:t>
+      </w:r>
+    </w:p>
+    <w:p>
+      <w:pPr>
+        <w:spacing w:before="360" w:after="120" w:lineRule="auto" w:line="300"/>
+        <w:jc w:val="left"/>
+        <w:keepNext w:val="1"/>
+        <w:pBdr>
+          <w:bottom w:val="single" w:sz="6" w:space="4" w:color="D8DCE6"/>
+        </w:pBdr>
+        <w:pageBreakBefore w:val="1"/>
+      </w:pPr>
+      <w:r>
+        <w:rPr>
+          <w:rFonts w:ascii="Sarabun" w:hAnsi="Sarabun" w:cs="Sarabun" w:eastAsia="Sarabun"/>
+          <w:color w:val="192768"/>
+          <w:sz w:val="36"/>
+          <w:szCs w:val="36"/>
+          <w:b w:val="1"/>
+          <w:bCs w:val="1"/>
+          <w:sz w:val="36"/>
+          <w:szCs w:val="36"/>
+          <w:b w:val="1"/>
+          <w:bCs w:val="1"/>
+        </w:rPr>
         <w:t>4 · ตัวแปรที่ใช้ได้ทั้งหมด</w:t>
       </w:r>
     </w:p>
@@ -4936,9 +6712,9 @@
         <w:tblW w:w="9525" w:type="dxa"/>
       </w:tblPr>
       <w:tblGrid>
-        <w:gridCol w:w="2920"/>
-        <w:gridCol w:w="3615"/>
-        <w:gridCol w:w="2989"/>
+        <w:gridCol w:w="3014"/>
+        <w:gridCol w:w="3664"/>
+        <w:gridCol w:w="2845"/>
       </w:tblGrid>
       <w:tr>
         <w:trPr>
@@ -4947,7 +6723,7 @@
         </w:trPr>
         <w:tc>
           <w:tcPr>
-            <w:tcW w:type="dxa" w:w="2920"/>
+            <w:tcW w:type="dxa" w:w="3015"/>
             <w:shd w:val="clear" w:fill="192768"/>
           </w:tcPr>
           <w:p>
@@ -4984,7 +6760,7 @@
         </w:tc>
         <w:tc>
           <w:tcPr>
-            <w:tcW w:type="dxa" w:w="3615"/>
+            <w:tcW w:type="dxa" w:w="3664"/>
             <w:shd w:val="clear" w:fill="192768"/>
           </w:tcPr>
           <w:p>
@@ -5021,7 +6797,7 @@
         </w:tc>
         <w:tc>
           <w:tcPr>
-            <w:tcW w:type="dxa" w:w="2989"/>
+            <w:tcW w:type="dxa" w:w="2846"/>
             <w:shd w:val="clear" w:fill="192768"/>
           </w:tcPr>
           <w:p>
@@ -5063,7 +6839,7 @@
         </w:trPr>
         <w:tc>
           <w:tcPr>
-            <w:tcW w:type="dxa" w:w="2920"/>
+            <w:tcW w:type="dxa" w:w="3015"/>
             <w:shd w:val="clear" w:fill="FFFFFF"/>
           </w:tcPr>
           <w:p>
@@ -5086,7 +6862,7 @@
         </w:tc>
         <w:tc>
           <w:tcPr>
-            <w:tcW w:type="dxa" w:w="3615"/>
+            <w:tcW w:type="dxa" w:w="3664"/>
             <w:shd w:val="clear" w:fill="FFFFFF"/>
           </w:tcPr>
           <w:p>
@@ -5108,7 +6884,7 @@
         </w:tc>
         <w:tc>
           <w:tcPr>
-            <w:tcW w:type="dxa" w:w="2989"/>
+            <w:tcW w:type="dxa" w:w="2846"/>
             <w:shd w:val="clear" w:fill="FFFFFF"/>
           </w:tcPr>
           <w:p>
@@ -5135,7 +6911,7 @@
         </w:trPr>
         <w:tc>
           <w:tcPr>
-            <w:tcW w:type="dxa" w:w="2920"/>
+            <w:tcW w:type="dxa" w:w="3015"/>
             <w:shd w:val="clear" w:fill="F2F4F9"/>
           </w:tcPr>
           <w:p>
@@ -5158,7 +6934,7 @@
         </w:tc>
         <w:tc>
           <w:tcPr>
-            <w:tcW w:type="dxa" w:w="3615"/>
+            <w:tcW w:type="dxa" w:w="3664"/>
             <w:shd w:val="clear" w:fill="F2F4F9"/>
           </w:tcPr>
           <w:p>
@@ -5180,7 +6956,7 @@
         </w:tc>
         <w:tc>
           <w:tcPr>
-            <w:tcW w:type="dxa" w:w="2989"/>
+            <w:tcW w:type="dxa" w:w="2846"/>
             <w:shd w:val="clear" w:fill="F2F4F9"/>
           </w:tcPr>
           <w:p>
@@ -5207,7 +6983,7 @@
         </w:trPr>
         <w:tc>
           <w:tcPr>
-            <w:tcW w:type="dxa" w:w="2920"/>
+            <w:tcW w:type="dxa" w:w="3015"/>
             <w:shd w:val="clear" w:fill="FFFFFF"/>
           </w:tcPr>
           <w:p>
@@ -5230,7 +7006,7 @@
         </w:tc>
         <w:tc>
           <w:tcPr>
-            <w:tcW w:type="dxa" w:w="3615"/>
+            <w:tcW w:type="dxa" w:w="3664"/>
             <w:shd w:val="clear" w:fill="FFFFFF"/>
           </w:tcPr>
           <w:p>
@@ -5252,7 +7028,7 @@
         </w:tc>
         <w:tc>
           <w:tcPr>
-            <w:tcW w:type="dxa" w:w="2989"/>
+            <w:tcW w:type="dxa" w:w="2846"/>
             <w:shd w:val="clear" w:fill="FFFFFF"/>
           </w:tcPr>
           <w:p>
@@ -5279,7 +7055,7 @@
         </w:trPr>
         <w:tc>
           <w:tcPr>
-            <w:tcW w:type="dxa" w:w="2920"/>
+            <w:tcW w:type="dxa" w:w="3015"/>
             <w:shd w:val="clear" w:fill="F2F4F9"/>
           </w:tcPr>
           <w:p>
@@ -5302,7 +7078,7 @@
         </w:tc>
         <w:tc>
           <w:tcPr>
-            <w:tcW w:type="dxa" w:w="3615"/>
+            <w:tcW w:type="dxa" w:w="3664"/>
             <w:shd w:val="clear" w:fill="F2F4F9"/>
           </w:tcPr>
           <w:p>
@@ -5335,7 +7111,7 @@
         </w:tc>
         <w:tc>
           <w:tcPr>
-            <w:tcW w:type="dxa" w:w="2989"/>
+            <w:tcW w:type="dxa" w:w="2846"/>
             <w:shd w:val="clear" w:fill="F2F4F9"/>
           </w:tcPr>
           <w:p>
@@ -5362,7 +7138,7 @@
         </w:trPr>
         <w:tc>
           <w:tcPr>
-            <w:tcW w:type="dxa" w:w="2920"/>
+            <w:tcW w:type="dxa" w:w="3015"/>
             <w:shd w:val="clear" w:fill="FFFFFF"/>
           </w:tcPr>
           <w:p>
@@ -5385,7 +7161,7 @@
         </w:tc>
         <w:tc>
           <w:tcPr>
-            <w:tcW w:type="dxa" w:w="3615"/>
+            <w:tcW w:type="dxa" w:w="3664"/>
             <w:shd w:val="clear" w:fill="FFFFFF"/>
           </w:tcPr>
           <w:p>
@@ -5407,7 +7183,7 @@
         </w:tc>
         <w:tc>
           <w:tcPr>
-            <w:tcW w:type="dxa" w:w="2989"/>
+            <w:tcW w:type="dxa" w:w="2846"/>
             <w:shd w:val="clear" w:fill="FFFFFF"/>
           </w:tcPr>
           <w:p>
@@ -5434,7 +7210,7 @@
         </w:trPr>
         <w:tc>
           <w:tcPr>
-            <w:tcW w:type="dxa" w:w="2920"/>
+            <w:tcW w:type="dxa" w:w="3015"/>
             <w:shd w:val="clear" w:fill="F2F4F9"/>
           </w:tcPr>
           <w:p>
@@ -5457,7 +7233,7 @@
         </w:tc>
         <w:tc>
           <w:tcPr>
-            <w:tcW w:type="dxa" w:w="3615"/>
+            <w:tcW w:type="dxa" w:w="3664"/>
             <w:shd w:val="clear" w:fill="F2F4F9"/>
           </w:tcPr>
           <w:p>
@@ -5499,7 +7275,7 @@
         </w:tc>
         <w:tc>
           <w:tcPr>
-            <w:tcW w:type="dxa" w:w="2989"/>
+            <w:tcW w:type="dxa" w:w="2846"/>
             <w:shd w:val="clear" w:fill="F2F4F9"/>
           </w:tcPr>
           <w:p>
@@ -5526,7 +7302,7 @@
         </w:trPr>
         <w:tc>
           <w:tcPr>
-            <w:tcW w:type="dxa" w:w="2920"/>
+            <w:tcW w:type="dxa" w:w="3015"/>
             <w:shd w:val="clear" w:fill="FFFFFF"/>
           </w:tcPr>
           <w:p>
@@ -5549,7 +7325,7 @@
         </w:tc>
         <w:tc>
           <w:tcPr>
-            <w:tcW w:type="dxa" w:w="3615"/>
+            <w:tcW w:type="dxa" w:w="3664"/>
             <w:shd w:val="clear" w:fill="FFFFFF"/>
           </w:tcPr>
           <w:p>
@@ -5571,7 +7347,7 @@
         </w:tc>
         <w:tc>
           <w:tcPr>
-            <w:tcW w:type="dxa" w:w="2989"/>
+            <w:tcW w:type="dxa" w:w="2846"/>
             <w:shd w:val="clear" w:fill="FFFFFF"/>
           </w:tcPr>
           <w:p>
@@ -5598,7 +7374,7 @@
         </w:trPr>
         <w:tc>
           <w:tcPr>
-            <w:tcW w:type="dxa" w:w="2920"/>
+            <w:tcW w:type="dxa" w:w="3015"/>
             <w:shd w:val="clear" w:fill="F2F4F9"/>
           </w:tcPr>
           <w:p>
@@ -5621,7 +7397,7 @@
         </w:tc>
         <w:tc>
           <w:tcPr>
-            <w:tcW w:type="dxa" w:w="3615"/>
+            <w:tcW w:type="dxa" w:w="3664"/>
             <w:shd w:val="clear" w:fill="F2F4F9"/>
           </w:tcPr>
           <w:p>
@@ -5643,7 +7419,7 @@
         </w:tc>
         <w:tc>
           <w:tcPr>
-            <w:tcW w:type="dxa" w:w="2989"/>
+            <w:tcW w:type="dxa" w:w="2846"/>
             <w:shd w:val="clear" w:fill="F2F4F9"/>
           </w:tcPr>
           <w:p>
@@ -5670,7 +7446,7 @@
         </w:trPr>
         <w:tc>
           <w:tcPr>
-            <w:tcW w:type="dxa" w:w="2920"/>
+            <w:tcW w:type="dxa" w:w="3015"/>
             <w:shd w:val="clear" w:fill="FFFFFF"/>
           </w:tcPr>
           <w:p>
@@ -5693,7 +7469,7 @@
         </w:tc>
         <w:tc>
           <w:tcPr>
-            <w:tcW w:type="dxa" w:w="3615"/>
+            <w:tcW w:type="dxa" w:w="3664"/>
             <w:shd w:val="clear" w:fill="FFFFFF"/>
           </w:tcPr>
           <w:p>
@@ -5715,7 +7491,7 @@
         </w:tc>
         <w:tc>
           <w:tcPr>
-            <w:tcW w:type="dxa" w:w="2989"/>
+            <w:tcW w:type="dxa" w:w="2846"/>
             <w:shd w:val="clear" w:fill="FFFFFF"/>
           </w:tcPr>
           <w:p>
@@ -5742,7 +7518,7 @@
         </w:trPr>
         <w:tc>
           <w:tcPr>
-            <w:tcW w:type="dxa" w:w="2920"/>
+            <w:tcW w:type="dxa" w:w="3015"/>
             <w:shd w:val="clear" w:fill="F2F4F9"/>
           </w:tcPr>
           <w:p>
@@ -5765,7 +7541,7 @@
         </w:tc>
         <w:tc>
           <w:tcPr>
-            <w:tcW w:type="dxa" w:w="3615"/>
+            <w:tcW w:type="dxa" w:w="3664"/>
             <w:shd w:val="clear" w:fill="F2F4F9"/>
           </w:tcPr>
           <w:p>
@@ -5787,7 +7563,7 @@
         </w:tc>
         <w:tc>
           <w:tcPr>
-            <w:tcW w:type="dxa" w:w="2989"/>
+            <w:tcW w:type="dxa" w:w="2846"/>
             <w:shd w:val="clear" w:fill="F2F4F9"/>
           </w:tcPr>
           <w:p>
@@ -5814,7 +7590,7 @@
         </w:trPr>
         <w:tc>
           <w:tcPr>
-            <w:tcW w:type="dxa" w:w="2920"/>
+            <w:tcW w:type="dxa" w:w="3015"/>
             <w:shd w:val="clear" w:fill="FFFFFF"/>
           </w:tcPr>
           <w:p>
@@ -5837,7 +7613,7 @@
         </w:tc>
         <w:tc>
           <w:tcPr>
-            <w:tcW w:type="dxa" w:w="3615"/>
+            <w:tcW w:type="dxa" w:w="3664"/>
             <w:shd w:val="clear" w:fill="FFFFFF"/>
           </w:tcPr>
           <w:p>
@@ -5859,7 +7635,7 @@
         </w:tc>
         <w:tc>
           <w:tcPr>
-            <w:tcW w:type="dxa" w:w="2989"/>
+            <w:tcW w:type="dxa" w:w="2846"/>
             <w:shd w:val="clear" w:fill="FFFFFF"/>
           </w:tcPr>
           <w:p>
@@ -5886,7 +7662,7 @@
         </w:trPr>
         <w:tc>
           <w:tcPr>
-            <w:tcW w:type="dxa" w:w="2920"/>
+            <w:tcW w:type="dxa" w:w="3015"/>
             <w:shd w:val="clear" w:fill="F2F4F9"/>
           </w:tcPr>
           <w:p>
@@ -5909,7 +7685,7 @@
         </w:tc>
         <w:tc>
           <w:tcPr>
-            <w:tcW w:type="dxa" w:w="3615"/>
+            <w:tcW w:type="dxa" w:w="3664"/>
             <w:shd w:val="clear" w:fill="F2F4F9"/>
           </w:tcPr>
           <w:p>
@@ -5925,13 +7701,13 @@
                 <w:sz w:val="20"/>
                 <w:szCs w:val="20"/>
               </w:rPr>
-              <w:t>เบอร์โทรศัพท์</w:t>
+              <w:t>เบอร์โทรศัพท์ (เฉพาะตัวเบอร์)</w:t>
             </w:r>
           </w:p>
         </w:tc>
         <w:tc>
           <w:tcPr>
-            <w:tcW w:type="dxa" w:w="2989"/>
+            <w:tcW w:type="dxa" w:w="2846"/>
             <w:shd w:val="clear" w:fill="F2F4F9"/>
           </w:tcPr>
           <w:p>
@@ -5958,7 +7734,7 @@
         </w:trPr>
         <w:tc>
           <w:tcPr>
-            <w:tcW w:type="dxa" w:w="2920"/>
+            <w:tcW w:type="dxa" w:w="3015"/>
             <w:shd w:val="clear" w:fill="FFFFFF"/>
           </w:tcPr>
           <w:p>
@@ -5975,13 +7751,13 @@
                 <w:szCs w:val="17"/>
                 <w:shd w:val="clear" w:fill="F5F6FA"/>
               </w:rPr>
-              <w:t>{{org.email}}</w:t>
+              <w:t>{{org.phoneExtension}}</w:t>
             </w:r>
           </w:p>
         </w:tc>
         <w:tc>
           <w:tcPr>
-            <w:tcW w:type="dxa" w:w="3615"/>
+            <w:tcW w:type="dxa" w:w="3664"/>
             <w:shd w:val="clear" w:fill="FFFFFF"/>
           </w:tcPr>
           <w:p>
@@ -5997,13 +7773,24 @@
                 <w:sz w:val="20"/>
                 <w:szCs w:val="20"/>
               </w:rPr>
-              <w:t>อีเมลหน่วยงาน</w:t>
+              <w:t xml:space="preserve">เลขต่อ — </w:t>
+            </w:r>
+            <w:r>
+              <w:rPr>
+                <w:rFonts w:ascii="Sarabun" w:hAnsi="Sarabun" w:cs="Sarabun" w:eastAsia="Sarabun"/>
+                <w:color w:val="1A1E33"/>
+                <w:sz w:val="20"/>
+                <w:szCs w:val="20"/>
+                <w:b w:val="1"/>
+                <w:bCs w:val="1"/>
+              </w:rPr>
+              <w:t>ว่างถ้าไม่มี</w:t>
             </w:r>
           </w:p>
         </w:tc>
         <w:tc>
           <w:tcPr>
-            <w:tcW w:type="dxa" w:w="2989"/>
+            <w:tcW w:type="dxa" w:w="2846"/>
             <w:shd w:val="clear" w:fill="FFFFFF"/>
           </w:tcPr>
           <w:p>
@@ -6019,7 +7806,7 @@
                 <w:sz w:val="20"/>
                 <w:szCs w:val="20"/>
               </w:rPr>
-              <w:t>saraban@dla.go.th</w:t>
+              <w:t>1232</w:t>
             </w:r>
           </w:p>
         </w:tc>
@@ -6030,7 +7817,7 @@
         </w:trPr>
         <w:tc>
           <w:tcPr>
-            <w:tcW w:type="dxa" w:w="2920"/>
+            <w:tcW w:type="dxa" w:w="3015"/>
             <w:shd w:val="clear" w:fill="F2F4F9"/>
           </w:tcPr>
           <w:p>
@@ -6047,13 +7834,13 @@
                 <w:szCs w:val="17"/>
                 <w:shd w:val="clear" w:fill="F5F6FA"/>
               </w:rPr>
-              <w:t>{{org.website}}</w:t>
+              <w:t>{{org.email}}</w:t>
             </w:r>
           </w:p>
         </w:tc>
         <w:tc>
           <w:tcPr>
-            <w:tcW w:type="dxa" w:w="3615"/>
+            <w:tcW w:type="dxa" w:w="3664"/>
             <w:shd w:val="clear" w:fill="F2F4F9"/>
           </w:tcPr>
           <w:p>
@@ -6069,14 +7856,86 @@
                 <w:sz w:val="20"/>
                 <w:szCs w:val="20"/>
               </w:rPr>
-              <w:t>เว็บไซต์ (ว่างถ้าไม่ได้กรอก)</w:t>
+              <w:t>อีเมลหน่วยงาน</w:t>
             </w:r>
           </w:p>
         </w:tc>
         <w:tc>
           <w:tcPr>
-            <w:tcW w:type="dxa" w:w="2989"/>
+            <w:tcW w:type="dxa" w:w="2846"/>
             <w:shd w:val="clear" w:fill="F2F4F9"/>
+          </w:tcPr>
+          <w:p>
+            <w:pPr>
+              <w:spacing w:before="60" w:after="60" w:lineRule="auto" w:line="300"/>
+              <w:jc w:val="left"/>
+            </w:pPr>
+            <w:r/>
+            <w:r>
+              <w:rPr>
+                <w:rFonts w:ascii="Sarabun" w:hAnsi="Sarabun" w:cs="Sarabun" w:eastAsia="Sarabun"/>
+                <w:color w:val="1A1E33"/>
+                <w:sz w:val="20"/>
+                <w:szCs w:val="20"/>
+              </w:rPr>
+              <w:t>saraban@dla.go.th</w:t>
+            </w:r>
+          </w:p>
+        </w:tc>
+      </w:tr>
+      <w:tr>
+        <w:trPr>
+          <w:cantSplit w:val="1"/>
+        </w:trPr>
+        <w:tc>
+          <w:tcPr>
+            <w:tcW w:type="dxa" w:w="3015"/>
+            <w:shd w:val="clear" w:fill="FFFFFF"/>
+          </w:tcPr>
+          <w:p>
+            <w:pPr>
+              <w:spacing w:before="60" w:after="60" w:lineRule="auto" w:line="300"/>
+              <w:jc w:val="left"/>
+            </w:pPr>
+            <w:r/>
+            <w:r>
+              <w:rPr>
+                <w:rFonts w:ascii="DejaVu Sans Mono" w:hAnsi="DejaVu Sans Mono" w:cs="DejaVu Sans Mono" w:eastAsia="DejaVu Sans Mono"/>
+                <w:color w:val="192768"/>
+                <w:sz w:val="17"/>
+                <w:szCs w:val="17"/>
+                <w:shd w:val="clear" w:fill="F5F6FA"/>
+              </w:rPr>
+              <w:t>{{org.website}}</w:t>
+            </w:r>
+          </w:p>
+        </w:tc>
+        <w:tc>
+          <w:tcPr>
+            <w:tcW w:type="dxa" w:w="3664"/>
+            <w:shd w:val="clear" w:fill="FFFFFF"/>
+          </w:tcPr>
+          <w:p>
+            <w:pPr>
+              <w:spacing w:before="60" w:after="60" w:lineRule="auto" w:line="300"/>
+              <w:jc w:val="left"/>
+            </w:pPr>
+            <w:r/>
+            <w:r>
+              <w:rPr>
+                <w:rFonts w:ascii="Sarabun" w:hAnsi="Sarabun" w:cs="Sarabun" w:eastAsia="Sarabun"/>
+                <w:color w:val="1A1E33"/>
+                <w:sz w:val="20"/>
+                <w:szCs w:val="20"/>
+              </w:rPr>
+              <w:t>เว็บไซต์ (ว่างถ้าไม่ได้กรอก)</w:t>
+            </w:r>
+          </w:p>
+        </w:tc>
+        <w:tc>
+          <w:tcPr>
+            <w:tcW w:type="dxa" w:w="2846"/>
+            <w:shd w:val="clear" w:fill="FFFFFF"/>
           </w:tcPr>
           <w:p>
             <w:pPr>
@@ -6220,6 +8079,151 @@
     </w:p>
     <w:p>
       <w:pPr>
+        <w:spacing w:before="120" w:after="200" w:lineRule="auto" w:line="348"/>
+        <w:ind w:left="227" w:right="113"/>
+        <w:jc w:val="left"/>
+        <w:pBdr>
+          <w:left w:val="single" w:sz="24" w:space="10" w:color="E5775A"/>
+        </w:pBdr>
+        <w:shd w:val="clear" w:fill="FFF7F4"/>
+      </w:pPr>
+      <w:r>
+        <w:rPr>
+          <w:rFonts w:ascii="Sarabun" w:hAnsi="Sarabun" w:cs="Sarabun" w:eastAsia="Sarabun"/>
+          <w:color w:val="1A1E33"/>
+          <w:sz w:val="22"/>
+          <w:szCs w:val="22"/>
+          <w:b w:val="1"/>
+          <w:bCs w:val="1"/>
+        </w:rPr>
+        <w:t>เลขต่อเป็นตัวแปรแยก ไม่ได้ต่อท้ายให้ในตัวเบอร์</w:t>
+      </w:r>
+      <w:r>
+        <w:rPr>
+          <w:rFonts w:ascii="Sarabun" w:hAnsi="Sarabun" w:cs="Sarabun" w:eastAsia="Sarabun"/>
+          <w:color w:val="1A1E33"/>
+          <w:sz w:val="22"/>
+          <w:szCs w:val="22"/>
+        </w:rPr>
+        <w:t xml:space="preserve"> (ตั้งแต่ 2026-09-18) เพราะแบบฟอร์มราชการ มีช่อง "โทรศัพท์ ______ ต่อ ______" แยกกันอยู่แล้ว วางแบบนั้นได้เลย: </w:t>
+      </w:r>
+      <w:r>
+        <w:rPr>
+          <w:rFonts w:ascii="DejaVu Sans Mono" w:hAnsi="DejaVu Sans Mono" w:cs="DejaVu Sans Mono" w:eastAsia="DejaVu Sans Mono"/>
+          <w:color w:val="192768"/>
+          <w:sz w:val="19"/>
+          <w:szCs w:val="19"/>
+          <w:shd w:val="clear" w:fill="F5F6FA"/>
+        </w:rPr>
+        <w:t>โทรศัพท์ {{org.phone}} ต่อ {{org.phoneExtension}}</w:t>
+      </w:r>
+      <w:r>
+        <w:rPr>
+          <w:rFonts w:ascii="Sarabun" w:hAnsi="Sarabun" w:cs="Sarabun" w:eastAsia="Sarabun"/>
+          <w:color w:val="1A1E33"/>
+          <w:sz w:val="22"/>
+          <w:szCs w:val="22"/>
+        </w:rPr>
+        <w:t xml:space="preserve"> — หน่วยงานที่ไม่มีเลขต่อจะได้ช่อง "ต่อ" ว่าง ซึ่งเป็นสิ่งที่แบบฟอร์ม กระดาษเป็นอยู่แล้ว ทุกเบอร์ในระบบ (</w:t>
+      </w:r>
+      <w:r>
+        <w:rPr>
+          <w:rFonts w:ascii="DejaVu Sans Mono" w:hAnsi="DejaVu Sans Mono" w:cs="DejaVu Sans Mono" w:eastAsia="DejaVu Sans Mono"/>
+          <w:color w:val="192768"/>
+          <w:sz w:val="19"/>
+          <w:szCs w:val="19"/>
+          <w:shd w:val="clear" w:fill="F5F6FA"/>
+        </w:rPr>
+        <w:t>org.</w:t>
+      </w:r>
+      <w:r>
+        <w:rPr>
+          <w:rFonts w:ascii="Sarabun" w:hAnsi="Sarabun" w:cs="Sarabun" w:eastAsia="Sarabun"/>
+          <w:color w:val="1A1E33"/>
+          <w:sz w:val="22"/>
+          <w:szCs w:val="22"/>
+        </w:rPr>
+        <w:t xml:space="preserve"> · </w:t>
+      </w:r>
+      <w:r>
+        <w:rPr>
+          <w:rFonts w:ascii="DejaVu Sans Mono" w:hAnsi="DejaVu Sans Mono" w:cs="DejaVu Sans Mono" w:eastAsia="DejaVu Sans Mono"/>
+          <w:color w:val="192768"/>
+          <w:sz w:val="19"/>
+          <w:szCs w:val="19"/>
+          <w:shd w:val="clear" w:fill="F5F6FA"/>
+        </w:rPr>
+        <w:t>org_approver.</w:t>
+      </w:r>
+      <w:r>
+        <w:rPr>
+          <w:rFonts w:ascii="Sarabun" w:hAnsi="Sarabun" w:cs="Sarabun" w:eastAsia="Sarabun"/>
+          <w:color w:val="1A1E33"/>
+          <w:sz w:val="22"/>
+          <w:szCs w:val="22"/>
+        </w:rPr>
+        <w:t xml:space="preserve"> · </w:t>
+      </w:r>
+      <w:r>
+        <w:rPr>
+          <w:rFonts w:ascii="DejaVu Sans Mono" w:hAnsi="DejaVu Sans Mono" w:cs="DejaVu Sans Mono" w:eastAsia="DejaVu Sans Mono"/>
+          <w:color w:val="192768"/>
+          <w:sz w:val="19"/>
+          <w:szCs w:val="19"/>
+          <w:shd w:val="clear" w:fill="F5F6FA"/>
+        </w:rPr>
+        <w:t>org_officer.</w:t>
+      </w:r>
+      <w:r>
+        <w:rPr>
+          <w:rFonts w:ascii="Sarabun" w:hAnsi="Sarabun" w:cs="Sarabun" w:eastAsia="Sarabun"/>
+          <w:color w:val="1A1E33"/>
+          <w:sz w:val="22"/>
+          <w:szCs w:val="22"/>
+        </w:rPr>
+        <w:t xml:space="preserve"> · </w:t>
+      </w:r>
+      <w:r>
+        <w:rPr>
+          <w:rFonts w:ascii="DejaVu Sans Mono" w:hAnsi="DejaVu Sans Mono" w:cs="DejaVu Sans Mono" w:eastAsia="DejaVu Sans Mono"/>
+          <w:color w:val="192768"/>
+          <w:sz w:val="19"/>
+          <w:szCs w:val="19"/>
+          <w:shd w:val="clear" w:fill="F5F6FA"/>
+        </w:rPr>
+        <w:t>bdi.</w:t>
+      </w:r>
+      <w:r>
+        <w:rPr>
+          <w:rFonts w:ascii="Sarabun" w:hAnsi="Sarabun" w:cs="Sarabun" w:eastAsia="Sarabun"/>
+          <w:color w:val="1A1E33"/>
+          <w:sz w:val="22"/>
+          <w:szCs w:val="22"/>
+        </w:rPr>
+        <w:t xml:space="preserve">) มีคู่ </w:t>
+      </w:r>
+      <w:r>
+        <w:rPr>
+          <w:rFonts w:ascii="DejaVu Sans Mono" w:hAnsi="DejaVu Sans Mono" w:cs="DejaVu Sans Mono" w:eastAsia="DejaVu Sans Mono"/>
+          <w:color w:val="192768"/>
+          <w:sz w:val="19"/>
+          <w:szCs w:val="19"/>
+          <w:shd w:val="clear" w:fill="F5F6FA"/>
+        </w:rPr>
+        <w:t>phoneExtension</w:t>
+      </w:r>
+      <w:r>
+        <w:rPr>
+          <w:rFonts w:ascii="Sarabun" w:hAnsi="Sarabun" w:cs="Sarabun" w:eastAsia="Sarabun"/>
+          <w:color w:val="1A1E33"/>
+          <w:sz w:val="22"/>
+          <w:szCs w:val="22"/>
+        </w:rPr>
+        <w:t xml:space="preserve"> ของตัวเอง</w:t>
+      </w:r>
+    </w:p>
+    <w:p>
+      <w:pPr>
         <w:spacing w:before="280" w:after="120" w:lineRule="auto" w:line="300"/>
         <w:jc w:val="left"/>
         <w:keepNext w:val="1"/>
@@ -6258,9 +8262,9 @@
         <w:tblW w:w="9525" w:type="dxa"/>
       </w:tblPr>
       <w:tblGrid>
-        <w:gridCol w:w="4847"/>
-        <w:gridCol w:w="2402"/>
-        <w:gridCol w:w="2275"/>
+        <w:gridCol w:w="4885"/>
+        <w:gridCol w:w="2546"/>
+        <w:gridCol w:w="2093"/>
       </w:tblGrid>
       <w:tr>
         <w:trPr>
@@ -6269,7 +8273,7 @@
         </w:trPr>
         <w:tc>
           <w:tcPr>
-            <w:tcW w:type="dxa" w:w="4847"/>
+            <w:tcW w:type="dxa" w:w="4885"/>
             <w:shd w:val="clear" w:fill="192768"/>
           </w:tcPr>
           <w:p>
@@ -6306,7 +8310,7 @@
         </w:tc>
         <w:tc>
           <w:tcPr>
-            <w:tcW w:type="dxa" w:w="2402"/>
+            <w:tcW w:type="dxa" w:w="2546"/>
             <w:shd w:val="clear" w:fill="192768"/>
           </w:tcPr>
           <w:p>
@@ -6343,7 +8347,7 @@
         </w:tc>
         <w:tc>
           <w:tcPr>
-            <w:tcW w:type="dxa" w:w="2275"/>
+            <w:tcW w:type="dxa" w:w="2093"/>
             <w:shd w:val="clear" w:fill="192768"/>
           </w:tcPr>
           <w:p>
@@ -6385,7 +8389,7 @@
         </w:trPr>
         <w:tc>
           <w:tcPr>
-            <w:tcW w:type="dxa" w:w="4847"/>
+            <w:tcW w:type="dxa" w:w="4885"/>
             <w:shd w:val="clear" w:fill="FFFFFF"/>
           </w:tcPr>
           <w:p>
@@ -6408,7 +8412,7 @@
         </w:tc>
         <w:tc>
           <w:tcPr>
-            <w:tcW w:type="dxa" w:w="2402"/>
+            <w:tcW w:type="dxa" w:w="2546"/>
             <w:shd w:val="clear" w:fill="FFFFFF"/>
           </w:tcPr>
           <w:p>
@@ -6430,7 +8434,7 @@
         </w:tc>
         <w:tc>
           <w:tcPr>
-            <w:tcW w:type="dxa" w:w="2275"/>
+            <w:tcW w:type="dxa" w:w="2093"/>
             <w:shd w:val="clear" w:fill="FFFFFF"/>
           </w:tcPr>
           <w:p>
@@ -6457,7 +8461,7 @@
         </w:trPr>
         <w:tc>
           <w:tcPr>
-            <w:tcW w:type="dxa" w:w="4847"/>
+            <w:tcW w:type="dxa" w:w="4885"/>
             <w:shd w:val="clear" w:fill="F2F4F9"/>
           </w:tcPr>
           <w:p>
@@ -6480,7 +8484,7 @@
         </w:tc>
         <w:tc>
           <w:tcPr>
-            <w:tcW w:type="dxa" w:w="2402"/>
+            <w:tcW w:type="dxa" w:w="2546"/>
             <w:shd w:val="clear" w:fill="F2F4F9"/>
           </w:tcPr>
           <w:p>
@@ -6502,7 +8506,7 @@
         </w:tc>
         <w:tc>
           <w:tcPr>
-            <w:tcW w:type="dxa" w:w="2275"/>
+            <w:tcW w:type="dxa" w:w="2093"/>
             <w:shd w:val="clear" w:fill="F2F4F9"/>
           </w:tcPr>
           <w:p>
@@ -6529,7 +8533,7 @@
         </w:trPr>
         <w:tc>
           <w:tcPr>
-            <w:tcW w:type="dxa" w:w="4847"/>
+            <w:tcW w:type="dxa" w:w="4885"/>
             <w:shd w:val="clear" w:fill="FFFFFF"/>
           </w:tcPr>
           <w:p>
@@ -6552,7 +8556,7 @@
         </w:tc>
         <w:tc>
           <w:tcPr>
-            <w:tcW w:type="dxa" w:w="2402"/>
+            <w:tcW w:type="dxa" w:w="2546"/>
             <w:shd w:val="clear" w:fill="FFFFFF"/>
           </w:tcPr>
           <w:p>
@@ -6574,7 +8578,7 @@
         </w:tc>
         <w:tc>
           <w:tcPr>
-            <w:tcW w:type="dxa" w:w="2275"/>
+            <w:tcW w:type="dxa" w:w="2093"/>
             <w:shd w:val="clear" w:fill="FFFFFF"/>
           </w:tcPr>
           <w:p>
@@ -6601,7 +8605,7 @@
         </w:trPr>
         <w:tc>
           <w:tcPr>
-            <w:tcW w:type="dxa" w:w="4847"/>
+            <w:tcW w:type="dxa" w:w="4885"/>
             <w:shd w:val="clear" w:fill="F2F4F9"/>
           </w:tcPr>
           <w:p>
@@ -6624,7 +8628,7 @@
         </w:tc>
         <w:tc>
           <w:tcPr>
-            <w:tcW w:type="dxa" w:w="2402"/>
+            <w:tcW w:type="dxa" w:w="2546"/>
             <w:shd w:val="clear" w:fill="F2F4F9"/>
           </w:tcPr>
           <w:p>
@@ -6646,7 +8650,7 @@
         </w:tc>
         <w:tc>
           <w:tcPr>
-            <w:tcW w:type="dxa" w:w="2275"/>
+            <w:tcW w:type="dxa" w:w="2093"/>
             <w:shd w:val="clear" w:fill="F2F4F9"/>
           </w:tcPr>
           <w:p>
@@ -6673,7 +8677,7 @@
         </w:trPr>
         <w:tc>
           <w:tcPr>
-            <w:tcW w:type="dxa" w:w="4847"/>
+            <w:tcW w:type="dxa" w:w="4885"/>
             <w:shd w:val="clear" w:fill="FFFFFF"/>
           </w:tcPr>
           <w:p>
@@ -6696,7 +8700,7 @@
         </w:tc>
         <w:tc>
           <w:tcPr>
-            <w:tcW w:type="dxa" w:w="2402"/>
+            <w:tcW w:type="dxa" w:w="2546"/>
             <w:shd w:val="clear" w:fill="FFFFFF"/>
           </w:tcPr>
           <w:p>
@@ -6718,7 +8722,7 @@
         </w:tc>
         <w:tc>
           <w:tcPr>
-            <w:tcW w:type="dxa" w:w="2275"/>
+            <w:tcW w:type="dxa" w:w="2093"/>
             <w:shd w:val="clear" w:fill="FFFFFF"/>
           </w:tcPr>
           <w:p>
@@ -6745,7 +8749,7 @@
         </w:trPr>
         <w:tc>
           <w:tcPr>
-            <w:tcW w:type="dxa" w:w="4847"/>
+            <w:tcW w:type="dxa" w:w="4885"/>
             <w:shd w:val="clear" w:fill="F2F4F9"/>
           </w:tcPr>
           <w:p>
@@ -6768,7 +8772,7 @@
         </w:tc>
         <w:tc>
           <w:tcPr>
-            <w:tcW w:type="dxa" w:w="2402"/>
+            <w:tcW w:type="dxa" w:w="2546"/>
             <w:shd w:val="clear" w:fill="F2F4F9"/>
           </w:tcPr>
           <w:p>
@@ -6790,7 +8794,7 @@
         </w:tc>
         <w:tc>
           <w:tcPr>
-            <w:tcW w:type="dxa" w:w="2275"/>
+            <w:tcW w:type="dxa" w:w="2093"/>
             <w:shd w:val="clear" w:fill="F2F4F9"/>
           </w:tcPr>
           <w:p>
@@ -6817,7 +8821,7 @@
         </w:trPr>
         <w:tc>
           <w:tcPr>
-            <w:tcW w:type="dxa" w:w="4847"/>
+            <w:tcW w:type="dxa" w:w="4885"/>
             <w:shd w:val="clear" w:fill="FFFFFF"/>
           </w:tcPr>
           <w:p>
@@ -6840,7 +8844,7 @@
         </w:tc>
         <w:tc>
           <w:tcPr>
-            <w:tcW w:type="dxa" w:w="2402"/>
+            <w:tcW w:type="dxa" w:w="2546"/>
             <w:shd w:val="clear" w:fill="FFFFFF"/>
           </w:tcPr>
           <w:p>
@@ -6862,7 +8866,7 @@
         </w:tc>
         <w:tc>
           <w:tcPr>
-            <w:tcW w:type="dxa" w:w="2275"/>
+            <w:tcW w:type="dxa" w:w="2093"/>
             <w:shd w:val="clear" w:fill="FFFFFF"/>
           </w:tcPr>
           <w:p>
@@ -6889,7 +8893,7 @@
         </w:trPr>
         <w:tc>
           <w:tcPr>
-            <w:tcW w:type="dxa" w:w="4847"/>
+            <w:tcW w:type="dxa" w:w="4885"/>
             <w:shd w:val="clear" w:fill="F2F4F9"/>
           </w:tcPr>
           <w:p>
@@ -6912,7 +8916,7 @@
         </w:tc>
         <w:tc>
           <w:tcPr>
-            <w:tcW w:type="dxa" w:w="2402"/>
+            <w:tcW w:type="dxa" w:w="2546"/>
             <w:shd w:val="clear" w:fill="F2F4F9"/>
           </w:tcPr>
           <w:p>
@@ -6928,13 +8932,13 @@
                 <w:sz w:val="20"/>
                 <w:szCs w:val="20"/>
               </w:rPr>
-              <w:t>เบอร์โทรศัพท์</w:t>
+              <w:t>เบอร์โทรศัพท์ (เฉพาะตัวเบอร์)</w:t>
             </w:r>
           </w:p>
         </w:tc>
         <w:tc>
           <w:tcPr>
-            <w:tcW w:type="dxa" w:w="2275"/>
+            <w:tcW w:type="dxa" w:w="2093"/>
             <w:shd w:val="clear" w:fill="F2F4F9"/>
           </w:tcPr>
           <w:p>
@@ -6961,7 +8965,7 @@
         </w:trPr>
         <w:tc>
           <w:tcPr>
-            <w:tcW w:type="dxa" w:w="4847"/>
+            <w:tcW w:type="dxa" w:w="4885"/>
             <w:shd w:val="clear" w:fill="FFFFFF"/>
           </w:tcPr>
           <w:p>
@@ -6978,13 +8982,13 @@
                 <w:szCs w:val="17"/>
                 <w:shd w:val="clear" w:fill="F5F6FA"/>
               </w:rPr>
-              <w:t>{{org_approver.nationalId}}</w:t>
+              <w:t>{{org_approver.phoneExtension}}</w:t>
             </w:r>
           </w:p>
         </w:tc>
         <w:tc>
           <w:tcPr>
-            <w:tcW w:type="dxa" w:w="2402"/>
+            <w:tcW w:type="dxa" w:w="2546"/>
             <w:shd w:val="clear" w:fill="FFFFFF"/>
           </w:tcPr>
           <w:p>
@@ -7000,14 +9004,97 @@
                 <w:sz w:val="20"/>
                 <w:szCs w:val="20"/>
               </w:rPr>
-              <w:t>เลขบัตรประชาชน (คั่นขีด)</w:t>
+              <w:t xml:space="preserve">เลขต่อ — </w:t>
+            </w:r>
+            <w:r>
+              <w:rPr>
+                <w:rFonts w:ascii="Sarabun" w:hAnsi="Sarabun" w:cs="Sarabun" w:eastAsia="Sarabun"/>
+                <w:color w:val="1A1E33"/>
+                <w:sz w:val="20"/>
+                <w:szCs w:val="20"/>
+                <w:b w:val="1"/>
+                <w:bCs w:val="1"/>
+              </w:rPr>
+              <w:t>ว่างถ้าไม่มี</w:t>
             </w:r>
           </w:p>
         </w:tc>
         <w:tc>
           <w:tcPr>
-            <w:tcW w:type="dxa" w:w="2275"/>
+            <w:tcW w:type="dxa" w:w="2093"/>
             <w:shd w:val="clear" w:fill="FFFFFF"/>
+          </w:tcPr>
+          <w:p>
+            <w:pPr>
+              <w:spacing w:before="60" w:after="60" w:lineRule="auto" w:line="300"/>
+              <w:jc w:val="left"/>
+            </w:pPr>
+            <w:r/>
+            <w:r>
+              <w:rPr>
+                <w:rFonts w:ascii="Sarabun" w:hAnsi="Sarabun" w:cs="Sarabun" w:eastAsia="Sarabun"/>
+                <w:color w:val="1A1E33"/>
+                <w:sz w:val="20"/>
+                <w:szCs w:val="20"/>
+              </w:rPr>
+              <w:t>1232</w:t>
+            </w:r>
+          </w:p>
+        </w:tc>
+      </w:tr>
+      <w:tr>
+        <w:trPr>
+          <w:cantSplit w:val="1"/>
+        </w:trPr>
+        <w:tc>
+          <w:tcPr>
+            <w:tcW w:type="dxa" w:w="4885"/>
+            <w:shd w:val="clear" w:fill="F2F4F9"/>
+          </w:tcPr>
+          <w:p>
+            <w:pPr>
+              <w:spacing w:before="60" w:after="60" w:lineRule="auto" w:line="300"/>
+              <w:jc w:val="left"/>
+            </w:pPr>
+            <w:r/>
+            <w:r>
+              <w:rPr>
+                <w:rFonts w:ascii="DejaVu Sans Mono" w:hAnsi="DejaVu Sans Mono" w:cs="DejaVu Sans Mono" w:eastAsia="DejaVu Sans Mono"/>
+                <w:color w:val="192768"/>
+                <w:sz w:val="17"/>
+                <w:szCs w:val="17"/>
+                <w:shd w:val="clear" w:fill="F5F6FA"/>
+              </w:rPr>
+              <w:t>{{org_approver.nationalId}}</w:t>
+            </w:r>
+          </w:p>
+        </w:tc>
+        <w:tc>
+          <w:tcPr>
+            <w:tcW w:type="dxa" w:w="2546"/>
+            <w:shd w:val="clear" w:fill="F2F4F9"/>
+          </w:tcPr>
+          <w:p>
+            <w:pPr>
+              <w:spacing w:before="60" w:after="60" w:lineRule="auto" w:line="300"/>
+              <w:jc w:val="left"/>
+            </w:pPr>
+            <w:r/>
+            <w:r>
+              <w:rPr>
+                <w:rFonts w:ascii="Sarabun" w:hAnsi="Sarabun" w:cs="Sarabun" w:eastAsia="Sarabun"/>
+                <w:color w:val="1A1E33"/>
+                <w:sz w:val="20"/>
+                <w:szCs w:val="20"/>
+              </w:rPr>
+              <w:t>เลขบัตรประชาชน (คั่นขีด)</w:t>
+            </w:r>
+          </w:p>
+        </w:tc>
+        <w:tc>
+          <w:tcPr>
+            <w:tcW w:type="dxa" w:w="2093"/>
+            <w:shd w:val="clear" w:fill="F2F4F9"/>
           </w:tcPr>
           <w:p>
             <w:pPr>
@@ -7073,9 +9160,9 @@
         <w:tblW w:w="9525" w:type="dxa"/>
       </w:tblPr>
       <w:tblGrid>
-        <w:gridCol w:w="4544"/>
-        <w:gridCol w:w="2096"/>
-        <w:gridCol w:w="2884"/>
+        <w:gridCol w:w="4614"/>
+        <w:gridCol w:w="2279"/>
+        <w:gridCol w:w="2631"/>
       </w:tblGrid>
       <w:tr>
         <w:trPr>
@@ -7084,7 +9171,7 @@
         </w:trPr>
         <w:tc>
           <w:tcPr>
-            <w:tcW w:type="dxa" w:w="4544"/>
+            <w:tcW w:type="dxa" w:w="4614"/>
             <w:shd w:val="clear" w:fill="192768"/>
           </w:tcPr>
           <w:p>
@@ -7121,7 +9208,7 @@
         </w:tc>
         <w:tc>
           <w:tcPr>
-            <w:tcW w:type="dxa" w:w="2096"/>
+            <w:tcW w:type="dxa" w:w="2279"/>
             <w:shd w:val="clear" w:fill="192768"/>
           </w:tcPr>
           <w:p>
@@ -7158,7 +9245,7 @@
         </w:tc>
         <w:tc>
           <w:tcPr>
-            <w:tcW w:type="dxa" w:w="2884"/>
+            <w:tcW w:type="dxa" w:w="2631"/>
             <w:shd w:val="clear" w:fill="192768"/>
           </w:tcPr>
           <w:p>
@@ -7200,7 +9287,7 @@
         </w:trPr>
         <w:tc>
           <w:tcPr>
-            <w:tcW w:type="dxa" w:w="4544"/>
+            <w:tcW w:type="dxa" w:w="4614"/>
             <w:shd w:val="clear" w:fill="FFFFFF"/>
           </w:tcPr>
           <w:p>
@@ -7223,7 +9310,7 @@
         </w:tc>
         <w:tc>
           <w:tcPr>
-            <w:tcW w:type="dxa" w:w="2096"/>
+            <w:tcW w:type="dxa" w:w="2279"/>
             <w:shd w:val="clear" w:fill="FFFFFF"/>
           </w:tcPr>
           <w:p>
@@ -7245,7 +9332,7 @@
         </w:tc>
         <w:tc>
           <w:tcPr>
-            <w:tcW w:type="dxa" w:w="2884"/>
+            <w:tcW w:type="dxa" w:w="2631"/>
             <w:shd w:val="clear" w:fill="FFFFFF"/>
           </w:tcPr>
           <w:p>
@@ -7272,7 +9359,7 @@
         </w:trPr>
         <w:tc>
           <w:tcPr>
-            <w:tcW w:type="dxa" w:w="4544"/>
+            <w:tcW w:type="dxa" w:w="4614"/>
             <w:shd w:val="clear" w:fill="F2F4F9"/>
           </w:tcPr>
           <w:p>
@@ -7295,7 +9382,7 @@
         </w:tc>
         <w:tc>
           <w:tcPr>
-            <w:tcW w:type="dxa" w:w="2096"/>
+            <w:tcW w:type="dxa" w:w="2279"/>
             <w:shd w:val="clear" w:fill="F2F4F9"/>
           </w:tcPr>
           <w:p>
@@ -7317,7 +9404,7 @@
         </w:tc>
         <w:tc>
           <w:tcPr>
-            <w:tcW w:type="dxa" w:w="2884"/>
+            <w:tcW w:type="dxa" w:w="2631"/>
             <w:shd w:val="clear" w:fill="F2F4F9"/>
           </w:tcPr>
           <w:p>
@@ -7344,7 +9431,7 @@
         </w:trPr>
         <w:tc>
           <w:tcPr>
-            <w:tcW w:type="dxa" w:w="4544"/>
+            <w:tcW w:type="dxa" w:w="4614"/>
             <w:shd w:val="clear" w:fill="FFFFFF"/>
           </w:tcPr>
           <w:p>
@@ -7367,7 +9454,7 @@
         </w:tc>
         <w:tc>
           <w:tcPr>
-            <w:tcW w:type="dxa" w:w="2096"/>
+            <w:tcW w:type="dxa" w:w="2279"/>
             <w:shd w:val="clear" w:fill="FFFFFF"/>
           </w:tcPr>
           <w:p>
@@ -7389,7 +9476,7 @@
         </w:tc>
         <w:tc>
           <w:tcPr>
-            <w:tcW w:type="dxa" w:w="2884"/>
+            <w:tcW w:type="dxa" w:w="2631"/>
             <w:shd w:val="clear" w:fill="FFFFFF"/>
           </w:tcPr>
           <w:p>
@@ -7416,7 +9503,7 @@
         </w:trPr>
         <w:tc>
           <w:tcPr>
-            <w:tcW w:type="dxa" w:w="4544"/>
+            <w:tcW w:type="dxa" w:w="4614"/>
             <w:shd w:val="clear" w:fill="F2F4F9"/>
           </w:tcPr>
           <w:p>
@@ -7439,7 +9526,7 @@
         </w:tc>
         <w:tc>
           <w:tcPr>
-            <w:tcW w:type="dxa" w:w="2096"/>
+            <w:tcW w:type="dxa" w:w="2279"/>
             <w:shd w:val="clear" w:fill="F2F4F9"/>
           </w:tcPr>
           <w:p>
@@ -7461,7 +9548,7 @@
         </w:tc>
         <w:tc>
           <w:tcPr>
-            <w:tcW w:type="dxa" w:w="2884"/>
+            <w:tcW w:type="dxa" w:w="2631"/>
             <w:shd w:val="clear" w:fill="F2F4F9"/>
           </w:tcPr>
           <w:p>
@@ -7488,7 +9575,7 @@
         </w:trPr>
         <w:tc>
           <w:tcPr>
-            <w:tcW w:type="dxa" w:w="4544"/>
+            <w:tcW w:type="dxa" w:w="4614"/>
             <w:shd w:val="clear" w:fill="FFFFFF"/>
           </w:tcPr>
           <w:p>
@@ -7511,7 +9598,7 @@
         </w:tc>
         <w:tc>
           <w:tcPr>
-            <w:tcW w:type="dxa" w:w="2096"/>
+            <w:tcW w:type="dxa" w:w="2279"/>
             <w:shd w:val="clear" w:fill="FFFFFF"/>
           </w:tcPr>
           <w:p>
@@ -7533,7 +9620,7 @@
         </w:tc>
         <w:tc>
           <w:tcPr>
-            <w:tcW w:type="dxa" w:w="2884"/>
+            <w:tcW w:type="dxa" w:w="2631"/>
             <w:shd w:val="clear" w:fill="FFFFFF"/>
           </w:tcPr>
           <w:p>
@@ -7560,7 +9647,7 @@
         </w:trPr>
         <w:tc>
           <w:tcPr>
-            <w:tcW w:type="dxa" w:w="4544"/>
+            <w:tcW w:type="dxa" w:w="4614"/>
             <w:shd w:val="clear" w:fill="F2F4F9"/>
           </w:tcPr>
           <w:p>
@@ -7583,7 +9670,7 @@
         </w:tc>
         <w:tc>
           <w:tcPr>
-            <w:tcW w:type="dxa" w:w="2096"/>
+            <w:tcW w:type="dxa" w:w="2279"/>
             <w:shd w:val="clear" w:fill="F2F4F9"/>
           </w:tcPr>
           <w:p>
@@ -7605,7 +9692,7 @@
         </w:tc>
         <w:tc>
           <w:tcPr>
-            <w:tcW w:type="dxa" w:w="2884"/>
+            <w:tcW w:type="dxa" w:w="2631"/>
             <w:shd w:val="clear" w:fill="F2F4F9"/>
           </w:tcPr>
           <w:p>
@@ -7632,7 +9719,7 @@
         </w:trPr>
         <w:tc>
           <w:tcPr>
-            <w:tcW w:type="dxa" w:w="4544"/>
+            <w:tcW w:type="dxa" w:w="4614"/>
             <w:shd w:val="clear" w:fill="FFFFFF"/>
           </w:tcPr>
           <w:p>
@@ -7655,7 +9742,7 @@
         </w:tc>
         <w:tc>
           <w:tcPr>
-            <w:tcW w:type="dxa" w:w="2096"/>
+            <w:tcW w:type="dxa" w:w="2279"/>
             <w:shd w:val="clear" w:fill="FFFFFF"/>
           </w:tcPr>
           <w:p>
@@ -7677,7 +9764,7 @@
         </w:tc>
         <w:tc>
           <w:tcPr>
-            <w:tcW w:type="dxa" w:w="2884"/>
+            <w:tcW w:type="dxa" w:w="2631"/>
             <w:shd w:val="clear" w:fill="FFFFFF"/>
           </w:tcPr>
           <w:p>
@@ -7704,7 +9791,7 @@
         </w:trPr>
         <w:tc>
           <w:tcPr>
-            <w:tcW w:type="dxa" w:w="4544"/>
+            <w:tcW w:type="dxa" w:w="4614"/>
             <w:shd w:val="clear" w:fill="F2F4F9"/>
           </w:tcPr>
           <w:p>
@@ -7727,7 +9814,7 @@
         </w:tc>
         <w:tc>
           <w:tcPr>
-            <w:tcW w:type="dxa" w:w="2096"/>
+            <w:tcW w:type="dxa" w:w="2279"/>
             <w:shd w:val="clear" w:fill="F2F4F9"/>
           </w:tcPr>
           <w:p>
@@ -7743,13 +9830,13 @@
                 <w:sz w:val="20"/>
                 <w:szCs w:val="20"/>
               </w:rPr>
-              <w:t>เบอร์โทรศัพท์</w:t>
+              <w:t>เบอร์โทรศัพท์ (เฉพาะตัวเบอร์)</w:t>
             </w:r>
           </w:p>
         </w:tc>
         <w:tc>
           <w:tcPr>
-            <w:tcW w:type="dxa" w:w="2884"/>
+            <w:tcW w:type="dxa" w:w="2631"/>
             <w:shd w:val="clear" w:fill="F2F4F9"/>
           </w:tcPr>
           <w:p>
@@ -7765,7 +9852,7 @@
                 <w:sz w:val="20"/>
                 <w:szCs w:val="20"/>
               </w:rPr>
-              <w:t>0820000000</w:t>
+              <w:t>021234567</w:t>
             </w:r>
           </w:p>
         </w:tc>
@@ -7776,7 +9863,7 @@
         </w:trPr>
         <w:tc>
           <w:tcPr>
-            <w:tcW w:type="dxa" w:w="4544"/>
+            <w:tcW w:type="dxa" w:w="4614"/>
             <w:shd w:val="clear" w:fill="FFFFFF"/>
           </w:tcPr>
           <w:p>
@@ -7793,13 +9880,13 @@
                 <w:szCs w:val="17"/>
                 <w:shd w:val="clear" w:fill="F5F6FA"/>
               </w:rPr>
-              <w:t>{{org_officer.nationalId}}</w:t>
+              <w:t>{{org_officer.phoneExtension}}</w:t>
             </w:r>
           </w:p>
         </w:tc>
         <w:tc>
           <w:tcPr>
-            <w:tcW w:type="dxa" w:w="2096"/>
+            <w:tcW w:type="dxa" w:w="2279"/>
             <w:shd w:val="clear" w:fill="FFFFFF"/>
           </w:tcPr>
           <w:p>
@@ -7815,14 +9902,97 @@
                 <w:sz w:val="20"/>
                 <w:szCs w:val="20"/>
               </w:rPr>
-              <w:t>เลขบัตรประชาชน (คั่นขีด)</w:t>
+              <w:t xml:space="preserve">เลขต่อ — </w:t>
+            </w:r>
+            <w:r>
+              <w:rPr>
+                <w:rFonts w:ascii="Sarabun" w:hAnsi="Sarabun" w:cs="Sarabun" w:eastAsia="Sarabun"/>
+                <w:color w:val="1A1E33"/>
+                <w:sz w:val="20"/>
+                <w:szCs w:val="20"/>
+                <w:b w:val="1"/>
+                <w:bCs w:val="1"/>
+              </w:rPr>
+              <w:t>ว่างถ้าไม่มี</w:t>
             </w:r>
           </w:p>
         </w:tc>
         <w:tc>
           <w:tcPr>
-            <w:tcW w:type="dxa" w:w="2884"/>
+            <w:tcW w:type="dxa" w:w="2631"/>
             <w:shd w:val="clear" w:fill="FFFFFF"/>
+          </w:tcPr>
+          <w:p>
+            <w:pPr>
+              <w:spacing w:before="60" w:after="60" w:lineRule="auto" w:line="300"/>
+              <w:jc w:val="left"/>
+            </w:pPr>
+            <w:r/>
+            <w:r>
+              <w:rPr>
+                <w:rFonts w:ascii="Sarabun" w:hAnsi="Sarabun" w:cs="Sarabun" w:eastAsia="Sarabun"/>
+                <w:color w:val="1A1E33"/>
+                <w:sz w:val="20"/>
+                <w:szCs w:val="20"/>
+              </w:rPr>
+              <w:t>1201</w:t>
+            </w:r>
+          </w:p>
+        </w:tc>
+      </w:tr>
+      <w:tr>
+        <w:trPr>
+          <w:cantSplit w:val="1"/>
+        </w:trPr>
+        <w:tc>
+          <w:tcPr>
+            <w:tcW w:type="dxa" w:w="4614"/>
+            <w:shd w:val="clear" w:fill="F2F4F9"/>
+          </w:tcPr>
+          <w:p>
+            <w:pPr>
+              <w:spacing w:before="60" w:after="60" w:lineRule="auto" w:line="300"/>
+              <w:jc w:val="left"/>
+            </w:pPr>
+            <w:r/>
+            <w:r>
+              <w:rPr>
+                <w:rFonts w:ascii="DejaVu Sans Mono" w:hAnsi="DejaVu Sans Mono" w:cs="DejaVu Sans Mono" w:eastAsia="DejaVu Sans Mono"/>
+                <w:color w:val="192768"/>
+                <w:sz w:val="17"/>
+                <w:szCs w:val="17"/>
+                <w:shd w:val="clear" w:fill="F5F6FA"/>
+              </w:rPr>
+              <w:t>{{org_officer.nationalId}}</w:t>
+            </w:r>
+          </w:p>
+        </w:tc>
+        <w:tc>
+          <w:tcPr>
+            <w:tcW w:type="dxa" w:w="2279"/>
+            <w:shd w:val="clear" w:fill="F2F4F9"/>
+          </w:tcPr>
+          <w:p>
+            <w:pPr>
+              <w:spacing w:before="60" w:after="60" w:lineRule="auto" w:line="300"/>
+              <w:jc w:val="left"/>
+            </w:pPr>
+            <w:r/>
+            <w:r>
+              <w:rPr>
+                <w:rFonts w:ascii="Sarabun" w:hAnsi="Sarabun" w:cs="Sarabun" w:eastAsia="Sarabun"/>
+                <w:color w:val="1A1E33"/>
+                <w:sz w:val="20"/>
+                <w:szCs w:val="20"/>
+              </w:rPr>
+              <w:t>เลขบัตรประชาชน (คั่นขีด)</w:t>
+            </w:r>
+          </w:p>
+        </w:tc>
+        <w:tc>
+          <w:tcPr>
+            <w:tcW w:type="dxa" w:w="2631"/>
+            <w:shd w:val="clear" w:fill="F2F4F9"/>
           </w:tcPr>
           <w:p>
             <w:pPr>
@@ -8601,9 +10771,9 @@
         <w:tblW w:w="9525" w:type="dxa"/>
       </w:tblPr>
       <w:tblGrid>
-        <w:gridCol w:w="2602"/>
-        <w:gridCol w:w="3234"/>
-        <w:gridCol w:w="3688"/>
+        <w:gridCol w:w="2706"/>
+        <w:gridCol w:w="3572"/>
+        <w:gridCol w:w="3247"/>
       </w:tblGrid>
       <w:tr>
         <w:trPr>
@@ -8612,7 +10782,7 @@
         </w:trPr>
         <w:tc>
           <w:tcPr>
-            <w:tcW w:type="dxa" w:w="2602"/>
+            <w:tcW w:type="dxa" w:w="2706"/>
             <w:shd w:val="clear" w:fill="192768"/>
           </w:tcPr>
           <w:p>
@@ -8649,7 +10819,7 @@
         </w:tc>
         <w:tc>
           <w:tcPr>
-            <w:tcW w:type="dxa" w:w="3234"/>
+            <w:tcW w:type="dxa" w:w="3572"/>
             <w:shd w:val="clear" w:fill="192768"/>
           </w:tcPr>
           <w:p>
@@ -8686,7 +10856,7 @@
         </w:tc>
         <w:tc>
           <w:tcPr>
-            <w:tcW w:type="dxa" w:w="3688"/>
+            <w:tcW w:type="dxa" w:w="3247"/>
             <w:shd w:val="clear" w:fill="192768"/>
           </w:tcPr>
           <w:p>
@@ -8728,7 +10898,7 @@
         </w:trPr>
         <w:tc>
           <w:tcPr>
-            <w:tcW w:type="dxa" w:w="2602"/>
+            <w:tcW w:type="dxa" w:w="2706"/>
             <w:shd w:val="clear" w:fill="FFFFFF"/>
           </w:tcPr>
           <w:p>
@@ -8751,7 +10921,7 @@
         </w:tc>
         <w:tc>
           <w:tcPr>
-            <w:tcW w:type="dxa" w:w="3234"/>
+            <w:tcW w:type="dxa" w:w="3572"/>
             <w:shd w:val="clear" w:fill="FFFFFF"/>
           </w:tcPr>
           <w:p>
@@ -8773,7 +10943,7 @@
         </w:tc>
         <w:tc>
           <w:tcPr>
-            <w:tcW w:type="dxa" w:w="3688"/>
+            <w:tcW w:type="dxa" w:w="3247"/>
             <w:shd w:val="clear" w:fill="FFFFFF"/>
           </w:tcPr>
           <w:p>
@@ -8800,7 +10970,7 @@
         </w:trPr>
         <w:tc>
           <w:tcPr>
-            <w:tcW w:type="dxa" w:w="2602"/>
+            <w:tcW w:type="dxa" w:w="2706"/>
             <w:shd w:val="clear" w:fill="F2F4F9"/>
           </w:tcPr>
           <w:p>
@@ -8823,7 +10993,7 @@
         </w:tc>
         <w:tc>
           <w:tcPr>
-            <w:tcW w:type="dxa" w:w="3234"/>
+            <w:tcW w:type="dxa" w:w="3572"/>
             <w:shd w:val="clear" w:fill="F2F4F9"/>
           </w:tcPr>
           <w:p>
@@ -8845,7 +11015,7 @@
         </w:tc>
         <w:tc>
           <w:tcPr>
-            <w:tcW w:type="dxa" w:w="3688"/>
+            <w:tcW w:type="dxa" w:w="3247"/>
             <w:shd w:val="clear" w:fill="F2F4F9"/>
           </w:tcPr>
           <w:p>
@@ -8872,7 +11042,7 @@
         </w:trPr>
         <w:tc>
           <w:tcPr>
-            <w:tcW w:type="dxa" w:w="2602"/>
+            <w:tcW w:type="dxa" w:w="2706"/>
             <w:shd w:val="clear" w:fill="FFFFFF"/>
           </w:tcPr>
           <w:p>
@@ -8895,7 +11065,7 @@
         </w:tc>
         <w:tc>
           <w:tcPr>
-            <w:tcW w:type="dxa" w:w="3234"/>
+            <w:tcW w:type="dxa" w:w="3572"/>
             <w:shd w:val="clear" w:fill="FFFFFF"/>
           </w:tcPr>
           <w:p>
@@ -8917,7 +11087,7 @@
         </w:tc>
         <w:tc>
           <w:tcPr>
-            <w:tcW w:type="dxa" w:w="3688"/>
+            <w:tcW w:type="dxa" w:w="3247"/>
             <w:shd w:val="clear" w:fill="FFFFFF"/>
           </w:tcPr>
           <w:p>
@@ -8944,7 +11114,7 @@
         </w:trPr>
         <w:tc>
           <w:tcPr>
-            <w:tcW w:type="dxa" w:w="2602"/>
+            <w:tcW w:type="dxa" w:w="2706"/>
             <w:shd w:val="clear" w:fill="F2F4F9"/>
           </w:tcPr>
           <w:p>
@@ -8967,7 +11137,7 @@
         </w:tc>
         <w:tc>
           <w:tcPr>
-            <w:tcW w:type="dxa" w:w="3234"/>
+            <w:tcW w:type="dxa" w:w="3572"/>
             <w:shd w:val="clear" w:fill="F2F4F9"/>
           </w:tcPr>
           <w:p>
@@ -8983,13 +11153,13 @@
                 <w:sz w:val="20"/>
                 <w:szCs w:val="20"/>
               </w:rPr>
-              <w:t>เบอร์โทรศัพท์สำนักงาน (ว่างถ้ายังไม่บันทึก)</w:t>
+              <w:t>เบอร์โทรศัพท์สำนักงาน (เฉพาะตัวเบอร์ ว่างถ้ายังไม่บันทึก)</w:t>
             </w:r>
           </w:p>
         </w:tc>
         <w:tc>
           <w:tcPr>
-            <w:tcW w:type="dxa" w:w="3688"/>
+            <w:tcW w:type="dxa" w:w="3247"/>
             <w:shd w:val="clear" w:fill="F2F4F9"/>
           </w:tcPr>
           <w:p>
@@ -9016,7 +11186,7 @@
         </w:trPr>
         <w:tc>
           <w:tcPr>
-            <w:tcW w:type="dxa" w:w="2602"/>
+            <w:tcW w:type="dxa" w:w="2706"/>
             <w:shd w:val="clear" w:fill="FFFFFF"/>
           </w:tcPr>
           <w:p>
@@ -9033,13 +11203,13 @@
                 <w:szCs w:val="17"/>
                 <w:shd w:val="clear" w:fill="F5F6FA"/>
               </w:rPr>
-              <w:t>{{bdi.directorName}}</w:t>
+              <w:t>{{bdi.phoneExtension}}</w:t>
             </w:r>
           </w:p>
         </w:tc>
         <w:tc>
           <w:tcPr>
-            <w:tcW w:type="dxa" w:w="3234"/>
+            <w:tcW w:type="dxa" w:w="3572"/>
             <w:shd w:val="clear" w:fill="FFFFFF"/>
           </w:tcPr>
           <w:p>
@@ -9055,13 +11225,13 @@
                 <w:sz w:val="20"/>
                 <w:szCs w:val="20"/>
               </w:rPr>
-              <w:t>ชื่อผู้อำนวยการสถาบัน</w:t>
+              <w:t>เลขต่อ — ว่างถ้าไม่มีหรือยังไม่บันทึก</w:t>
             </w:r>
           </w:p>
         </w:tc>
         <w:tc>
           <w:tcPr>
-            <w:tcW w:type="dxa" w:w="3688"/>
+            <w:tcW w:type="dxa" w:w="3247"/>
             <w:shd w:val="clear" w:fill="FFFFFF"/>
           </w:tcPr>
           <w:p>
@@ -9077,7 +11247,7 @@
                 <w:sz w:val="20"/>
                 <w:szCs w:val="20"/>
               </w:rPr>
-              <w:t>ศาสตราจารย์ธีรณี อจลากุล</w:t>
+              <w:t>1232</w:t>
             </w:r>
           </w:p>
         </w:tc>
@@ -9088,7 +11258,7 @@
         </w:trPr>
         <w:tc>
           <w:tcPr>
-            <w:tcW w:type="dxa" w:w="2602"/>
+            <w:tcW w:type="dxa" w:w="2706"/>
             <w:shd w:val="clear" w:fill="F2F4F9"/>
           </w:tcPr>
           <w:p>
@@ -9105,13 +11275,13 @@
                 <w:szCs w:val="17"/>
                 <w:shd w:val="clear" w:fill="F5F6FA"/>
               </w:rPr>
-              <w:t>{{bdi.directorPosition}}</w:t>
+              <w:t>{{bdi.directorName}}</w:t>
             </w:r>
           </w:p>
         </w:tc>
         <w:tc>
           <w:tcPr>
-            <w:tcW w:type="dxa" w:w="3234"/>
+            <w:tcW w:type="dxa" w:w="3572"/>
             <w:shd w:val="clear" w:fill="F2F4F9"/>
           </w:tcPr>
           <w:p>
@@ -9127,14 +11297,86 @@
                 <w:sz w:val="20"/>
                 <w:szCs w:val="20"/>
               </w:rPr>
-              <w:t>ตำแหน่งผู้ลงนามฝ่ายสำนักงาน</w:t>
+              <w:t>ชื่อผู้อำนวยการสถาบัน</w:t>
             </w:r>
           </w:p>
         </w:tc>
         <w:tc>
           <w:tcPr>
-            <w:tcW w:type="dxa" w:w="3688"/>
+            <w:tcW w:type="dxa" w:w="3247"/>
             <w:shd w:val="clear" w:fill="F2F4F9"/>
+          </w:tcPr>
+          <w:p>
+            <w:pPr>
+              <w:spacing w:before="60" w:after="60" w:lineRule="auto" w:line="300"/>
+              <w:jc w:val="left"/>
+            </w:pPr>
+            <w:r/>
+            <w:r>
+              <w:rPr>
+                <w:rFonts w:ascii="Sarabun" w:hAnsi="Sarabun" w:cs="Sarabun" w:eastAsia="Sarabun"/>
+                <w:color w:val="1A1E33"/>
+                <w:sz w:val="20"/>
+                <w:szCs w:val="20"/>
+              </w:rPr>
+              <w:t>ศาสตราจารย์ธีรณี อจลากุล</w:t>
+            </w:r>
+          </w:p>
+        </w:tc>
+      </w:tr>
+      <w:tr>
+        <w:trPr>
+          <w:cantSplit w:val="1"/>
+        </w:trPr>
+        <w:tc>
+          <w:tcPr>
+            <w:tcW w:type="dxa" w:w="2706"/>
+            <w:shd w:val="clear" w:fill="FFFFFF"/>
+          </w:tcPr>
+          <w:p>
+            <w:pPr>
+              <w:spacing w:before="60" w:after="60" w:lineRule="auto" w:line="300"/>
+              <w:jc w:val="left"/>
+            </w:pPr>
+            <w:r/>
+            <w:r>
+              <w:rPr>
+                <w:rFonts w:ascii="DejaVu Sans Mono" w:hAnsi="DejaVu Sans Mono" w:cs="DejaVu Sans Mono" w:eastAsia="DejaVu Sans Mono"/>
+                <w:color w:val="192768"/>
+                <w:sz w:val="17"/>
+                <w:szCs w:val="17"/>
+                <w:shd w:val="clear" w:fill="F5F6FA"/>
+              </w:rPr>
+              <w:t>{{bdi.directorPosition}}</w:t>
+            </w:r>
+          </w:p>
+        </w:tc>
+        <w:tc>
+          <w:tcPr>
+            <w:tcW w:type="dxa" w:w="3572"/>
+            <w:shd w:val="clear" w:fill="FFFFFF"/>
+          </w:tcPr>
+          <w:p>
+            <w:pPr>
+              <w:spacing w:before="60" w:after="60" w:lineRule="auto" w:line="300"/>
+              <w:jc w:val="left"/>
+            </w:pPr>
+            <w:r/>
+            <w:r>
+              <w:rPr>
+                <w:rFonts w:ascii="Sarabun" w:hAnsi="Sarabun" w:cs="Sarabun" w:eastAsia="Sarabun"/>
+                <w:color w:val="1A1E33"/>
+                <w:sz w:val="20"/>
+                <w:szCs w:val="20"/>
+              </w:rPr>
+              <w:t>ตำแหน่งผู้ลงนามฝ่ายสำนักงาน</w:t>
+            </w:r>
+          </w:p>
+        </w:tc>
+        <w:tc>
+          <w:tcPr>
+            <w:tcW w:type="dxa" w:w="3247"/>
+            <w:shd w:val="clear" w:fill="FFFFFF"/>
           </w:tcPr>
           <w:p>
             <w:pPr>
@@ -9289,9 +11531,9 @@
         <w:tblW w:w="9525" w:type="dxa"/>
       </w:tblPr>
       <w:tblGrid>
-        <w:gridCol w:w="4034"/>
-        <w:gridCol w:w="3444"/>
-        <w:gridCol w:w="2046"/>
+        <w:gridCol w:w="3425"/>
+        <w:gridCol w:w="3947"/>
+        <w:gridCol w:w="2153"/>
       </w:tblGrid>
       <w:tr>
         <w:trPr>
@@ -9300,7 +11542,7 @@
         </w:trPr>
         <w:tc>
           <w:tcPr>
-            <w:tcW w:type="dxa" w:w="4034"/>
+            <w:tcW w:type="dxa" w:w="3425"/>
             <w:shd w:val="clear" w:fill="192768"/>
           </w:tcPr>
           <w:p>
@@ -9337,7 +11579,7 @@
         </w:tc>
         <w:tc>
           <w:tcPr>
-            <w:tcW w:type="dxa" w:w="3444"/>
+            <w:tcW w:type="dxa" w:w="3947"/>
             <w:shd w:val="clear" w:fill="192768"/>
           </w:tcPr>
           <w:p>
@@ -9374,7 +11616,7 @@
         </w:tc>
         <w:tc>
           <w:tcPr>
-            <w:tcW w:type="dxa" w:w="2047"/>
+            <w:tcW w:type="dxa" w:w="2153"/>
             <w:shd w:val="clear" w:fill="192768"/>
           </w:tcPr>
           <w:p>
@@ -9416,7 +11658,7 @@
         </w:trPr>
         <w:tc>
           <w:tcPr>
-            <w:tcW w:type="dxa" w:w="4034"/>
+            <w:tcW w:type="dxa" w:w="3425"/>
             <w:shd w:val="clear" w:fill="FFFFFF"/>
           </w:tcPr>
           <w:p>
@@ -9439,7 +11681,7 @@
         </w:tc>
         <w:tc>
           <w:tcPr>
-            <w:tcW w:type="dxa" w:w="3444"/>
+            <w:tcW w:type="dxa" w:w="3947"/>
             <w:shd w:val="clear" w:fill="FFFFFF"/>
           </w:tcPr>
           <w:p>
@@ -9461,7 +11703,7 @@
         </w:tc>
         <w:tc>
           <w:tcPr>
-            <w:tcW w:type="dxa" w:w="2047"/>
+            <w:tcW w:type="dxa" w:w="2153"/>
             <w:shd w:val="clear" w:fill="FFFFFF"/>
           </w:tcPr>
           <w:p>
@@ -9488,7 +11730,7 @@
         </w:trPr>
         <w:tc>
           <w:tcPr>
-            <w:tcW w:type="dxa" w:w="4034"/>
+            <w:tcW w:type="dxa" w:w="3425"/>
             <w:shd w:val="clear" w:fill="F2F4F9"/>
           </w:tcPr>
           <w:p>
@@ -9511,7 +11753,7 @@
         </w:tc>
         <w:tc>
           <w:tcPr>
-            <w:tcW w:type="dxa" w:w="3444"/>
+            <w:tcW w:type="dxa" w:w="3947"/>
             <w:shd w:val="clear" w:fill="F2F4F9"/>
           </w:tcPr>
           <w:p>
@@ -9533,7 +11775,7 @@
         </w:tc>
         <w:tc>
           <w:tcPr>
-            <w:tcW w:type="dxa" w:w="2047"/>
+            <w:tcW w:type="dxa" w:w="2153"/>
             <w:shd w:val="clear" w:fill="F2F4F9"/>
           </w:tcPr>
           <w:p>
@@ -9560,7 +11802,7 @@
         </w:trPr>
         <w:tc>
           <w:tcPr>
-            <w:tcW w:type="dxa" w:w="4034"/>
+            <w:tcW w:type="dxa" w:w="3425"/>
             <w:shd w:val="clear" w:fill="FFFFFF"/>
           </w:tcPr>
           <w:p>
@@ -9577,13 +11819,13 @@
                 <w:szCs w:val="17"/>
                 <w:shd w:val="clear" w:fill="F5F6FA"/>
               </w:rPr>
-              <w:t>{{dataset.maintainer}}</w:t>
+              <w:t>{{dataset.dataFields}}</w:t>
             </w:r>
           </w:p>
         </w:tc>
         <w:tc>
           <w:tcPr>
-            <w:tcW w:type="dxa" w:w="3444"/>
+            <w:tcW w:type="dxa" w:w="3947"/>
             <w:shd w:val="clear" w:fill="FFFFFF"/>
           </w:tcPr>
           <w:p>
@@ -9599,13 +11841,13 @@
                 <w:sz w:val="20"/>
                 <w:szCs w:val="20"/>
               </w:rPr>
-              <w:t>ชื่อผู้ติดต่อของชุดข้อมูล</w:t>
+              <w:t>รายการข้อมูล (ฟิลด์) ที่ประสงค์จะนำส่ง</w:t>
             </w:r>
           </w:p>
         </w:tc>
         <w:tc>
           <w:tcPr>
-            <w:tcW w:type="dxa" w:w="2047"/>
+            <w:tcW w:type="dxa" w:w="2153"/>
             <w:shd w:val="clear" w:fill="FFFFFF"/>
           </w:tcPr>
           <w:p>
@@ -9621,7 +11863,7 @@
                 <w:sz w:val="20"/>
                 <w:szCs w:val="20"/>
               </w:rPr>
-              <w:t>กลุ่มงานข้อมูลสารสนเทศ</w:t>
+              <w:t>รหัสสถานี, วันที่ตรวจวัด, ปริมาณน้ำฝน (มม.)</w:t>
             </w:r>
           </w:p>
         </w:tc>
@@ -9632,7 +11874,7 @@
         </w:trPr>
         <w:tc>
           <w:tcPr>
-            <w:tcW w:type="dxa" w:w="4034"/>
+            <w:tcW w:type="dxa" w:w="3425"/>
             <w:shd w:val="clear" w:fill="F2F4F9"/>
           </w:tcPr>
           <w:p>
@@ -9649,13 +11891,13 @@
                 <w:szCs w:val="17"/>
                 <w:shd w:val="clear" w:fill="F5F6FA"/>
               </w:rPr>
-              <w:t>{{dataset.maintainerEmail}}</w:t>
+              <w:t>{{dataset.maintainer}}</w:t>
             </w:r>
           </w:p>
         </w:tc>
         <w:tc>
           <w:tcPr>
-            <w:tcW w:type="dxa" w:w="3444"/>
+            <w:tcW w:type="dxa" w:w="3947"/>
             <w:shd w:val="clear" w:fill="F2F4F9"/>
           </w:tcPr>
           <w:p>
@@ -9671,13 +11913,13 @@
                 <w:sz w:val="20"/>
                 <w:szCs w:val="20"/>
               </w:rPr>
-              <w:t>อีเมลผู้ติดต่อ</w:t>
+              <w:t>ชื่อผู้ติดต่อของชุดข้อมูล</w:t>
             </w:r>
           </w:p>
         </w:tc>
         <w:tc>
           <w:tcPr>
-            <w:tcW w:type="dxa" w:w="2047"/>
+            <w:tcW w:type="dxa" w:w="2153"/>
             <w:shd w:val="clear" w:fill="F2F4F9"/>
           </w:tcPr>
           <w:p>
@@ -9693,7 +11935,7 @@
                 <w:sz w:val="20"/>
                 <w:szCs w:val="20"/>
               </w:rPr>
-              <w:t>data@dla.go.th</w:t>
+              <w:t>กลุ่มงานข้อมูลสารสนเทศ</w:t>
             </w:r>
           </w:p>
         </w:tc>
@@ -9704,7 +11946,7 @@
         </w:trPr>
         <w:tc>
           <w:tcPr>
-            <w:tcW w:type="dxa" w:w="4034"/>
+            <w:tcW w:type="dxa" w:w="3425"/>
             <w:shd w:val="clear" w:fill="FFFFFF"/>
           </w:tcPr>
           <w:p>
@@ -9721,13 +11963,13 @@
                 <w:szCs w:val="17"/>
                 <w:shd w:val="clear" w:fill="F5F6FA"/>
               </w:rPr>
-              <w:t>{{dataset.tags}}</w:t>
+              <w:t>{{dataset.maintainerEmail}}</w:t>
             </w:r>
           </w:p>
         </w:tc>
         <w:tc>
           <w:tcPr>
-            <w:tcW w:type="dxa" w:w="3444"/>
+            <w:tcW w:type="dxa" w:w="3947"/>
             <w:shd w:val="clear" w:fill="FFFFFF"/>
           </w:tcPr>
           <w:p>
@@ -9743,13 +11985,13 @@
                 <w:sz w:val="20"/>
                 <w:szCs w:val="20"/>
               </w:rPr>
-              <w:t>คำสำคัญ คั่นด้วยจุดกลาง</w:t>
+              <w:t>อีเมลผู้ติดต่อ</w:t>
             </w:r>
           </w:p>
         </w:tc>
         <w:tc>
           <w:tcPr>
-            <w:tcW w:type="dxa" w:w="2047"/>
+            <w:tcW w:type="dxa" w:w="2153"/>
             <w:shd w:val="clear" w:fill="FFFFFF"/>
           </w:tcPr>
           <w:p>
@@ -9765,7 +12007,7 @@
                 <w:sz w:val="20"/>
                 <w:szCs w:val="20"/>
               </w:rPr>
-              <w:t>น้ำฝน · อุทกภัย</w:t>
+              <w:t>data@dla.go.th</w:t>
             </w:r>
           </w:p>
         </w:tc>
@@ -9776,7 +12018,7 @@
         </w:trPr>
         <w:tc>
           <w:tcPr>
-            <w:tcW w:type="dxa" w:w="4034"/>
+            <w:tcW w:type="dxa" w:w="3425"/>
             <w:shd w:val="clear" w:fill="F2F4F9"/>
           </w:tcPr>
           <w:p>
@@ -9793,13 +12035,13 @@
                 <w:szCs w:val="17"/>
                 <w:shd w:val="clear" w:fill="F5F6FA"/>
               </w:rPr>
-              <w:t>{{dataset.notes}}</w:t>
+              <w:t>{{dataset.tags}}</w:t>
             </w:r>
           </w:p>
         </w:tc>
         <w:tc>
           <w:tcPr>
-            <w:tcW w:type="dxa" w:w="3444"/>
+            <w:tcW w:type="dxa" w:w="3947"/>
             <w:shd w:val="clear" w:fill="F2F4F9"/>
           </w:tcPr>
           <w:p>
@@ -9815,13 +12057,13 @@
                 <w:sz w:val="20"/>
                 <w:szCs w:val="20"/>
               </w:rPr>
-              <w:t>รายละเอียดชุดข้อมูล</w:t>
+              <w:t>คำสำคัญ คั่นด้วยจุดกลาง</w:t>
             </w:r>
           </w:p>
         </w:tc>
         <w:tc>
           <w:tcPr>
-            <w:tcW w:type="dxa" w:w="2047"/>
+            <w:tcW w:type="dxa" w:w="2153"/>
             <w:shd w:val="clear" w:fill="F2F4F9"/>
           </w:tcPr>
           <w:p>
@@ -9837,7 +12079,7 @@
                 <w:sz w:val="20"/>
                 <w:szCs w:val="20"/>
               </w:rPr>
-              <w:t>ข้อมูลจากสถานีตรวจวัด</w:t>
+              <w:t>น้ำฝน · อุทกภัย</w:t>
             </w:r>
           </w:p>
         </w:tc>
@@ -9848,7 +12090,7 @@
         </w:trPr>
         <w:tc>
           <w:tcPr>
-            <w:tcW w:type="dxa" w:w="4034"/>
+            <w:tcW w:type="dxa" w:w="3425"/>
             <w:shd w:val="clear" w:fill="FFFFFF"/>
           </w:tcPr>
           <w:p>
@@ -9865,13 +12107,13 @@
                 <w:szCs w:val="17"/>
                 <w:shd w:val="clear" w:fill="F5F6FA"/>
               </w:rPr>
-              <w:t>{{dataset.objective}}</w:t>
+              <w:t>{{dataset.notes}}</w:t>
             </w:r>
           </w:p>
         </w:tc>
         <w:tc>
           <w:tcPr>
-            <w:tcW w:type="dxa" w:w="3444"/>
+            <w:tcW w:type="dxa" w:w="3947"/>
             <w:shd w:val="clear" w:fill="FFFFFF"/>
           </w:tcPr>
           <w:p>
@@ -9887,13 +12129,13 @@
                 <w:sz w:val="20"/>
                 <w:szCs w:val="20"/>
               </w:rPr>
-              <w:t>วัตถุประสงค์</w:t>
+              <w:t>รายละเอียดชุดข้อมูล</w:t>
             </w:r>
           </w:p>
         </w:tc>
         <w:tc>
           <w:tcPr>
-            <w:tcW w:type="dxa" w:w="2047"/>
+            <w:tcW w:type="dxa" w:w="2153"/>
             <w:shd w:val="clear" w:fill="FFFFFF"/>
           </w:tcPr>
           <w:p>
@@ -9909,7 +12151,7 @@
                 <w:sz w:val="20"/>
                 <w:szCs w:val="20"/>
               </w:rPr>
-              <w:t>เพื่อการเตือนภัย</w:t>
+              <w:t>ข้อมูลจากสถานีตรวจวัด</w:t>
             </w:r>
           </w:p>
         </w:tc>
@@ -9920,7 +12162,7 @@
         </w:trPr>
         <w:tc>
           <w:tcPr>
-            <w:tcW w:type="dxa" w:w="4034"/>
+            <w:tcW w:type="dxa" w:w="3425"/>
             <w:shd w:val="clear" w:fill="F2F4F9"/>
           </w:tcPr>
           <w:p>
@@ -9937,13 +12179,13 @@
                 <w:szCs w:val="17"/>
                 <w:shd w:val="clear" w:fill="F5F6FA"/>
               </w:rPr>
-              <w:t>{{dataset.dataSource}}</w:t>
+              <w:t>{{dataset.objective}}</w:t>
             </w:r>
           </w:p>
         </w:tc>
         <w:tc>
           <w:tcPr>
-            <w:tcW w:type="dxa" w:w="3444"/>
+            <w:tcW w:type="dxa" w:w="3947"/>
             <w:shd w:val="clear" w:fill="F2F4F9"/>
           </w:tcPr>
           <w:p>
@@ -9959,13 +12201,50 @@
                 <w:sz w:val="20"/>
                 <w:szCs w:val="20"/>
               </w:rPr>
-              <w:t>แหล่งที่มาของข้อมูล</w:t>
+              <w:t xml:space="preserve">วัตถุประสงค์ที่เลือก (ข้อ 8 เลือกได้หลายข้อ) เป็นป้ายคั่นด้วยจุดกลาง — ข้อที่เลือกยังกา </w:t>
+            </w:r>
+            <w:r>
+              <w:rPr>
+                <w:rFonts w:ascii="DejaVu Sans" w:hAnsi="DejaVu Sans" w:cs="DejaVu Sans" w:eastAsia="DejaVu Sans"/>
+                <w:color w:val="1A1E33"/>
+                <w:sz w:val="20"/>
+                <w:szCs w:val="20"/>
+              </w:rPr>
+              <w:t>✔</w:t>
+            </w:r>
+            <w:r>
+              <w:rPr>
+                <w:rFonts w:ascii="Sarabun" w:hAnsi="Sarabun" w:cs="Sarabun" w:eastAsia="Sarabun"/>
+                <w:color w:val="1A1E33"/>
+                <w:sz w:val="20"/>
+                <w:szCs w:val="20"/>
+              </w:rPr>
+              <w:t xml:space="preserve"> ผ่าน </w:t>
+            </w:r>
+            <w:r>
+              <w:rPr>
+                <w:rFonts w:ascii="DejaVu Sans Mono" w:hAnsi="DejaVu Sans Mono" w:cs="DejaVu Sans Mono" w:eastAsia="DejaVu Sans Mono"/>
+                <w:color w:val="192768"/>
+                <w:sz w:val="17"/>
+                <w:szCs w:val="17"/>
+                <w:shd w:val="clear" w:fill="F5F6FA"/>
+              </w:rPr>
+              <w:t>{{tick.objective.&lt;รหัส&gt;}}</w:t>
+            </w:r>
+            <w:r>
+              <w:rPr>
+                <w:rFonts w:ascii="Sarabun" w:hAnsi="Sarabun" w:cs="Sarabun" w:eastAsia="Sarabun"/>
+                <w:color w:val="1A1E33"/>
+                <w:sz w:val="20"/>
+                <w:szCs w:val="20"/>
+              </w:rPr>
+              <w:t xml:space="preserve"> ด้วย</w:t>
             </w:r>
           </w:p>
         </w:tc>
         <w:tc>
           <w:tcPr>
-            <w:tcW w:type="dxa" w:w="2047"/>
+            <w:tcW w:type="dxa" w:w="2153"/>
             <w:shd w:val="clear" w:fill="F2F4F9"/>
           </w:tcPr>
           <w:p>
@@ -9981,7 +12260,7 @@
                 <w:sz w:val="20"/>
                 <w:szCs w:val="20"/>
               </w:rPr>
-              <w:t>สถานีตรวจวัดของกรม</w:t>
+              <w:t>ยุทธศาสตร์ชาติ · เพื่อการให้บริการประชาชน</w:t>
             </w:r>
           </w:p>
         </w:tc>
@@ -9992,7 +12271,7 @@
         </w:trPr>
         <w:tc>
           <w:tcPr>
-            <w:tcW w:type="dxa" w:w="4034"/>
+            <w:tcW w:type="dxa" w:w="3425"/>
             <w:shd w:val="clear" w:fill="FFFFFF"/>
           </w:tcPr>
           <w:p>
@@ -10009,13 +12288,13 @@
                 <w:szCs w:val="17"/>
                 <w:shd w:val="clear" w:fill="F5F6FA"/>
               </w:rPr>
-              <w:t>{{dataset.dataTopicOther}}</w:t>
+              <w:t>{{dataset.objectiveOther}}</w:t>
             </w:r>
           </w:p>
         </w:tc>
         <w:tc>
           <w:tcPr>
-            <w:tcW w:type="dxa" w:w="3444"/>
+            <w:tcW w:type="dxa" w:w="3947"/>
             <w:shd w:val="clear" w:fill="FFFFFF"/>
           </w:tcPr>
           <w:p>
@@ -10031,13 +12310,13 @@
                 <w:sz w:val="20"/>
                 <w:szCs w:val="20"/>
               </w:rPr>
-              <w:t>ประเด็นอื่น ๆ ที่ระบุเอง (ว่างถ้าไม่ได้เลือก "อื่น ๆ")</w:t>
+              <w:t>วัตถุประสงค์อื่น ๆ ที่ระบุเอง (ว่างถ้าไม่ได้เลือก "อื่น ๆ")</w:t>
             </w:r>
           </w:p>
         </w:tc>
         <w:tc>
           <w:tcPr>
-            <w:tcW w:type="dxa" w:w="2047"/>
+            <w:tcW w:type="dxa" w:w="2153"/>
             <w:shd w:val="clear" w:fill="FFFFFF"/>
           </w:tcPr>
           <w:p>
@@ -10053,7 +12332,7 @@
                 <w:sz w:val="20"/>
                 <w:szCs w:val="20"/>
               </w:rPr>
-              <w:t>การเกษตร</w:t>
+              <w:t>โครงการนำร่องเมืองอัจฉริยะ</w:t>
             </w:r>
           </w:p>
         </w:tc>
@@ -10064,7 +12343,7 @@
         </w:trPr>
         <w:tc>
           <w:tcPr>
-            <w:tcW w:type="dxa" w:w="4034"/>
+            <w:tcW w:type="dxa" w:w="3425"/>
             <w:shd w:val="clear" w:fill="F2F4F9"/>
           </w:tcPr>
           <w:p>
@@ -10081,13 +12360,13 @@
                 <w:szCs w:val="17"/>
                 <w:shd w:val="clear" w:fill="F5F6FA"/>
               </w:rPr>
-              <w:t>{{dataset.dataFormatOther}}</w:t>
+              <w:t>{{dataset.dataSource}}</w:t>
             </w:r>
           </w:p>
         </w:tc>
         <w:tc>
           <w:tcPr>
-            <w:tcW w:type="dxa" w:w="3444"/>
+            <w:tcW w:type="dxa" w:w="3947"/>
             <w:shd w:val="clear" w:fill="F2F4F9"/>
           </w:tcPr>
           <w:p>
@@ -10103,13 +12382,13 @@
                 <w:sz w:val="20"/>
                 <w:szCs w:val="20"/>
               </w:rPr>
-              <w:t>ชื่อระบบเชื่อมโยงข้อมูลอื่น</w:t>
+              <w:t>แหล่งที่มาของข้อมูล</w:t>
             </w:r>
           </w:p>
         </w:tc>
         <w:tc>
           <w:tcPr>
-            <w:tcW w:type="dxa" w:w="2047"/>
+            <w:tcW w:type="dxa" w:w="2153"/>
             <w:shd w:val="clear" w:fill="F2F4F9"/>
           </w:tcPr>
           <w:p>
@@ -10125,7 +12404,7 @@
                 <w:sz w:val="20"/>
                 <w:szCs w:val="20"/>
               </w:rPr>
-              <w:t>GDX</w:t>
+              <w:t>สถานีตรวจวัดของกรม</w:t>
             </w:r>
           </w:p>
         </w:tc>
@@ -10136,7 +12415,7 @@
         </w:trPr>
         <w:tc>
           <w:tcPr>
-            <w:tcW w:type="dxa" w:w="4034"/>
+            <w:tcW w:type="dxa" w:w="3425"/>
             <w:shd w:val="clear" w:fill="FFFFFF"/>
           </w:tcPr>
           <w:p>
@@ -10153,13 +12432,13 @@
                 <w:szCs w:val="17"/>
                 <w:shd w:val="clear" w:fill="F5F6FA"/>
               </w:rPr>
-              <w:t>{{dataset.updateFrequencyInterval}}</w:t>
+              <w:t>{{dataset.dataTopicOther}}</w:t>
             </w:r>
           </w:p>
         </w:tc>
         <w:tc>
           <w:tcPr>
-            <w:tcW w:type="dxa" w:w="3444"/>
+            <w:tcW w:type="dxa" w:w="3947"/>
             <w:shd w:val="clear" w:fill="FFFFFF"/>
           </w:tcPr>
           <w:p>
@@ -10175,13 +12454,13 @@
                 <w:sz w:val="20"/>
                 <w:szCs w:val="20"/>
               </w:rPr>
-              <w:t>ค่าความถี่การปรับปรุง</w:t>
+              <w:t>ประเด็นอื่น ๆ ที่ระบุเอง (ว่างถ้าไม่ได้เลือก "อื่น ๆ")</w:t>
             </w:r>
           </w:p>
         </w:tc>
         <w:tc>
           <w:tcPr>
-            <w:tcW w:type="dxa" w:w="2047"/>
+            <w:tcW w:type="dxa" w:w="2153"/>
             <w:shd w:val="clear" w:fill="FFFFFF"/>
           </w:tcPr>
           <w:p>
@@ -10197,7 +12476,7 @@
                 <w:sz w:val="20"/>
                 <w:szCs w:val="20"/>
               </w:rPr>
-              <w:t>1</w:t>
+              <w:t>การเกษตร</w:t>
             </w:r>
           </w:p>
         </w:tc>
@@ -10208,7 +12487,7 @@
         </w:trPr>
         <w:tc>
           <w:tcPr>
-            <w:tcW w:type="dxa" w:w="4034"/>
+            <w:tcW w:type="dxa" w:w="3425"/>
             <w:shd w:val="clear" w:fill="F2F4F9"/>
           </w:tcPr>
           <w:p>
@@ -10225,13 +12504,13 @@
                 <w:szCs w:val="17"/>
                 <w:shd w:val="clear" w:fill="F5F6FA"/>
               </w:rPr>
-              <w:t>{{dataset.personalDataTypes}}</w:t>
+              <w:t>{{dataset.dataFormatOther}}</w:t>
             </w:r>
           </w:p>
         </w:tc>
         <w:tc>
           <w:tcPr>
-            <w:tcW w:type="dxa" w:w="3444"/>
+            <w:tcW w:type="dxa" w:w="3947"/>
             <w:shd w:val="clear" w:fill="F2F4F9"/>
           </w:tcPr>
           <w:p>
@@ -10247,13 +12526,13 @@
                 <w:sz w:val="20"/>
                 <w:szCs w:val="20"/>
               </w:rPr>
-              <w:t>ประเภทของข้อมูลส่วนบุคคล</w:t>
+              <w:t>ชื่อระบบเชื่อมโยงข้อมูลอื่น</w:t>
             </w:r>
           </w:p>
         </w:tc>
         <w:tc>
           <w:tcPr>
-            <w:tcW w:type="dxa" w:w="2047"/>
+            <w:tcW w:type="dxa" w:w="2153"/>
             <w:shd w:val="clear" w:fill="F2F4F9"/>
           </w:tcPr>
           <w:p>
@@ -10269,7 +12548,7 @@
                 <w:sz w:val="20"/>
                 <w:szCs w:val="20"/>
               </w:rPr>
-              <w:t>ชื่อ-นามสกุล</w:t>
+              <w:t>GDX</w:t>
             </w:r>
           </w:p>
         </w:tc>
@@ -10280,7 +12559,7 @@
         </w:trPr>
         <w:tc>
           <w:tcPr>
-            <w:tcW w:type="dxa" w:w="4034"/>
+            <w:tcW w:type="dxa" w:w="3425"/>
             <w:shd w:val="clear" w:fill="FFFFFF"/>
           </w:tcPr>
           <w:p>
@@ -10297,13 +12576,13 @@
                 <w:szCs w:val="17"/>
                 <w:shd w:val="clear" w:fill="F5F6FA"/>
               </w:rPr>
-              <w:t>{{dataset.dataSubjectCategories}}</w:t>
+              <w:t>{{dataset.geoCoverageOther}}</w:t>
             </w:r>
           </w:p>
         </w:tc>
         <w:tc>
           <w:tcPr>
-            <w:tcW w:type="dxa" w:w="3444"/>
+            <w:tcW w:type="dxa" w:w="3947"/>
             <w:shd w:val="clear" w:fill="FFFFFF"/>
           </w:tcPr>
           <w:p>
@@ -10319,13 +12598,13 @@
                 <w:sz w:val="20"/>
                 <w:szCs w:val="20"/>
               </w:rPr>
-              <w:t>กลุ่มเจ้าของข้อมูลส่วนบุคคล</w:t>
+              <w:t>ความละเอียดเชิงภูมิศาสตร์ที่ระบุเอง (ว่างถ้าไม่ได้เลือก "อื่น ๆ")</w:t>
             </w:r>
           </w:p>
         </w:tc>
         <w:tc>
           <w:tcPr>
-            <w:tcW w:type="dxa" w:w="2047"/>
+            <w:tcW w:type="dxa" w:w="2153"/>
             <w:shd w:val="clear" w:fill="FFFFFF"/>
           </w:tcPr>
           <w:p>
@@ -10341,7 +12620,7 @@
                 <w:sz w:val="20"/>
                 <w:szCs w:val="20"/>
               </w:rPr>
-              <w:t>ประชาชนผู้ขอรับบริการ</w:t>
+              <w:t>ลุ่มน้ำ</w:t>
             </w:r>
           </w:p>
         </w:tc>
@@ -10352,7 +12631,7 @@
         </w:trPr>
         <w:tc>
           <w:tcPr>
-            <w:tcW w:type="dxa" w:w="4034"/>
+            <w:tcW w:type="dxa" w:w="3425"/>
             <w:shd w:val="clear" w:fill="F2F4F9"/>
           </w:tcPr>
           <w:p>
@@ -10369,13 +12648,13 @@
                 <w:szCs w:val="17"/>
                 <w:shd w:val="clear" w:fill="F5F6FA"/>
               </w:rPr>
-              <w:t>{{dataset.personalDataPeriodYear}}</w:t>
+              <w:t>{{dataset.transformedSharingPlatforms}}</w:t>
             </w:r>
           </w:p>
         </w:tc>
         <w:tc>
           <w:tcPr>
-            <w:tcW w:type="dxa" w:w="3444"/>
+            <w:tcW w:type="dxa" w:w="3947"/>
             <w:shd w:val="clear" w:fill="F2F4F9"/>
           </w:tcPr>
           <w:p>
@@ -10391,13 +12670,24 @@
                 <w:sz w:val="20"/>
                 <w:szCs w:val="20"/>
               </w:rPr>
-              <w:t>ระยะเวลาประมวลผล จำนวนปี</w:t>
+              <w:t xml:space="preserve">ระบบที่อนุญาตให้ส่งต่อข้อมูลดิบแปลงสภาพไป (ข้อ 16.1) — </w:t>
+            </w:r>
+            <w:r>
+              <w:rPr>
+                <w:rFonts w:ascii="Sarabun" w:hAnsi="Sarabun" w:cs="Sarabun" w:eastAsia="Sarabun"/>
+                <w:color w:val="1A1E33"/>
+                <w:sz w:val="20"/>
+                <w:szCs w:val="20"/>
+                <w:b w:val="1"/>
+                <w:bCs w:val="1"/>
+              </w:rPr>
+              <w:t>ว่างแปลว่าอนุญาตทุกระบบ</w:t>
             </w:r>
           </w:p>
         </w:tc>
         <w:tc>
           <w:tcPr>
-            <w:tcW w:type="dxa" w:w="2047"/>
+            <w:tcW w:type="dxa" w:w="2153"/>
             <w:shd w:val="clear" w:fill="F2F4F9"/>
           </w:tcPr>
           <w:p>
@@ -10413,7 +12703,7 @@
                 <w:sz w:val="20"/>
                 <w:szCs w:val="20"/>
               </w:rPr>
-              <w:t>5</w:t>
+              <w:t>Linkage Center, data.go.th</w:t>
             </w:r>
           </w:p>
         </w:tc>
@@ -10424,7 +12714,7 @@
         </w:trPr>
         <w:tc>
           <w:tcPr>
-            <w:tcW w:type="dxa" w:w="4034"/>
+            <w:tcW w:type="dxa" w:w="3425"/>
             <w:shd w:val="clear" w:fill="FFFFFF"/>
           </w:tcPr>
           <w:p>
@@ -10441,13 +12731,13 @@
                 <w:szCs w:val="17"/>
                 <w:shd w:val="clear" w:fill="F5F6FA"/>
               </w:rPr>
-              <w:t>{{dataset.personalDataPeriodMonth}}</w:t>
+              <w:t>{{dataset.updateFrequencyInterval}}</w:t>
             </w:r>
           </w:p>
         </w:tc>
         <w:tc>
           <w:tcPr>
-            <w:tcW w:type="dxa" w:w="3444"/>
+            <w:tcW w:type="dxa" w:w="3947"/>
             <w:shd w:val="clear" w:fill="FFFFFF"/>
           </w:tcPr>
           <w:p>
@@ -10463,13 +12753,13 @@
                 <w:sz w:val="20"/>
                 <w:szCs w:val="20"/>
               </w:rPr>
-              <w:t>ระยะเวลาประมวลผล จำนวนเดือน</w:t>
+              <w:t>ค่าความถี่การปรับปรุง</w:t>
             </w:r>
           </w:p>
         </w:tc>
         <w:tc>
           <w:tcPr>
-            <w:tcW w:type="dxa" w:w="2047"/>
+            <w:tcW w:type="dxa" w:w="2153"/>
             <w:shd w:val="clear" w:fill="FFFFFF"/>
           </w:tcPr>
           <w:p>
@@ -10485,7 +12775,7 @@
                 <w:sz w:val="20"/>
                 <w:szCs w:val="20"/>
               </w:rPr>
-              <w:t>6</w:t>
+              <w:t>1</w:t>
             </w:r>
           </w:p>
         </w:tc>
@@ -10496,7 +12786,7 @@
         </w:trPr>
         <w:tc>
           <w:tcPr>
-            <w:tcW w:type="dxa" w:w="4034"/>
+            <w:tcW w:type="dxa" w:w="3425"/>
             <w:shd w:val="clear" w:fill="F2F4F9"/>
           </w:tcPr>
           <w:p>
@@ -10513,13 +12803,13 @@
                 <w:szCs w:val="17"/>
                 <w:shd w:val="clear" w:fill="F5F6FA"/>
               </w:rPr>
-              <w:t>{{dataset.requestNumber}}</w:t>
+              <w:t>{{dataset.personalDataTypes}}</w:t>
             </w:r>
           </w:p>
         </w:tc>
         <w:tc>
           <w:tcPr>
-            <w:tcW w:type="dxa" w:w="3444"/>
+            <w:tcW w:type="dxa" w:w="3947"/>
             <w:shd w:val="clear" w:fill="F2F4F9"/>
           </w:tcPr>
           <w:p>
@@ -10535,13 +12825,301 @@
                 <w:sz w:val="20"/>
                 <w:szCs w:val="20"/>
               </w:rPr>
-              <w:t>เลขที่คำขอลงทะเบียนชุดข้อมูล</w:t>
+              <w:t>ประเภทของข้อมูลส่วนบุคคล</w:t>
             </w:r>
           </w:p>
         </w:tc>
         <w:tc>
           <w:tcPr>
-            <w:tcW w:type="dxa" w:w="2047"/>
+            <w:tcW w:type="dxa" w:w="2153"/>
+            <w:shd w:val="clear" w:fill="F2F4F9"/>
+          </w:tcPr>
+          <w:p>
+            <w:pPr>
+              <w:spacing w:before="60" w:after="60" w:lineRule="auto" w:line="300"/>
+              <w:jc w:val="left"/>
+            </w:pPr>
+            <w:r/>
+            <w:r>
+              <w:rPr>
+                <w:rFonts w:ascii="Sarabun" w:hAnsi="Sarabun" w:cs="Sarabun" w:eastAsia="Sarabun"/>
+                <w:color w:val="1A1E33"/>
+                <w:sz w:val="20"/>
+                <w:szCs w:val="20"/>
+              </w:rPr>
+              <w:t>ชื่อ-นามสกุล</w:t>
+            </w:r>
+          </w:p>
+        </w:tc>
+      </w:tr>
+      <w:tr>
+        <w:trPr>
+          <w:cantSplit w:val="1"/>
+        </w:trPr>
+        <w:tc>
+          <w:tcPr>
+            <w:tcW w:type="dxa" w:w="3425"/>
+            <w:shd w:val="clear" w:fill="FFFFFF"/>
+          </w:tcPr>
+          <w:p>
+            <w:pPr>
+              <w:spacing w:before="60" w:after="60" w:lineRule="auto" w:line="300"/>
+              <w:jc w:val="left"/>
+            </w:pPr>
+            <w:r/>
+            <w:r>
+              <w:rPr>
+                <w:rFonts w:ascii="DejaVu Sans Mono" w:hAnsi="DejaVu Sans Mono" w:cs="DejaVu Sans Mono" w:eastAsia="DejaVu Sans Mono"/>
+                <w:color w:val="192768"/>
+                <w:sz w:val="17"/>
+                <w:szCs w:val="17"/>
+                <w:shd w:val="clear" w:fill="F5F6FA"/>
+              </w:rPr>
+              <w:t>{{dataset.dataSubjectCategories}}</w:t>
+            </w:r>
+          </w:p>
+        </w:tc>
+        <w:tc>
+          <w:tcPr>
+            <w:tcW w:type="dxa" w:w="3947"/>
+            <w:shd w:val="clear" w:fill="FFFFFF"/>
+          </w:tcPr>
+          <w:p>
+            <w:pPr>
+              <w:spacing w:before="60" w:after="60" w:lineRule="auto" w:line="300"/>
+              <w:jc w:val="left"/>
+            </w:pPr>
+            <w:r/>
+            <w:r>
+              <w:rPr>
+                <w:rFonts w:ascii="Sarabun" w:hAnsi="Sarabun" w:cs="Sarabun" w:eastAsia="Sarabun"/>
+                <w:color w:val="1A1E33"/>
+                <w:sz w:val="20"/>
+                <w:szCs w:val="20"/>
+              </w:rPr>
+              <w:t>กลุ่มเจ้าของข้อมูลส่วนบุคคล</w:t>
+            </w:r>
+          </w:p>
+        </w:tc>
+        <w:tc>
+          <w:tcPr>
+            <w:tcW w:type="dxa" w:w="2153"/>
+            <w:shd w:val="clear" w:fill="FFFFFF"/>
+          </w:tcPr>
+          <w:p>
+            <w:pPr>
+              <w:spacing w:before="60" w:after="60" w:lineRule="auto" w:line="300"/>
+              <w:jc w:val="left"/>
+            </w:pPr>
+            <w:r/>
+            <w:r>
+              <w:rPr>
+                <w:rFonts w:ascii="Sarabun" w:hAnsi="Sarabun" w:cs="Sarabun" w:eastAsia="Sarabun"/>
+                <w:color w:val="1A1E33"/>
+                <w:sz w:val="20"/>
+                <w:szCs w:val="20"/>
+              </w:rPr>
+              <w:t>ประชาชนผู้ขอรับบริการ</w:t>
+            </w:r>
+          </w:p>
+        </w:tc>
+      </w:tr>
+      <w:tr>
+        <w:trPr>
+          <w:cantSplit w:val="1"/>
+        </w:trPr>
+        <w:tc>
+          <w:tcPr>
+            <w:tcW w:type="dxa" w:w="3425"/>
+            <w:shd w:val="clear" w:fill="F2F4F9"/>
+          </w:tcPr>
+          <w:p>
+            <w:pPr>
+              <w:spacing w:before="60" w:after="60" w:lineRule="auto" w:line="300"/>
+              <w:jc w:val="left"/>
+            </w:pPr>
+            <w:r/>
+            <w:r>
+              <w:rPr>
+                <w:rFonts w:ascii="DejaVu Sans Mono" w:hAnsi="DejaVu Sans Mono" w:cs="DejaVu Sans Mono" w:eastAsia="DejaVu Sans Mono"/>
+                <w:color w:val="192768"/>
+                <w:sz w:val="17"/>
+                <w:szCs w:val="17"/>
+                <w:shd w:val="clear" w:fill="F5F6FA"/>
+              </w:rPr>
+              <w:t>{{dataset.personalDataPeriodYear}}</w:t>
+            </w:r>
+          </w:p>
+        </w:tc>
+        <w:tc>
+          <w:tcPr>
+            <w:tcW w:type="dxa" w:w="3947"/>
+            <w:shd w:val="clear" w:fill="F2F4F9"/>
+          </w:tcPr>
+          <w:p>
+            <w:pPr>
+              <w:spacing w:before="60" w:after="60" w:lineRule="auto" w:line="300"/>
+              <w:jc w:val="left"/>
+            </w:pPr>
+            <w:r/>
+            <w:r>
+              <w:rPr>
+                <w:rFonts w:ascii="Sarabun" w:hAnsi="Sarabun" w:cs="Sarabun" w:eastAsia="Sarabun"/>
+                <w:color w:val="1A1E33"/>
+                <w:sz w:val="20"/>
+                <w:szCs w:val="20"/>
+              </w:rPr>
+              <w:t>ระยะเวลาประมวลผล จำนวนปี</w:t>
+            </w:r>
+          </w:p>
+        </w:tc>
+        <w:tc>
+          <w:tcPr>
+            <w:tcW w:type="dxa" w:w="2153"/>
+            <w:shd w:val="clear" w:fill="F2F4F9"/>
+          </w:tcPr>
+          <w:p>
+            <w:pPr>
+              <w:spacing w:before="60" w:after="60" w:lineRule="auto" w:line="300"/>
+              <w:jc w:val="left"/>
+            </w:pPr>
+            <w:r/>
+            <w:r>
+              <w:rPr>
+                <w:rFonts w:ascii="Sarabun" w:hAnsi="Sarabun" w:cs="Sarabun" w:eastAsia="Sarabun"/>
+                <w:color w:val="1A1E33"/>
+                <w:sz w:val="20"/>
+                <w:szCs w:val="20"/>
+              </w:rPr>
+              <w:t>5</w:t>
+            </w:r>
+          </w:p>
+        </w:tc>
+      </w:tr>
+      <w:tr>
+        <w:trPr>
+          <w:cantSplit w:val="1"/>
+        </w:trPr>
+        <w:tc>
+          <w:tcPr>
+            <w:tcW w:type="dxa" w:w="3425"/>
+            <w:shd w:val="clear" w:fill="FFFFFF"/>
+          </w:tcPr>
+          <w:p>
+            <w:pPr>
+              <w:spacing w:before="60" w:after="60" w:lineRule="auto" w:line="300"/>
+              <w:jc w:val="left"/>
+            </w:pPr>
+            <w:r/>
+            <w:r>
+              <w:rPr>
+                <w:rFonts w:ascii="DejaVu Sans Mono" w:hAnsi="DejaVu Sans Mono" w:cs="DejaVu Sans Mono" w:eastAsia="DejaVu Sans Mono"/>
+                <w:color w:val="192768"/>
+                <w:sz w:val="17"/>
+                <w:szCs w:val="17"/>
+                <w:shd w:val="clear" w:fill="F5F6FA"/>
+              </w:rPr>
+              <w:t>{{dataset.personalDataPeriodMonth}}</w:t>
+            </w:r>
+          </w:p>
+        </w:tc>
+        <w:tc>
+          <w:tcPr>
+            <w:tcW w:type="dxa" w:w="3947"/>
+            <w:shd w:val="clear" w:fill="FFFFFF"/>
+          </w:tcPr>
+          <w:p>
+            <w:pPr>
+              <w:spacing w:before="60" w:after="60" w:lineRule="auto" w:line="300"/>
+              <w:jc w:val="left"/>
+            </w:pPr>
+            <w:r/>
+            <w:r>
+              <w:rPr>
+                <w:rFonts w:ascii="Sarabun" w:hAnsi="Sarabun" w:cs="Sarabun" w:eastAsia="Sarabun"/>
+                <w:color w:val="1A1E33"/>
+                <w:sz w:val="20"/>
+                <w:szCs w:val="20"/>
+              </w:rPr>
+              <w:t>ระยะเวลาประมวลผล จำนวนเดือน</w:t>
+            </w:r>
+          </w:p>
+        </w:tc>
+        <w:tc>
+          <w:tcPr>
+            <w:tcW w:type="dxa" w:w="2153"/>
+            <w:shd w:val="clear" w:fill="FFFFFF"/>
+          </w:tcPr>
+          <w:p>
+            <w:pPr>
+              <w:spacing w:before="60" w:after="60" w:lineRule="auto" w:line="300"/>
+              <w:jc w:val="left"/>
+            </w:pPr>
+            <w:r/>
+            <w:r>
+              <w:rPr>
+                <w:rFonts w:ascii="Sarabun" w:hAnsi="Sarabun" w:cs="Sarabun" w:eastAsia="Sarabun"/>
+                <w:color w:val="1A1E33"/>
+                <w:sz w:val="20"/>
+                <w:szCs w:val="20"/>
+              </w:rPr>
+              <w:t>6</w:t>
+            </w:r>
+          </w:p>
+        </w:tc>
+      </w:tr>
+      <w:tr>
+        <w:trPr>
+          <w:cantSplit w:val="1"/>
+        </w:trPr>
+        <w:tc>
+          <w:tcPr>
+            <w:tcW w:type="dxa" w:w="3425"/>
+            <w:shd w:val="clear" w:fill="F2F4F9"/>
+          </w:tcPr>
+          <w:p>
+            <w:pPr>
+              <w:spacing w:before="60" w:after="60" w:lineRule="auto" w:line="300"/>
+              <w:jc w:val="left"/>
+            </w:pPr>
+            <w:r/>
+            <w:r>
+              <w:rPr>
+                <w:rFonts w:ascii="DejaVu Sans Mono" w:hAnsi="DejaVu Sans Mono" w:cs="DejaVu Sans Mono" w:eastAsia="DejaVu Sans Mono"/>
+                <w:color w:val="192768"/>
+                <w:sz w:val="17"/>
+                <w:szCs w:val="17"/>
+                <w:shd w:val="clear" w:fill="F5F6FA"/>
+              </w:rPr>
+              <w:t>{{dataset.requestNumber}}</w:t>
+            </w:r>
+          </w:p>
+        </w:tc>
+        <w:tc>
+          <w:tcPr>
+            <w:tcW w:type="dxa" w:w="3947"/>
+            <w:shd w:val="clear" w:fill="F2F4F9"/>
+          </w:tcPr>
+          <w:p>
+            <w:pPr>
+              <w:spacing w:before="60" w:after="60" w:lineRule="auto" w:line="300"/>
+              <w:jc w:val="left"/>
+            </w:pPr>
+            <w:r/>
+            <w:r>
+              <w:rPr>
+                <w:rFonts w:ascii="Sarabun" w:hAnsi="Sarabun" w:cs="Sarabun" w:eastAsia="Sarabun"/>
+                <w:color w:val="1A1E33"/>
+                <w:sz w:val="20"/>
+                <w:szCs w:val="20"/>
+              </w:rPr>
+              <w:t>เลขที่คำขอลงทะเบียนชุดข้อมูล</w:t>
+            </w:r>
+          </w:p>
+        </w:tc>
+        <w:tc>
+          <w:tcPr>
+            <w:tcW w:type="dxa" w:w="2153"/>
             <w:shd w:val="clear" w:fill="F2F4F9"/>
           </w:tcPr>
           <w:p>
@@ -10725,14 +13303,14 @@
       </w:r>
       <w:r>
         <w:rPr>
-          <w:rFonts w:ascii="DejaVu Sans" w:hAnsi="DejaVu Sans" w:cs="DejaVu Sans" w:eastAsia="DejaVu Sans"/>
+          <w:rFonts w:ascii="Sarabun" w:hAnsi="Sarabun" w:cs="Sarabun" w:eastAsia="Sarabun"/>
           <w:color w:val="1A1E33"/>
           <w:sz w:val="22"/>
           <w:szCs w:val="22"/>
           <w:b w:val="1"/>
           <w:bCs w:val="1"/>
         </w:rPr>
-        <w:t>☐</w:t>
+        <w:t>○</w:t>
       </w:r>
       <w:r>
         <w:rPr>
@@ -10741,7 +13319,78 @@
           <w:sz w:val="22"/>
           <w:szCs w:val="22"/>
         </w:rPr>
-        <w:t xml:space="preserve"> (U+2610) สำหรับข้อที่ไม่ตรง — ตัวเลือกทุกข้อยังพิมพ์ออกมาครบ ผู้อ่านจึงเห็นว่ามีตัวเลือกอะไรและไม่ได้เลือกอะไร เหมือน แบบฟอร์มกระดาษ</w:t>
+        <w:t xml:space="preserve"> (U+25CB) สำหรับข้อที่ไม่ตรง — ตัวเลือกทุกข้อยังพิมพ์ออกมาครบ ผู้อ่านจึงเห็นว่ามีตัวเลือกอะไรและไม่ได้เลือกอะไร เหมือน แบบฟอร์มกระดาษ (ช่องว่างเป็นวงกลมตามแบบฟอร์มกระดาษตั้งแต่ 2026-09-10 เดิมเป็น </w:t>
+      </w:r>
+      <w:r>
+        <w:rPr>
+          <w:rFonts w:ascii="DejaVu Sans" w:hAnsi="DejaVu Sans" w:cs="DejaVu Sans" w:eastAsia="DejaVu Sans"/>
+          <w:color w:val="1A1E33"/>
+          <w:sz w:val="22"/>
+          <w:szCs w:val="22"/>
+        </w:rPr>
+        <w:t>☐</w:t>
+      </w:r>
+      <w:r>
+        <w:rPr>
+          <w:rFonts w:ascii="Sarabun" w:hAnsi="Sarabun" w:cs="Sarabun" w:eastAsia="Sarabun"/>
+          <w:color w:val="1A1E33"/>
+          <w:sz w:val="22"/>
+          <w:szCs w:val="22"/>
+        </w:rPr>
+        <w:t>)</w:t>
+      </w:r>
+    </w:p>
+    <w:p>
+      <w:pPr>
+        <w:spacing w:before="0" w:after="160" w:lineRule="auto" w:line="348"/>
+        <w:jc w:val="both"/>
+      </w:pPr>
+      <w:r>
+        <w:rPr>
+          <w:rFonts w:ascii="Sarabun" w:hAnsi="Sarabun" w:cs="Sarabun" w:eastAsia="Sarabun"/>
+          <w:color w:val="1A1E33"/>
+          <w:sz w:val="22"/>
+          <w:szCs w:val="22"/>
+        </w:rPr>
+        <w:t>ช่องที่</w:t>
+      </w:r>
+      <w:r>
+        <w:rPr>
+          <w:rFonts w:ascii="Sarabun" w:hAnsi="Sarabun" w:cs="Sarabun" w:eastAsia="Sarabun"/>
+          <w:color w:val="1A1E33"/>
+          <w:sz w:val="22"/>
+          <w:szCs w:val="22"/>
+          <w:b w:val="1"/>
+          <w:bCs w:val="1"/>
+        </w:rPr>
+        <w:t>เลือกได้หลายข้อ</w:t>
+      </w:r>
+      <w:r>
+        <w:rPr>
+          <w:rFonts w:ascii="Sarabun" w:hAnsi="Sarabun" w:cs="Sarabun" w:eastAsia="Sarabun"/>
+          <w:color w:val="1A1E33"/>
+          <w:sz w:val="22"/>
+          <w:szCs w:val="22"/>
+        </w:rPr>
+        <w:t xml:space="preserve"> (วันนี้มีข้อ 8 วัตถุประสงค์ช่องเดียว) กา </w:t>
+      </w:r>
+      <w:r>
+        <w:rPr>
+          <w:rFonts w:ascii="DejaVu Sans" w:hAnsi="DejaVu Sans" w:cs="DejaVu Sans" w:eastAsia="DejaVu Sans"/>
+          <w:color w:val="1A1E33"/>
+          <w:sz w:val="22"/>
+          <w:szCs w:val="22"/>
+        </w:rPr>
+        <w:t>✔</w:t>
+      </w:r>
+      <w:r>
+        <w:rPr>
+          <w:rFonts w:ascii="Sarabun" w:hAnsi="Sarabun" w:cs="Sarabun" w:eastAsia="Sarabun"/>
+          <w:color w:val="1A1E33"/>
+          <w:sz w:val="22"/>
+          <w:szCs w:val="22"/>
+        </w:rPr>
+        <w:t xml:space="preserve"> ทุกข้อที่ผู้กรอกเลือก ไม่ใช่ข้อเดียว — เขียนบรรทัดละรหัสเหมือนช่องอื่น</w:t>
       </w:r>
     </w:p>
     <w:p>
@@ -10869,83 +13518,7 @@
           <w:sz w:val="22"/>
           <w:szCs w:val="22"/>
         </w:rPr>
-        <w:t xml:space="preserve">ฟิลด์กับรหัสที่ใช้ได้ ดูจาก </w:t>
-      </w:r>
-      <w:r>
-        <w:rPr>
-          <w:rFonts w:ascii="DejaVu Sans Mono" w:hAnsi="DejaVu Sans Mono" w:cs="DejaVu Sans Mono" w:eastAsia="DejaVu Sans Mono"/>
-          <w:color w:val="192768"/>
-          <w:sz w:val="19"/>
-          <w:szCs w:val="19"/>
-          <w:shd w:val="clear" w:fill="F5F6FA"/>
-        </w:rPr>
-        <w:t>GET /api/admin/legal-documents</w:t>
-      </w:r>
-      <w:r>
-        <w:rPr>
-          <w:rFonts w:ascii="Sarabun" w:hAnsi="Sarabun" w:cs="Sarabun" w:eastAsia="Sarabun"/>
-          <w:color w:val="1A1E33"/>
-          <w:sz w:val="22"/>
-          <w:szCs w:val="22"/>
-        </w:rPr>
-        <w:t xml:space="preserve"> หรือ </w:t>
-      </w:r>
-      <w:r>
-        <w:rPr>
-          <w:rFonts w:ascii="DejaVu Sans Mono" w:hAnsi="DejaVu Sans Mono" w:cs="DejaVu Sans Mono" w:eastAsia="DejaVu Sans Mono"/>
-          <w:color w:val="192768"/>
-          <w:sz w:val="19"/>
-          <w:szCs w:val="19"/>
-          <w:shd w:val="clear" w:fill="F5F6FA"/>
-        </w:rPr>
-        <w:t>TICK_FIELDS</w:t>
-      </w:r>
-      <w:r>
-        <w:rPr>
-          <w:rFonts w:ascii="Sarabun" w:hAnsi="Sarabun" w:cs="Sarabun" w:eastAsia="Sarabun"/>
-          <w:color w:val="1A1E33"/>
-          <w:sz w:val="22"/>
-          <w:szCs w:val="22"/>
-        </w:rPr>
-        <w:t xml:space="preserve"> ใน </w:t>
-      </w:r>
-      <w:r>
-        <w:rPr>
-          <w:rFonts w:ascii="DejaVu Sans Mono" w:hAnsi="DejaVu Sans Mono" w:cs="DejaVu Sans Mono" w:eastAsia="DejaVu Sans Mono"/>
-          <w:color w:val="192768"/>
-          <w:sz w:val="19"/>
-          <w:szCs w:val="19"/>
-          <w:shd w:val="clear" w:fill="F5F6FA"/>
-        </w:rPr>
-        <w:t>backend/src/lib/document-render.ts</w:t>
-      </w:r>
-      <w:r>
-        <w:rPr>
-          <w:rFonts w:ascii="Sarabun" w:hAnsi="Sarabun" w:cs="Sarabun" w:eastAsia="Sarabun"/>
-          <w:color w:val="1A1E33"/>
-          <w:sz w:val="22"/>
-          <w:szCs w:val="22"/>
-        </w:rPr>
-        <w:t xml:space="preserve"> ซึ่งอ่านรายการรหัสมาจาก </w:t>
-      </w:r>
-      <w:r>
-        <w:rPr>
-          <w:rFonts w:ascii="DejaVu Sans Mono" w:hAnsi="DejaVu Sans Mono" w:cs="DejaVu Sans Mono" w:eastAsia="DejaVu Sans Mono"/>
-          <w:color w:val="192768"/>
-          <w:sz w:val="19"/>
-          <w:szCs w:val="19"/>
-          <w:shd w:val="clear" w:fill="F5F6FA"/>
-        </w:rPr>
-        <w:t>lib/dataset.ts</w:t>
-      </w:r>
-      <w:r>
-        <w:rPr>
-          <w:rFonts w:ascii="Sarabun" w:hAnsi="Sarabun" w:cs="Sarabun" w:eastAsia="Sarabun"/>
-          <w:color w:val="1A1E33"/>
-          <w:sz w:val="22"/>
-          <w:szCs w:val="22"/>
-        </w:rPr>
-        <w:t xml:space="preserve"> โดยตรง — </w:t>
+        <w:t xml:space="preserve">ฟิลด์กับรหัสที่ใช้ได้ </w:t>
       </w:r>
       <w:r>
         <w:rPr>
@@ -10956,7 +13529,169 @@
           <w:b w:val="1"/>
           <w:bCs w:val="1"/>
         </w:rPr>
+        <w:t xml:space="preserve">ดูจาก </w:t>
+      </w:r>
+      <w:r>
+        <w:rPr>
+          <w:rFonts w:ascii="DejaVu Sans Mono" w:hAnsi="DejaVu Sans Mono" w:cs="DejaVu Sans Mono" w:eastAsia="DejaVu Sans Mono"/>
+          <w:color w:val="192768"/>
+          <w:sz w:val="19"/>
+          <w:szCs w:val="19"/>
+          <w:b w:val="1"/>
+          <w:bCs w:val="1"/>
+          <w:shd w:val="clear" w:fill="F5F6FA"/>
+        </w:rPr>
+        <w:t>GET /api/dataset-choices</w:t>
+      </w:r>
+      <w:r>
+        <w:rPr>
+          <w:rFonts w:ascii="Sarabun" w:hAnsi="Sarabun" w:cs="Sarabun" w:eastAsia="Sarabun"/>
+          <w:color w:val="1A1E33"/>
+          <w:sz w:val="22"/>
+          <w:szCs w:val="22"/>
+        </w:rPr>
+        <w:t xml:space="preserve"> ซึ่งเป็นรายการเดียวกับที่ระบบ ใช้ตั้งชื่อช่องติ๊ก (ฟิลด์ใช่/ไม่ใช่ไม่อยู่ในนั้น รหัสเป็น </w:t>
+      </w:r>
+      <w:r>
+        <w:rPr>
+          <w:rFonts w:ascii="DejaVu Sans Mono" w:hAnsi="DejaVu Sans Mono" w:cs="DejaVu Sans Mono" w:eastAsia="DejaVu Sans Mono"/>
+          <w:color w:val="192768"/>
+          <w:sz w:val="19"/>
+          <w:szCs w:val="19"/>
+          <w:shd w:val="clear" w:fill="F5F6FA"/>
+        </w:rPr>
+        <w:t>true</w:t>
+      </w:r>
+      <w:r>
+        <w:rPr>
+          <w:rFonts w:ascii="Sarabun" w:hAnsi="Sarabun" w:cs="Sarabun" w:eastAsia="Sarabun"/>
+          <w:color w:val="1A1E33"/>
+          <w:sz w:val="22"/>
+          <w:szCs w:val="22"/>
+        </w:rPr>
+        <w:t>/</w:t>
+      </w:r>
+      <w:r>
+        <w:rPr>
+          <w:rFonts w:ascii="DejaVu Sans Mono" w:hAnsi="DejaVu Sans Mono" w:cs="DejaVu Sans Mono" w:eastAsia="DejaVu Sans Mono"/>
+          <w:color w:val="192768"/>
+          <w:sz w:val="19"/>
+          <w:szCs w:val="19"/>
+          <w:shd w:val="clear" w:fill="F5F6FA"/>
+        </w:rPr>
+        <w:t>false</w:t>
+      </w:r>
+      <w:r>
+        <w:rPr>
+          <w:rFonts w:ascii="Sarabun" w:hAnsi="Sarabun" w:cs="Sarabun" w:eastAsia="Sarabun"/>
+          <w:color w:val="1A1E33"/>
+          <w:sz w:val="22"/>
+          <w:szCs w:val="22"/>
+        </w:rPr>
+        <w:t xml:space="preserve"> เสมอ) — </w:t>
+      </w:r>
+      <w:r>
+        <w:rPr>
+          <w:rFonts w:ascii="Sarabun" w:hAnsi="Sarabun" w:cs="Sarabun" w:eastAsia="Sarabun"/>
+          <w:color w:val="1A1E33"/>
+          <w:sz w:val="22"/>
+          <w:szCs w:val="22"/>
+          <w:b w:val="1"/>
+          <w:bCs w:val="1"/>
+        </w:rPr>
         <w:t>เพิ่มตัวเลือกใหม่ในระบบแล้วช่องติ๊กใหม่ใช้ได้ทันทีโดยไม่ต้องแก้โค้ดตัวแปลง</w:t>
+      </w:r>
+    </w:p>
+    <w:p>
+      <w:pPr>
+        <w:spacing w:before="0" w:after="160" w:lineRule="auto" w:line="348"/>
+        <w:jc w:val="both"/>
+      </w:pPr>
+      <w:r>
+        <w:rPr>
+          <w:rFonts w:ascii="Sarabun" w:hAnsi="Sarabun" w:cs="Sarabun" w:eastAsia="Sarabun"/>
+          <w:color w:val="1A1E33"/>
+          <w:sz w:val="22"/>
+          <w:szCs w:val="22"/>
+        </w:rPr>
+        <w:t xml:space="preserve">ตั้งแต่ 2026-09-13 ตัวเลือกเหล่านี้เป็นแถวในฐานข้อมูล ผู้ดูแลระบบเพิ่มหรือแก้ได้เองผ่าน </w:t>
+      </w:r>
+      <w:r>
+        <w:rPr>
+          <w:rFonts w:ascii="DejaVu Sans Mono" w:hAnsi="DejaVu Sans Mono" w:cs="DejaVu Sans Mono" w:eastAsia="DejaVu Sans Mono"/>
+          <w:color w:val="192768"/>
+          <w:sz w:val="19"/>
+          <w:szCs w:val="19"/>
+          <w:shd w:val="clear" w:fill="F5F6FA"/>
+        </w:rPr>
+        <w:t>/api/admin/dataset-choices</w:t>
+      </w:r>
+      <w:r>
+        <w:rPr>
+          <w:rFonts w:ascii="Sarabun" w:hAnsi="Sarabun" w:cs="Sarabun" w:eastAsia="Sarabun"/>
+          <w:color w:val="1A1E33"/>
+          <w:sz w:val="22"/>
+          <w:szCs w:val="22"/>
+        </w:rPr>
+        <w:t xml:space="preserve"> โดยไม่ต้อง deploy (ดู </w:t>
+      </w:r>
+      <w:r>
+        <w:rPr>
+          <w:rFonts w:ascii="DejaVu Sans Mono" w:hAnsi="DejaVu Sans Mono" w:cs="DejaVu Sans Mono" w:eastAsia="DejaVu Sans Mono"/>
+          <w:color w:val="192768"/>
+          <w:sz w:val="19"/>
+          <w:szCs w:val="19"/>
+          <w:shd w:val="clear" w:fill="F5F6FA"/>
+        </w:rPr>
+        <w:t>docs/11</w:t>
+      </w:r>
+      <w:r>
+        <w:rPr>
+          <w:rFonts w:ascii="Sarabun" w:hAnsi="Sarabun" w:cs="Sarabun" w:eastAsia="Sarabun"/>
+          <w:color w:val="1A1E33"/>
+          <w:sz w:val="22"/>
+          <w:szCs w:val="22"/>
+        </w:rPr>
+        <w:t xml:space="preserve"> §3) </w:t>
+      </w:r>
+      <w:r>
+        <w:rPr>
+          <w:rFonts w:ascii="Sarabun" w:hAnsi="Sarabun" w:cs="Sarabun" w:eastAsia="Sarabun"/>
+          <w:color w:val="1A1E33"/>
+          <w:sz w:val="22"/>
+          <w:szCs w:val="22"/>
+          <w:b w:val="1"/>
+          <w:bCs w:val="1"/>
+        </w:rPr>
+        <w:t>แต่การเพิ่มตัวเลือก ไม่ได้เพิ่มบรรทัดในเอกสารให้</w:t>
+      </w:r>
+      <w:r>
+        <w:rPr>
+          <w:rFonts w:ascii="Sarabun" w:hAnsi="Sarabun" w:cs="Sarabun" w:eastAsia="Sarabun"/>
+          <w:color w:val="1A1E33"/>
+          <w:sz w:val="22"/>
+          <w:szCs w:val="22"/>
+        </w:rPr>
+        <w:t xml:space="preserve"> — ถ้าอยากให้ตัวเลือกใหม่ปรากฏบนกระดาษ ต้องเพิ่มบรรทัด </w:t>
+      </w:r>
+      <w:r>
+        <w:rPr>
+          <w:rFonts w:ascii="DejaVu Sans Mono" w:hAnsi="DejaVu Sans Mono" w:cs="DejaVu Sans Mono" w:eastAsia="DejaVu Sans Mono"/>
+          <w:color w:val="192768"/>
+          <w:sz w:val="19"/>
+          <w:szCs w:val="19"/>
+          <w:shd w:val="clear" w:fill="F5F6FA"/>
+        </w:rPr>
+        <w:t>{{tick.&lt;ฟิลด์&gt;.&lt;รหัสใหม่&gt;}}</w:t>
+      </w:r>
+      <w:r>
+        <w:rPr>
+          <w:rFonts w:ascii="Sarabun" w:hAnsi="Sarabun" w:cs="Sarabun" w:eastAsia="Sarabun"/>
+          <w:color w:val="1A1E33"/>
+          <w:sz w:val="22"/>
+          <w:szCs w:val="22"/>
+        </w:rPr>
+        <w:t xml:space="preserve"> ในไฟล์ .docx แล้วอัปโหลดเวอร์ชันใหม่ด้วยตัวเอง</w:t>
       </w:r>
     </w:p>
     <w:p>
@@ -10976,7 +13711,7 @@
           <w:sz w:val="22"/>
           <w:szCs w:val="22"/>
         </w:rPr>
-        <w:t xml:space="preserve">ตัวเลือกที่มีในระบบแต่ไม่มีในเอกสารก็ได้ (เช่นหน่วยความถี่ </w:t>
+        <w:t xml:space="preserve">ตัวเลือกที่มีในระบบแต่ไม่มีในเอกสารก็ได้ — ระบบไม่บังคับว่าเอกสารต้องมีช่องติ๊กครบทุกรหัส (หน่วยความถี่ </w:t>
       </w:r>
       <w:r>
         <w:rPr>
@@ -10995,7 +13730,7 @@
           <w:sz w:val="22"/>
           <w:szCs w:val="22"/>
         </w:rPr>
-        <w:t xml:space="preserve"> ที่ A4 ไม่มีช่อง) — ระบบไม่บังคับว่าเอกสารต้องมีช่องติ๊กครบทุกรหัส</w:t>
+        <w:t xml:space="preserve"> เคยเป็นแบบนั้นจนถึงชุด 9 กันยายน 2569)</w:t>
       </w:r>
     </w:p>
     <w:p>

--- a/docs/manuals-docx/18-document-template-variables.docx
+++ b/docs/manuals-docx/18-document-template-variables.docx
@@ -4710,7 +4710,7 @@
           <w:sz w:val="22"/>
           <w:szCs w:val="22"/>
         </w:rPr>
-        <w:t xml:space="preserve">ทั้งสามฉบับเผยแพร่ผ่าน </w:t>
+        <w:t xml:space="preserve">ขึ้น production ด้วยลำดับนี้: deploy </w:t>
       </w:r>
       <w:r>
         <w:rPr>
@@ -4720,7 +4720,7 @@
           <w:szCs w:val="19"/>
           <w:shd w:val="clear" w:fill="F5F6FA"/>
         </w:rPr>
-        <w:t>POST /api/admin/legal-documents/&lt;code&gt;/versions</w:t>
+        <w:t>main</w:t>
       </w:r>
       <w:r>
         <w:rPr>
@@ -4729,7 +4729,62 @@
           <w:sz w:val="22"/>
           <w:szCs w:val="22"/>
         </w:rPr>
-        <w:t xml:space="preserve"> แล้ว</w:t>
+        <w:t xml:space="preserve"> (migration รันเองตอน backend บูต) </w:t>
+      </w:r>
+      <w:r>
+        <w:rPr>
+          <w:rFonts w:ascii="DejaVu Sans" w:hAnsi="DejaVu Sans" w:cs="DejaVu Sans" w:eastAsia="DejaVu Sans"/>
+          <w:color w:val="1A1E33"/>
+          <w:sz w:val="22"/>
+          <w:szCs w:val="22"/>
+        </w:rPr>
+        <w:t>→</w:t>
+      </w:r>
+      <w:r>
+        <w:rPr>
+          <w:rFonts w:ascii="Sarabun" w:hAnsi="Sarabun" w:cs="Sarabun" w:eastAsia="Sarabun"/>
+          <w:color w:val="1A1E33"/>
+          <w:sz w:val="22"/>
+          <w:szCs w:val="22"/>
+        </w:rPr>
+        <w:t xml:space="preserve"> อัปโหลดทั้งสามฉบับ ผ่าน </w:t>
+      </w:r>
+      <w:r>
+        <w:rPr>
+          <w:rFonts w:ascii="DejaVu Sans Mono" w:hAnsi="DejaVu Sans Mono" w:cs="DejaVu Sans Mono" w:eastAsia="DejaVu Sans Mono"/>
+          <w:color w:val="192768"/>
+          <w:sz w:val="19"/>
+          <w:szCs w:val="19"/>
+          <w:shd w:val="clear" w:fill="F5F6FA"/>
+        </w:rPr>
+        <w:t>POST /api/admin/legal-documents/&lt;code&gt;/versions</w:t>
+      </w:r>
+      <w:r>
+        <w:rPr>
+          <w:rFonts w:ascii="Sarabun" w:hAnsi="Sarabun" w:cs="Sarabun" w:eastAsia="Sarabun"/>
+          <w:color w:val="1A1E33"/>
+          <w:sz w:val="22"/>
+          <w:szCs w:val="22"/>
+        </w:rPr>
+        <w:t xml:space="preserve"> </w:t>
+      </w:r>
+      <w:r>
+        <w:rPr>
+          <w:rFonts w:ascii="DejaVu Sans" w:hAnsi="DejaVu Sans" w:cs="DejaVu Sans" w:eastAsia="DejaVu Sans"/>
+          <w:color w:val="1A1E33"/>
+          <w:sz w:val="22"/>
+          <w:szCs w:val="22"/>
+        </w:rPr>
+        <w:t>→</w:t>
+      </w:r>
+      <w:r>
+        <w:rPr>
+          <w:rFonts w:ascii="Sarabun" w:hAnsi="Sarabun" w:cs="Sarabun" w:eastAsia="Sarabun"/>
+          <w:color w:val="1A1E33"/>
+          <w:sz w:val="22"/>
+          <w:szCs w:val="22"/>
+        </w:rPr>
+        <w:t xml:space="preserve"> </w:t>
       </w:r>
       <w:r>
         <w:rPr>
@@ -4740,7 +4795,7 @@
           <w:b w:val="1"/>
           <w:bCs w:val="1"/>
         </w:rPr>
-        <w:t>รีเซ็ตเลข เวอร์ชันเป็น 1</w:t>
+        <w:t>รีเซ็ตเลขเวอร์ชันเป็น 1</w:t>
       </w:r>
       <w:r>
         <w:rPr>
@@ -4749,7 +4804,7 @@
           <w:sz w:val="22"/>
           <w:szCs w:val="22"/>
         </w:rPr>
-        <w:t xml:space="preserve"> ตามที่การ์ดสั่ง — ขั้นตอนเดียวกับ 2026-09-10 (ดู </w:t>
+        <w:t xml:space="preserve"> ตามที่การ์ด สั่ง ด้วย </w:t>
       </w:r>
       <w:r>
         <w:rPr>
@@ -4759,7 +4814,7 @@
           <w:szCs w:val="19"/>
           <w:shd w:val="clear" w:fill="F5F6FA"/>
         </w:rPr>
-        <w:t>CLAUDE.md</w:t>
+        <w:t>backups/reset-legal-versions-20260920.sql</w:t>
       </w:r>
       <w:r>
         <w:rPr>
@@ -4768,7 +4823,26 @@
           <w:sz w:val="22"/>
           <w:szCs w:val="22"/>
         </w:rPr>
-        <w:t xml:space="preserve"> หัวข้อ PDF): เวอร์ชันเก่าถูกลบ หลักฐานการยอมรับที่ชี้อยู่ถูกย้ายมาชี้เวอร์ชันที่เหลือ ไม่ถูกลบ ทำได้เพราะระบบยังไม่เปิดใช้จริง — </w:t>
+        <w:t xml:space="preserve"> (นอก repo — สำรองฐานข้อมูลก่อนเสมอ) ขั้นตอนเดียวกับ 2026-09-10 (ดู </w:t>
+      </w:r>
+      <w:r>
+        <w:rPr>
+          <w:rFonts w:ascii="DejaVu Sans Mono" w:hAnsi="DejaVu Sans Mono" w:cs="DejaVu Sans Mono" w:eastAsia="DejaVu Sans Mono"/>
+          <w:color w:val="192768"/>
+          <w:sz w:val="19"/>
+          <w:szCs w:val="19"/>
+          <w:shd w:val="clear" w:fill="F5F6FA"/>
+        </w:rPr>
+        <w:t>CLAUDE.md</w:t>
+      </w:r>
+      <w:r>
+        <w:rPr>
+          <w:rFonts w:ascii="Sarabun" w:hAnsi="Sarabun" w:cs="Sarabun" w:eastAsia="Sarabun"/>
+          <w:color w:val="1A1E33"/>
+          <w:sz w:val="22"/>
+          <w:szCs w:val="22"/>
+        </w:rPr>
+        <w:t xml:space="preserve"> หัวข้อ PDF): เวอร์ชันเก่าถูกลบ หลักฐานการยอมรับที่ชี้อยู่ ถูกย้ายมาชี้เวอร์ชันที่เหลือ ไม่ถูกลบ ทำได้เพราะระบบยังไม่เปิดใช้จริง — </w:t>
       </w:r>
       <w:r>
         <w:rPr>
@@ -4788,7 +4862,7 @@
           <w:sz w:val="22"/>
           <w:szCs w:val="22"/>
         </w:rPr>
-        <w:t xml:space="preserve"> เวอร์ชันที่หน่วยงานยอมรับคือ หลักฐานว่าเขายอมรับอะไร</w:t>
+        <w:t xml:space="preserve"> เวอร์ชันที่หน่วยงานยอมรับคือหลักฐานว่าเขายอมรับอะไร</w:t>
       </w:r>
     </w:p>
     <w:p>
